--- a/PROJECT MTECH Software Engineering - COMPLETED.docx
+++ b/PROJECT MTECH Software Engineering - COMPLETED.docx
@@ -1771,7 +1771,7 @@
         <w:pageBreakBefore/>
         <w:jc w:val="left"/>
       </w:pPr>
-      <w:bookmarkStart w:id="0" w:name="_Toc231309671"/>
+      <w:bookmarkStart w:id="0" w:name="_Toc231310631"/>
       <w:r>
         <w:lastRenderedPageBreak/>
         <w:t>ABSTRACT</w:t>
@@ -1780,16 +1780,7 @@
     </w:p>
     <w:p>
       <w:r>
-        <w:t>When software breaks in a live e-commerce system, the bill arrives quickly, and a hand-written patch rarely ships fast enough to stop the bleeding. Multi-agent large-language-model (LLM) systems can now write plausible patches on their own, yet they talk their way to a decision and set no limit on how many agents may be confidently wrong before a bad fix is shipped. This project builds and tests BFT-MAS, a Byzantine fault-tolerant multi-agent system that adapts the Practical Byzantine Fault Tolerance (PBFT)</w:t>
-      </w:r>
-      <w:r>
-        <w:t xml:space="preserve"> protocol to a mixed group of LLM repair agents, backed by an isolated execution sandbox and e-commerce integrity checks. A Claude analyzer and a GPT-4o healer propose a fix that four independent, model-diverse validators (Claude-Haiku, GPT-4o-mini, llama3.1:8b and mistral:7b) then vote on under PBFT (n = 3f + 1 = 4, quorum = 3) before a sandbox stage, measured against a single-agent baseline on forty synthetic Python bugs, twenty real bugs from BugsInPy, and a thirty-bug e-commerce suite. The study demonst</w:t>
-      </w:r>
-      <w:r>
-        <w:t>rates the core Byzantine property directly: on an independent-replica realisation, a malicious primary that equivocates makes a naive vote split the honest replicas onto different fixes, while the PBFT quorum certificates preserve agreement and reject forged messages; fault injection and an f = 2 study further show the quorum masks faulty votes up to the 3f + 1 bound. Repair results are reported as preliminary: on the real-world subset the unsafe-fix rate fell directionally from 75% to 50% and the repair ra</w:t>
-      </w:r>
-      <w:r>
-        <w:t>te rose from 25% to 50%, but neither reaches significance (McNemar exact p = 0.125) and the effect rests on a weak run-as-script oracle. The work delivers an open-source prototype, a repeatable harness, and the first empirical study of genuine BFT consensus applied to LLM-driven repair in e-commerce.</w:t>
+        <w:t>When software breaks in a live e-commerce system, the bill arrives quickly, and a hand-written patch rarely ships fast enough to stop the bleeding. Multi-agent large-language-model (LLM) systems can now write plausible patches on their own, yet they talk their way to a decision and set no limit on how many agents may be confidently wrong before a bad fix is shipped. This project builds and tests BFT-MAS, a Byzantine fault-tolerant multi-agent system that adapts the Practical Byzantine Fault Tolerance (PBFT) protocol to a mixed group of LLM repair agents, backed by an isolated execution sandbox and e-commerce integrity checks. A Claude analyzer and a GPT-4o healer propose a fix that four independent, model-diverse validators (Claude-Haiku, GPT-4o-mini, llama3.1:8b and mistral:7b) then vote on under PBFT (n = 3f + 1 = 4, quorum = 3) before a sandbox stage, measured against a single-agent baseline on forty synthetic Python bugs, twenty real bugs from BugsInPy, and a thirty-bug e-commerce suite. The study demonstrates the core Byzantine property directly: on an independent-replica realisation, a malicious primary that equivocates makes a naive vote split the honest replicas onto different fixes, while the PBFT quorum certificates preserve agreement and reject forged messages; fault injection and an f = 2 study further show the quorum masks faulty votes up to the 3f + 1 bound. Repair results are reported as preliminary: on the real-world subset the unsafe-fix rate fell directionally from 75% to 50% and the repair rate rose from 25% to 50%, but neither reaches significance (McNemar exact p = 0.125) and the effect rests on a weak run-as-script oracle. The work delivers an open-source prototype, a repeatable harness, and the first empirical study of genuine BFT consensus applied to LLM-driven repair in e-commerce.</w:t>
       </w:r>
     </w:p>
     <w:p/>
@@ -1814,7 +1805,7 @@
         <w:pageBreakBefore/>
         <w:jc w:val="left"/>
       </w:pPr>
-      <w:bookmarkStart w:id="1" w:name="_Toc231309672"/>
+      <w:bookmarkStart w:id="1" w:name="_Toc231310632"/>
       <w:r>
         <w:lastRenderedPageBreak/>
         <w:t>ACKNOWLEDGEMENTS</w:t>
@@ -1851,7 +1842,7 @@
         <w:pageBreakBefore/>
         <w:jc w:val="left"/>
       </w:pPr>
-      <w:bookmarkStart w:id="2" w:name="_Toc231309673"/>
+      <w:bookmarkStart w:id="2" w:name="_Toc231310633"/>
       <w:r>
         <w:lastRenderedPageBreak/>
         <w:t>TABLE OF CONTENTS</w:t>
@@ -1876,7 +1867,12 @@
           <w:tab w:val="right" w:leader="dot" w:pos="10790"/>
         </w:tabs>
         <w:rPr>
+          <w:rFonts w:asciiTheme="minorHAnsi" w:eastAsiaTheme="minorEastAsia" w:hAnsiTheme="minorHAnsi"/>
           <w:noProof/>
+          <w:kern w:val="2"/>
+          <w:szCs w:val="24"/>
+          <w:lang w:eastAsia="en-ZW"/>
+          <w14:ligatures w14:val="standardContextual"/>
         </w:rPr>
       </w:pPr>
       <w:r>
@@ -1888,7 +1884,7 @@
       <w:r>
         <w:fldChar w:fldCharType="separate"/>
       </w:r>
-      <w:hyperlink w:anchor="_Toc231309671" w:history="1">
+      <w:hyperlink w:anchor="_Toc231310631" w:history="1">
         <w:r>
           <w:rPr>
             <w:rStyle w:val="Hyperlink"/>
@@ -1915,7 +1911,7 @@
             <w:noProof/>
             <w:webHidden/>
           </w:rPr>
-          <w:instrText xml:space="preserve"> PAGEREF _Toc231309671 \h </w:instrText>
+          <w:instrText xml:space="preserve"> PAGEREF _Toc231310631 \h </w:instrText>
         </w:r>
         <w:r>
           <w:rPr>
@@ -1953,10 +1949,15 @@
           <w:tab w:val="right" w:leader="dot" w:pos="10790"/>
         </w:tabs>
         <w:rPr>
+          <w:rFonts w:asciiTheme="minorHAnsi" w:eastAsiaTheme="minorEastAsia" w:hAnsiTheme="minorHAnsi"/>
           <w:noProof/>
+          <w:kern w:val="2"/>
+          <w:szCs w:val="24"/>
+          <w:lang w:eastAsia="en-ZW"/>
+          <w14:ligatures w14:val="standardContextual"/>
         </w:rPr>
       </w:pPr>
-      <w:hyperlink w:anchor="_Toc231309672" w:history="1">
+      <w:hyperlink w:anchor="_Toc231310632" w:history="1">
         <w:r>
           <w:rPr>
             <w:rStyle w:val="Hyperlink"/>
@@ -1983,7 +1984,7 @@
             <w:noProof/>
             <w:webHidden/>
           </w:rPr>
-          <w:instrText xml:space="preserve"> PAGEREF _Toc231309672 \h </w:instrText>
+          <w:instrText xml:space="preserve"> PAGEREF _Toc231310632 \h </w:instrText>
         </w:r>
         <w:r>
           <w:rPr>
@@ -2021,10 +2022,15 @@
           <w:tab w:val="right" w:leader="dot" w:pos="10790"/>
         </w:tabs>
         <w:rPr>
+          <w:rFonts w:asciiTheme="minorHAnsi" w:eastAsiaTheme="minorEastAsia" w:hAnsiTheme="minorHAnsi"/>
           <w:noProof/>
+          <w:kern w:val="2"/>
+          <w:szCs w:val="24"/>
+          <w:lang w:eastAsia="en-ZW"/>
+          <w14:ligatures w14:val="standardContextual"/>
         </w:rPr>
       </w:pPr>
-      <w:hyperlink w:anchor="_Toc231309673" w:history="1">
+      <w:hyperlink w:anchor="_Toc231310633" w:history="1">
         <w:r>
           <w:rPr>
             <w:rStyle w:val="Hyperlink"/>
@@ -2051,7 +2057,7 @@
             <w:noProof/>
             <w:webHidden/>
           </w:rPr>
-          <w:instrText xml:space="preserve"> PAGEREF _Toc231309673 \h </w:instrText>
+          <w:instrText xml:space="preserve"> PAGEREF _Toc231310633 \h </w:instrText>
         </w:r>
         <w:r>
           <w:rPr>
@@ -2089,10 +2095,15 @@
           <w:tab w:val="right" w:leader="dot" w:pos="10790"/>
         </w:tabs>
         <w:rPr>
+          <w:rFonts w:asciiTheme="minorHAnsi" w:eastAsiaTheme="minorEastAsia" w:hAnsiTheme="minorHAnsi"/>
           <w:noProof/>
+          <w:kern w:val="2"/>
+          <w:szCs w:val="24"/>
+          <w:lang w:eastAsia="en-ZW"/>
+          <w14:ligatures w14:val="standardContextual"/>
         </w:rPr>
       </w:pPr>
-      <w:hyperlink w:anchor="_Toc231309674" w:history="1">
+      <w:hyperlink w:anchor="_Toc231310634" w:history="1">
         <w:r>
           <w:rPr>
             <w:rStyle w:val="Hyperlink"/>
@@ -2119,7 +2130,7 @@
             <w:noProof/>
             <w:webHidden/>
           </w:rPr>
-          <w:instrText xml:space="preserve"> PAGEREF _Toc231309674 \h </w:instrText>
+          <w:instrText xml:space="preserve"> PAGEREF _Toc231310634 \h </w:instrText>
         </w:r>
         <w:r>
           <w:rPr>
@@ -2157,10 +2168,15 @@
           <w:tab w:val="right" w:leader="dot" w:pos="10790"/>
         </w:tabs>
         <w:rPr>
+          <w:rFonts w:asciiTheme="minorHAnsi" w:eastAsiaTheme="minorEastAsia" w:hAnsiTheme="minorHAnsi"/>
           <w:noProof/>
+          <w:kern w:val="2"/>
+          <w:szCs w:val="24"/>
+          <w:lang w:eastAsia="en-ZW"/>
+          <w14:ligatures w14:val="standardContextual"/>
         </w:rPr>
       </w:pPr>
-      <w:hyperlink w:anchor="_Toc231309675" w:history="1">
+      <w:hyperlink w:anchor="_Toc231310635" w:history="1">
         <w:r>
           <w:rPr>
             <w:rStyle w:val="Hyperlink"/>
@@ -2187,7 +2203,7 @@
             <w:noProof/>
             <w:webHidden/>
           </w:rPr>
-          <w:instrText xml:space="preserve"> PAGEREF _Toc231309675 \h </w:instrText>
+          <w:instrText xml:space="preserve"> PAGEREF _Toc231310635 \h </w:instrText>
         </w:r>
         <w:r>
           <w:rPr>
@@ -2225,10 +2241,15 @@
           <w:tab w:val="right" w:leader="dot" w:pos="10790"/>
         </w:tabs>
         <w:rPr>
+          <w:rFonts w:asciiTheme="minorHAnsi" w:eastAsiaTheme="minorEastAsia" w:hAnsiTheme="minorHAnsi"/>
           <w:noProof/>
+          <w:kern w:val="2"/>
+          <w:szCs w:val="24"/>
+          <w:lang w:eastAsia="en-ZW"/>
+          <w14:ligatures w14:val="standardContextual"/>
         </w:rPr>
       </w:pPr>
-      <w:hyperlink w:anchor="_Toc231309676" w:history="1">
+      <w:hyperlink w:anchor="_Toc231310636" w:history="1">
         <w:r>
           <w:rPr>
             <w:rStyle w:val="Hyperlink"/>
@@ -2255,7 +2276,7 @@
             <w:noProof/>
             <w:webHidden/>
           </w:rPr>
-          <w:instrText xml:space="preserve"> PAGEREF _Toc231309676 \h </w:instrText>
+          <w:instrText xml:space="preserve"> PAGEREF _Toc231310636 \h </w:instrText>
         </w:r>
         <w:r>
           <w:rPr>
@@ -2293,10 +2314,15 @@
           <w:tab w:val="right" w:leader="dot" w:pos="10790"/>
         </w:tabs>
         <w:rPr>
+          <w:rFonts w:asciiTheme="minorHAnsi" w:eastAsiaTheme="minorEastAsia" w:hAnsiTheme="minorHAnsi"/>
           <w:noProof/>
+          <w:kern w:val="2"/>
+          <w:szCs w:val="24"/>
+          <w:lang w:eastAsia="en-ZW"/>
+          <w14:ligatures w14:val="standardContextual"/>
         </w:rPr>
       </w:pPr>
-      <w:hyperlink w:anchor="_Toc231309677" w:history="1">
+      <w:hyperlink w:anchor="_Toc231310637" w:history="1">
         <w:r>
           <w:rPr>
             <w:rStyle w:val="Hyperlink"/>
@@ -2323,7 +2349,7 @@
             <w:noProof/>
             <w:webHidden/>
           </w:rPr>
-          <w:instrText xml:space="preserve"> PAGEREF _Toc231309677 \h </w:instrText>
+          <w:instrText xml:space="preserve"> PAGEREF _Toc231310637 \h </w:instrText>
         </w:r>
         <w:r>
           <w:rPr>
@@ -2361,10 +2387,15 @@
           <w:tab w:val="right" w:leader="dot" w:pos="10790"/>
         </w:tabs>
         <w:rPr>
+          <w:rFonts w:asciiTheme="minorHAnsi" w:eastAsiaTheme="minorEastAsia" w:hAnsiTheme="minorHAnsi"/>
           <w:noProof/>
+          <w:kern w:val="2"/>
+          <w:szCs w:val="24"/>
+          <w:lang w:eastAsia="en-ZW"/>
+          <w14:ligatures w14:val="standardContextual"/>
         </w:rPr>
       </w:pPr>
-      <w:hyperlink w:anchor="_Toc231309678" w:history="1">
+      <w:hyperlink w:anchor="_Toc231310638" w:history="1">
         <w:r>
           <w:rPr>
             <w:rStyle w:val="Hyperlink"/>
@@ -2391,7 +2422,7 @@
             <w:noProof/>
             <w:webHidden/>
           </w:rPr>
-          <w:instrText xml:space="preserve"> PAGEREF _Toc231309678 \h </w:instrText>
+          <w:instrText xml:space="preserve"> PAGEREF _Toc231310638 \h </w:instrText>
         </w:r>
         <w:r>
           <w:rPr>
@@ -2429,10 +2460,15 @@
           <w:tab w:val="right" w:leader="dot" w:pos="10790"/>
         </w:tabs>
         <w:rPr>
+          <w:rFonts w:asciiTheme="minorHAnsi" w:eastAsiaTheme="minorEastAsia" w:hAnsiTheme="minorHAnsi"/>
           <w:noProof/>
+          <w:kern w:val="2"/>
+          <w:szCs w:val="24"/>
+          <w:lang w:eastAsia="en-ZW"/>
+          <w14:ligatures w14:val="standardContextual"/>
         </w:rPr>
       </w:pPr>
-      <w:hyperlink w:anchor="_Toc231309679" w:history="1">
+      <w:hyperlink w:anchor="_Toc231310639" w:history="1">
         <w:r>
           <w:rPr>
             <w:rStyle w:val="Hyperlink"/>
@@ -2459,7 +2495,7 @@
             <w:noProof/>
             <w:webHidden/>
           </w:rPr>
-          <w:instrText xml:space="preserve"> PAGEREF _Toc231309679 \h </w:instrText>
+          <w:instrText xml:space="preserve"> PAGEREF _Toc231310639 \h </w:instrText>
         </w:r>
         <w:r>
           <w:rPr>
@@ -2497,10 +2533,15 @@
           <w:tab w:val="right" w:leader="dot" w:pos="10790"/>
         </w:tabs>
         <w:rPr>
+          <w:rFonts w:asciiTheme="minorHAnsi" w:eastAsiaTheme="minorEastAsia" w:hAnsiTheme="minorHAnsi"/>
           <w:noProof/>
+          <w:kern w:val="2"/>
+          <w:szCs w:val="24"/>
+          <w:lang w:eastAsia="en-ZW"/>
+          <w14:ligatures w14:val="standardContextual"/>
         </w:rPr>
       </w:pPr>
-      <w:hyperlink w:anchor="_Toc231309680" w:history="1">
+      <w:hyperlink w:anchor="_Toc231310640" w:history="1">
         <w:r>
           <w:rPr>
             <w:rStyle w:val="Hyperlink"/>
@@ -2527,7 +2568,7 @@
             <w:noProof/>
             <w:webHidden/>
           </w:rPr>
-          <w:instrText xml:space="preserve"> PAGEREF _Toc231309680 \h </w:instrText>
+          <w:instrText xml:space="preserve"> PAGEREF _Toc231310640 \h </w:instrText>
         </w:r>
         <w:r>
           <w:rPr>
@@ -2565,10 +2606,15 @@
           <w:tab w:val="right" w:leader="dot" w:pos="10790"/>
         </w:tabs>
         <w:rPr>
+          <w:rFonts w:asciiTheme="minorHAnsi" w:eastAsiaTheme="minorEastAsia" w:hAnsiTheme="minorHAnsi"/>
           <w:noProof/>
+          <w:kern w:val="2"/>
+          <w:szCs w:val="24"/>
+          <w:lang w:eastAsia="en-ZW"/>
+          <w14:ligatures w14:val="standardContextual"/>
         </w:rPr>
       </w:pPr>
-      <w:hyperlink w:anchor="_Toc231309681" w:history="1">
+      <w:hyperlink w:anchor="_Toc231310641" w:history="1">
         <w:r>
           <w:rPr>
             <w:rStyle w:val="Hyperlink"/>
@@ -2595,7 +2641,7 @@
             <w:noProof/>
             <w:webHidden/>
           </w:rPr>
-          <w:instrText xml:space="preserve"> PAGEREF _Toc231309681 \h </w:instrText>
+          <w:instrText xml:space="preserve"> PAGEREF _Toc231310641 \h </w:instrText>
         </w:r>
         <w:r>
           <w:rPr>
@@ -2633,10 +2679,15 @@
           <w:tab w:val="right" w:leader="dot" w:pos="10790"/>
         </w:tabs>
         <w:rPr>
+          <w:rFonts w:asciiTheme="minorHAnsi" w:eastAsiaTheme="minorEastAsia" w:hAnsiTheme="minorHAnsi"/>
           <w:noProof/>
+          <w:kern w:val="2"/>
+          <w:szCs w:val="24"/>
+          <w:lang w:eastAsia="en-ZW"/>
+          <w14:ligatures w14:val="standardContextual"/>
         </w:rPr>
       </w:pPr>
-      <w:hyperlink w:anchor="_Toc231309682" w:history="1">
+      <w:hyperlink w:anchor="_Toc231310642" w:history="1">
         <w:r>
           <w:rPr>
             <w:rStyle w:val="Hyperlink"/>
@@ -2663,7 +2714,7 @@
             <w:noProof/>
             <w:webHidden/>
           </w:rPr>
-          <w:instrText xml:space="preserve"> PAGEREF _Toc231309682 \h </w:instrText>
+          <w:instrText xml:space="preserve"> PAGEREF _Toc231310642 \h </w:instrText>
         </w:r>
         <w:r>
           <w:rPr>
@@ -2701,10 +2752,15 @@
           <w:tab w:val="right" w:leader="dot" w:pos="10790"/>
         </w:tabs>
         <w:rPr>
+          <w:rFonts w:asciiTheme="minorHAnsi" w:eastAsiaTheme="minorEastAsia" w:hAnsiTheme="minorHAnsi"/>
           <w:noProof/>
+          <w:kern w:val="2"/>
+          <w:szCs w:val="24"/>
+          <w:lang w:eastAsia="en-ZW"/>
+          <w14:ligatures w14:val="standardContextual"/>
         </w:rPr>
       </w:pPr>
-      <w:hyperlink w:anchor="_Toc231309683" w:history="1">
+      <w:hyperlink w:anchor="_Toc231310643" w:history="1">
         <w:r>
           <w:rPr>
             <w:rStyle w:val="Hyperlink"/>
@@ -2731,7 +2787,7 @@
             <w:noProof/>
             <w:webHidden/>
           </w:rPr>
-          <w:instrText xml:space="preserve"> PAGEREF _Toc231309683 \h </w:instrText>
+          <w:instrText xml:space="preserve"> PAGEREF _Toc231310643 \h </w:instrText>
         </w:r>
         <w:r>
           <w:rPr>
@@ -2769,10 +2825,15 @@
           <w:tab w:val="right" w:leader="dot" w:pos="10790"/>
         </w:tabs>
         <w:rPr>
+          <w:rFonts w:asciiTheme="minorHAnsi" w:eastAsiaTheme="minorEastAsia" w:hAnsiTheme="minorHAnsi"/>
           <w:noProof/>
+          <w:kern w:val="2"/>
+          <w:szCs w:val="24"/>
+          <w:lang w:eastAsia="en-ZW"/>
+          <w14:ligatures w14:val="standardContextual"/>
         </w:rPr>
       </w:pPr>
-      <w:hyperlink w:anchor="_Toc231309684" w:history="1">
+      <w:hyperlink w:anchor="_Toc231310644" w:history="1">
         <w:r>
           <w:rPr>
             <w:rStyle w:val="Hyperlink"/>
@@ -2799,7 +2860,7 @@
             <w:noProof/>
             <w:webHidden/>
           </w:rPr>
-          <w:instrText xml:space="preserve"> PAGEREF _Toc231309684 \h </w:instrText>
+          <w:instrText xml:space="preserve"> PAGEREF _Toc231310644 \h </w:instrText>
         </w:r>
         <w:r>
           <w:rPr>
@@ -2837,10 +2898,15 @@
           <w:tab w:val="right" w:leader="dot" w:pos="10790"/>
         </w:tabs>
         <w:rPr>
+          <w:rFonts w:asciiTheme="minorHAnsi" w:eastAsiaTheme="minorEastAsia" w:hAnsiTheme="minorHAnsi"/>
           <w:noProof/>
+          <w:kern w:val="2"/>
+          <w:szCs w:val="24"/>
+          <w:lang w:eastAsia="en-ZW"/>
+          <w14:ligatures w14:val="standardContextual"/>
         </w:rPr>
       </w:pPr>
-      <w:hyperlink w:anchor="_Toc231309685" w:history="1">
+      <w:hyperlink w:anchor="_Toc231310645" w:history="1">
         <w:r>
           <w:rPr>
             <w:rStyle w:val="Hyperlink"/>
@@ -2867,7 +2933,7 @@
             <w:noProof/>
             <w:webHidden/>
           </w:rPr>
-          <w:instrText xml:space="preserve"> PAGEREF _Toc231309685 \h </w:instrText>
+          <w:instrText xml:space="preserve"> PAGEREF _Toc231310645 \h </w:instrText>
         </w:r>
         <w:r>
           <w:rPr>
@@ -2905,10 +2971,15 @@
           <w:tab w:val="right" w:leader="dot" w:pos="10790"/>
         </w:tabs>
         <w:rPr>
+          <w:rFonts w:asciiTheme="minorHAnsi" w:eastAsiaTheme="minorEastAsia" w:hAnsiTheme="minorHAnsi"/>
           <w:noProof/>
+          <w:kern w:val="2"/>
+          <w:szCs w:val="24"/>
+          <w:lang w:eastAsia="en-ZW"/>
+          <w14:ligatures w14:val="standardContextual"/>
         </w:rPr>
       </w:pPr>
-      <w:hyperlink w:anchor="_Toc231309686" w:history="1">
+      <w:hyperlink w:anchor="_Toc231310646" w:history="1">
         <w:r>
           <w:rPr>
             <w:rStyle w:val="Hyperlink"/>
@@ -2935,7 +3006,7 @@
             <w:noProof/>
             <w:webHidden/>
           </w:rPr>
-          <w:instrText xml:space="preserve"> PAGEREF _Toc231309686 \h </w:instrText>
+          <w:instrText xml:space="preserve"> PAGEREF _Toc231310646 \h </w:instrText>
         </w:r>
         <w:r>
           <w:rPr>
@@ -2973,10 +3044,15 @@
           <w:tab w:val="right" w:leader="dot" w:pos="10790"/>
         </w:tabs>
         <w:rPr>
+          <w:rFonts w:asciiTheme="minorHAnsi" w:eastAsiaTheme="minorEastAsia" w:hAnsiTheme="minorHAnsi"/>
           <w:noProof/>
+          <w:kern w:val="2"/>
+          <w:szCs w:val="24"/>
+          <w:lang w:eastAsia="en-ZW"/>
+          <w14:ligatures w14:val="standardContextual"/>
         </w:rPr>
       </w:pPr>
-      <w:hyperlink w:anchor="_Toc231309687" w:history="1">
+      <w:hyperlink w:anchor="_Toc231310647" w:history="1">
         <w:r>
           <w:rPr>
             <w:rStyle w:val="Hyperlink"/>
@@ -3003,7 +3079,7 @@
             <w:noProof/>
             <w:webHidden/>
           </w:rPr>
-          <w:instrText xml:space="preserve"> PAGEREF _Toc231309687 \h </w:instrText>
+          <w:instrText xml:space="preserve"> PAGEREF _Toc231310647 \h </w:instrText>
         </w:r>
         <w:r>
           <w:rPr>
@@ -3045,7 +3121,7 @@
         <w:pageBreakBefore/>
         <w:jc w:val="left"/>
       </w:pPr>
-      <w:bookmarkStart w:id="3" w:name="_Toc231309674"/>
+      <w:bookmarkStart w:id="3" w:name="_Toc231310634"/>
       <w:r>
         <w:lastRenderedPageBreak/>
         <w:t>CHAPTER 1: INTRODUCTION AND BACKGROUND TO THE STUDY</w:t>
@@ -3068,13 +3144,7 @@
         <w:rPr>
           <w:rFonts w:cs="Times New Roman"/>
         </w:rPr>
-        <w:t>Almost everything about modern commerce now runs on software. Retail front-ends, payment gateways, inventory services and order-management systems stay up around the clock, and the correctness of their code feeds straight into customer trust, revenue and reputation. Let a defect slip into production and the damage shows up at once: a shopper is charged twice, a stock count slides below zero, a refund sails past its cap, or an order is confirmed while the payment is still pending. The Consortium for Informat</w:t>
-      </w:r>
-      <w:r>
-        <w:rPr>
-          <w:rFonts w:cs="Times New Roman"/>
-        </w:rPr>
-        <w:t>ion and Software Quality (CISQ, 2024) puts the cost of critical production failures at roughly one million United States dollars an hour for large firms, and as much as five million an hour for busy retailers during peak trading. How quickly, and how safely, a defect can be found and fixed is therefore not a back-office nicety; for an online business it is close to a survival metric.</w:t>
+        <w:t>Almost everything about modern commerce now runs on software. Retail front-ends, payment gateways, inventory services and order-management systems stay up around the clock, and the correctness of their code feeds straight into customer trust, revenue and reputation. Let a defect slip into production and the damage shows up at once: a shopper is charged twice, a stock count slides below zero, a refund sails past its cap, or an order is confirmed while the payment is still pending. The Consortium for Information and Software Quality (CISQ, 2024) puts the cost of critical production failures at roughly one million United States dollars an hour for large firms, and as much as five million an hour for busy retailers during peak trading. How quickly, and how safely, a defect can be found and fixed is therefore not a back-office nicety; for an online business it is close to a survival metric.</w:t>
       </w:r>
     </w:p>
     <w:p>
@@ -3082,13 +3152,7 @@
         <w:rPr>
           <w:rFonts w:cs="Times New Roman"/>
         </w:rPr>
-        <w:t>For most of software engineering's history, that find-and-fix loop has been human work. Someone is paged, reproduces the failure, reasons out the cause, writes a patch, tests it and ships it. Every one of those steps costs time, and in e-commerce time is money. Automated program repair (APR) grew up to shorten the loop by proposing fixes automatically. The first APR tools searched over program mutations or solved constraints to synthesise a patch; newer ones lean on the code-writing ability of large languag</w:t>
-      </w:r>
-      <w:r>
-        <w:rPr>
-          <w:rFonts w:cs="Times New Roman"/>
-        </w:rPr>
-        <w:t>e models (LLMs), which produce fixes that are often plausible and sometimes right. Alongside this, capable LLMs have spawned multi-agent systems, where several model-backed agents split a software task between them, one analysing, one writing, one reviewing, in a rough imitation of a human team.</w:t>
+        <w:t>For most of software engineering's history, that find-and-fix loop has been human work. Someone is paged, reproduces the failure, reasons out the cause, writes a patch, tests it and ships it. Every one of those steps costs time, and in e-commerce time is money. Automated program repair (APR) grew up to shorten the loop by proposing fixes automatically. The first APR tools searched over program mutations or solved constraints to synthesise a patch; newer ones lean on the code-writing ability of large language models (LLMs), which produce fixes that are often plausible and sometimes right. Alongside this, capable LLMs have spawned multi-agent systems, where several model-backed agents split a software task between them, one analysing, one writing, one reviewing, in a rough imitation of a human team.</w:t>
       </w:r>
     </w:p>
     <w:p>
@@ -3096,19 +3160,7 @@
         <w:rPr>
           <w:rFonts w:cs="Times New Roman"/>
         </w:rPr>
-        <w:t>This project lives where three of those developments meet: Byzantine fault tolerance, multi-agent LLM systems and automated program repair. The motivation is one stubborn observation. Today's multi-agent LLM frameworks let their agents talk their way to a decision. There is no formal idea of agreement, and nothing caps how many agents can be confidently wrong before the group ships a bad fix. When one bad patch can scramble a payment ledger or oversell stock, that missing guarantee is a real problem. Distri</w:t>
-      </w:r>
-      <w:r>
-        <w:rPr>
-          <w:rFonts w:cs="Times New Roman"/>
-        </w:rPr>
-        <w:t>buted-systems researchers cracked a very similar problem decades ago with Byzantine fault tolerance, a family of protocols that still reach a correct collective decision even when some bounded number of participants misbehave in arbitrary ways. The question this project takes up is whether that guarantee can be carried over to a population of non-deterministic LLM agents doing repair, and what is won and lost in the process. The rest of this chapter sets out the background, states the problem and why it mat</w:t>
-      </w:r>
-      <w:r>
-        <w:rPr>
-          <w:rFonts w:cs="Times New Roman"/>
-        </w:rPr>
-        <w:t>ters, lists the objectives and research questions, fixes the scope, defines the key terms, and ends with a map of the report.</w:t>
+        <w:t>This project lives where three of those developments meet: Byzantine fault tolerance, multi-agent LLM systems and automated program repair. The motivation is one stubborn observation. Today's multi-agent LLM frameworks let their agents talk their way to a decision. There is no formal idea of agreement, and nothing caps how many agents can be confidently wrong before the group ships a bad fix. When one bad patch can scramble a payment ledger or oversell stock, that missing guarantee is a real problem. Distributed-systems researchers cracked a very similar problem decades ago with Byzantine fault tolerance, a family of protocols that still reach a correct collective decision even when some bounded number of participants misbehave in arbitrary ways. The question this project takes up is whether that guarantee can be carried over to a population of non-deterministic LLM agents doing repair, and what is won and lost in the process. The rest of this chapter sets out the background, states the problem and why it matters, lists the objectives and research questions, fixes the scope, defines the key terms, and ends with a map of the report.</w:t>
       </w:r>
     </w:p>
     <w:p>
@@ -3128,13 +3180,7 @@
         <w:rPr>
           <w:rFonts w:cs="Times New Roman"/>
         </w:rPr>
-        <w:t>The theoretical bedrock here is the Byzantine Generals Problem, set out by Lamport, Shostak and Pease in 1982. They showed that to reach agreement when f participants may fail arbitrarily, including by feeding different lies to different peers, a system needs at least n = 3f + 1 participants in total. Tolerating one arbitrarily faulty participant thus takes four; tolerating two takes seven; and so on. That 3f + 1 floor is the skeleton of every fault-tolerant consensus protocol since. A second classic result</w:t>
-      </w:r>
-      <w:r>
-        <w:rPr>
-          <w:rFonts w:cs="Times New Roman"/>
-        </w:rPr>
-        <w:t xml:space="preserve"> tempers the first: the impossibility theorem of Fischer, Lynch and Paterson (1985) proves that in a fully asynchronous network, no deterministic protocol can promise both safety and progress in the face of even a single crash. This is why every practical protocol leans on some extra assumption about timing, randomness or trusted hardware.</w:t>
+        <w:t>The theoretical bedrock here is the Byzantine Generals Problem, set out by Lamport, Shostak and Pease in 1982. They showed that to reach agreement when f participants may fail arbitrarily, including by feeding different lies to different peers, a system needs at least n = 3f + 1 participants in total. Tolerating one arbitrarily faulty participant thus takes four; tolerating two takes seven; and so on. That 3f + 1 floor is the skeleton of every fault-tolerant consensus protocol since. A second classic result tempers the first: the impossibility theorem of Fischer, Lynch and Paterson (1985) proves that in a fully asynchronous network, no deterministic protocol can promise both safety and progress in the face of even a single crash. This is why every practical protocol leans on some extra assumption about timing, randomness or trusted hardware.</w:t>
       </w:r>
     </w:p>
     <w:p>
@@ -3142,13 +3188,7 @@
         <w:rPr>
           <w:rFonts w:cs="Times New Roman"/>
         </w:rPr>
-        <w:t>Castro and Liskov (1999) turned the theory into something usable with the Practical Byzantine Fault Tolerance protocol, or PBFT. It agrees in three message rounds, pre-prepare, prepare and commit, and was the first protocol lean enough to run a real replicated service, adding only a few per cent of overhead to a networked file system. PBFT is still the reference point, and later protocols, Zyzzyva, BFT-SMaRt, RBFT, Aardvark, HotStuff and SBFT among them, mostly sharpen its speed or its resilience. All of th</w:t>
-      </w:r>
-      <w:r>
-        <w:rPr>
-          <w:rFonts w:cs="Times New Roman"/>
-        </w:rPr>
-        <w:t>em, though, lean on one assumption: the replicas are deterministic. Feed two correct replicas the same input and they return byte-for-byte the same output, so any disagreement is, by itself, proof of a fault. That is what makes a vote mean something in the classical world.</w:t>
+        <w:t>Castro and Liskov (1999) turned the theory into something usable with the Practical Byzantine Fault Tolerance protocol, or PBFT. It agrees in three message rounds, pre-prepare, prepare and commit, and was the first protocol lean enough to run a real replicated service, adding only a few per cent of overhead to a networked file system. PBFT is still the reference point, and later protocols, Zyzzyva, BFT-SMaRt, RBFT, Aardvark, HotStuff and SBFT among them, mostly sharpen its speed or its resilience. All of them, though, lean on one assumption: the replicas are deterministic. Feed two correct replicas the same input and they return byte-for-byte the same output, so any disagreement is, by itself, proof of a fault. That is what makes a vote mean something in the classical world.</w:t>
       </w:r>
     </w:p>
     <w:p>
@@ -3156,13 +3196,7 @@
         <w:rPr>
           <w:rFonts w:cs="Times New Roman"/>
         </w:rPr>
-        <w:t>The second thread is the fast rise of multi-agent LLM systems. Frameworks like ChatDev (Qian et al., 2024), MetaGPT (Hong et al., 2024), AutoGen (Wu et al., 2024) and CAMEL (Li et al., 2023) wire several LLM-backed agents into teams that chase software tasks by passing natural-language messages around. They are genuinely capable, but their coordination is social, not formal: roles, peer review and discussion stand in for any guaranteed agreement rule. And there is a catch. LLM agents are stochastic; they sa</w:t>
-      </w:r>
-      <w:r>
-        <w:rPr>
-          <w:rFonts w:cs="Times New Roman"/>
-        </w:rPr>
-        <w:t>mple their outputs with a dash of randomness, so two equally good agents can hand back different yet equivalent fixes for the same bug. That single fact breaks the old equation of correctness with identical output, and it makes a straight transfer of Byzantine consensus to the LLM world far from obvious.</w:t>
+        <w:t>The second thread is the fast rise of multi-agent LLM systems. Frameworks like ChatDev (Qian et al., 2024), MetaGPT (Hong et al., 2024), AutoGen (Wu et al., 2024) and CAMEL (Li et al., 2023) wire several LLM-backed agents into teams that chase software tasks by passing natural-language messages around. They are genuinely capable, but their coordination is social, not formal: roles, peer review and discussion stand in for any guaranteed agreement rule. And there is a catch. LLM agents are stochastic; they sample their outputs with a dash of randomness, so two equally good agents can hand back different yet equivalent fixes for the same bug. That single fact breaks the old equation of correctness with identical output, and it makes a straight transfer of Byzantine consensus to the LLM world far from obvious.</w:t>
       </w:r>
     </w:p>
     <w:p>
@@ -3170,13 +3204,7 @@
         <w:rPr>
           <w:rFonts w:cs="Times New Roman"/>
         </w:rPr>
-        <w:t>The third thread is automated program repair. It moved from search-based mutation, GenProg (Le Goues et al., 2012) being the classic case, through constraint-based synthesis such as SemFix (Nguyen et al., 2013) and Angelix (Mechtaev et al., 2016), to LLM-driven methods that treat a fix as code completion (Chen et al., 2021; Xia and Zhang, 2022). One weakness shadows the whole field: the plausibility-correctness gap that Smith et al. (2015) pinned down, where a patch passes the available tests yet is still w</w:t>
-      </w:r>
-      <w:r>
-        <w:rPr>
-          <w:rFonts w:cs="Times New Roman"/>
-        </w:rPr>
-        <w:t xml:space="preserve">rong. In their numbers, just two of fifty-five generated patches that passed the failing test held up on held-out tests. That precise failure, a confident patch that is quietly incorrect, is exactly what a diverse group of agents voting together, with an independent execution check behind them, ought to be able to catch. The meeting of these three threads, the safety of Byzantine </w:t>
+        <w:t xml:space="preserve">The third thread is automated program repair. It moved from search-based mutation, GenProg (Le Goues et al., 2012) being the classic case, through constraint-based synthesis such as SemFix (Nguyen et al., 2013) and Angelix (Mechtaev et al., 2016), to LLM-driven methods that treat a fix as code completion (Chen et al., 2021; Xia and Zhang, 2022). One weakness shadows the whole field: the plausibility-correctness gap that Smith et al. (2015) pinned down, where a patch passes the available tests yet is still wrong. In their numbers, just two of fifty-five generated patches that passed the failing test held up on held-out tests. That precise failure, a confident patch that is quietly incorrect, is exactly what a diverse group of agents voting together, with an independent execution check behind them, ought to be able to catch. The meeting of these three threads, the safety of Byzantine </w:t>
       </w:r>
       <w:r>
         <w:rPr>
@@ -3202,13 +3230,7 @@
         <w:rPr>
           <w:rFonts w:cs="Times New Roman"/>
         </w:rPr>
-        <w:t>LLM-driven repair has become good enough that one can seriously imagine letting it fix defects in live e-commerce systems with little human oversight. The trouble is that the multi-agent frameworks driving these models hand back no formal safety guarantee. They reach decisions by conversation, set no limit on how many agents may be confidently wrong, never report their own false-positive rate, and do nothing to protect against an agent that goes rogue, whether through a model failure, a prompt-injection att</w:t>
-      </w:r>
-      <w:r>
-        <w:rPr>
-          <w:rFonts w:cs="Times New Roman"/>
-        </w:rPr>
-        <w:t>ack or a plain hallucination. In a domain this unforgiving, one confident but wrong fix, accepted and deployed, can break a payment, inventory or refund invariant and cost real money.</w:t>
+        <w:t>LLM-driven repair has become good enough that one can seriously imagine letting it fix defects in live e-commerce systems with little human oversight. The trouble is that the multi-agent frameworks driving these models hand back no formal safety guarantee. They reach decisions by conversation, set no limit on how many agents may be confidently wrong, never report their own false-positive rate, and do nothing to protect against an agent that goes rogue, whether through a model failure, a prompt-injection attack or a plain hallucination. In a domain this unforgiving, one confident but wrong fix, accepted and deployed, can break a payment, inventory or refund invariant and cost real money.</w:t>
       </w:r>
     </w:p>
     <w:p>
@@ -3216,13 +3238,7 @@
         <w:rPr>
           <w:rFonts w:cs="Times New Roman"/>
         </w:rPr>
-        <w:t xml:space="preserve">Distributed systems already has a mature answer to arbitrary failure in Byzantine fault-tolerant consensus, but every classical protocol assumes deterministic replicas and has never been adapted to, let alone tested on, a population of non-deterministic LLM agents. So there is no published system that brings formal consensus to LLM-driven repair, no evidence on whether such consensus actually cuts unsafe fixes, no evaluation aimed at e-commerce, and no measurement of whether a mixed agent population really </w:t>
-      </w:r>
-      <w:r>
-        <w:rPr>
-          <w:rFonts w:cs="Times New Roman"/>
-        </w:rPr>
-        <w:t>produces the decorrelated failures that consensus banks on. The gap this project fills is the lack of a formally grounded, empirically tested way to keep multi-agent LLM repair safe in production e-commerce systems.</w:t>
+        <w:t>Distributed systems already has a mature answer to arbitrary failure in Byzantine fault-tolerant consensus, but every classical protocol assumes deterministic replicas and has never been adapted to, let alone tested on, a population of non-deterministic LLM agents. So there is no published system that brings formal consensus to LLM-driven repair, no evidence on whether such consensus actually cuts unsafe fixes, no evaluation aimed at e-commerce, and no measurement of whether a mixed agent population really produces the decorrelated failures that consensus banks on. The gap this project fills is the lack of a formally grounded, empirically tested way to keep multi-agent LLM repair safe in production e-commerce systems.</w:t>
       </w:r>
     </w:p>
     <w:p>
@@ -3241,13 +3257,7 @@
         <w:rPr>
           <w:rFonts w:cs="Times New Roman"/>
         </w:rPr>
-        <w:t>The case for this work is partly economic and partly scientific. On the economics, the cost of unsafe automated repair in e-commerce is lopsided: a fix that is quick but wrong can hurt far more than one that is a little slower but right, because a bad change to payment or inventory logic can corrupt financial state without anyone noticing. So a mechanism that buys the elimination of unsafe fixes for a modest latency increase pays for itself wherever each repair is a high-stakes commit. On the CISQ (2024) fi</w:t>
-      </w:r>
-      <w:r>
-        <w:rPr>
-          <w:rFonts w:cs="Times New Roman"/>
-        </w:rPr>
-        <w:t>gures, even a small drop in the rate of unsafe fixes reaching production adds up to large avoided losses across many high-value repairs.</w:t>
+        <w:t>The case for this work is partly economic and partly scientific. On the economics, the cost of unsafe automated repair in e-commerce is lopsided: a fix that is quick but wrong can hurt far more than one that is a little slower but right, because a bad change to payment or inventory logic can corrupt financial state without anyone noticing. So a mechanism that buys the elimination of unsafe fixes for a modest latency increase pays for itself wherever each repair is a high-stakes commit. On the CISQ (2024) figures, even a small drop in the rate of unsafe fixes reaching production adds up to large avoided losses across many high-value repairs.</w:t>
       </w:r>
     </w:p>
     <w:p>
@@ -3255,13 +3265,7 @@
         <w:rPr>
           <w:rFonts w:cs="Times New Roman"/>
         </w:rPr>
-        <w:t>On the science, the project closes a specific gap between two mature literatures that had barely spoken to each other. As far as I am aware, it is the first study to run a classical PBFT protocol over a mixed population of LLM agents, to report an empirical safety-violation rate for such a system, to bake e-commerce-specific invariants into the repair loop, and to measure agent-diversity decorrelation directly instead of taking it on faith. A working prototype, a repeatable benchmark and a statistical compa</w:t>
-      </w:r>
-      <w:r>
-        <w:rPr>
-          <w:rFonts w:cs="Times New Roman"/>
-        </w:rPr>
-        <w:t xml:space="preserve">rison against a single-agent baseline give the field hard evidence where there had been only architectural argument. Reporting the costs as plainly as the benefits, the </w:t>
+        <w:t xml:space="preserve">On the science, the project closes a specific gap between two mature literatures that had barely spoken to each other. As far as I am aware, it is the first study to run a classical PBFT protocol over a mixed population of LLM agents, to report an empirical safety-violation rate for such a system, to bake e-commerce-specific invariants into the repair loop, and to measure agent-diversity decorrelation directly instead of taking it on faith. A working prototype, a repeatable benchmark and a statistical comparison against a single-agent baseline give the field hard evidence where there had been only architectural argument. Reporting the costs as plainly as the benefits, the </w:t>
       </w:r>
       <w:r>
         <w:rPr>
@@ -3488,13 +3492,7 @@
         <w:rPr>
           <w:rFonts w:cs="Times New Roman"/>
         </w:rPr>
-        <w:t>The scope is drawn tightly on purpose, so that every claim can be backed by evidence. The system targets Python, because the validators' static checks are language-specific; carrying the design to other languages such as Java is left for later. Evaluation runs over ninety paired bugs across a synthetic micro-benchmark, a BugsInPy subset and a purpose-built e-commerce suite, a scale that suits a Master of Technology project rather than the tens of thousands of bugs an industrial study might throw at it. Of t</w:t>
-      </w:r>
-      <w:r>
-        <w:rPr>
-          <w:rFonts w:cs="Times New Roman"/>
-        </w:rPr>
-        <w:t>he four design extensions in the full proposal, three are built and tested in full; the fourth, a semantic-equivalence consensus quorum, stays at the classical byte-equal level, with its theory deferred to later work. A live, multi-month production deployment is likewise out of scope, and the economic case rests on a documented back-of-envelope estimate rather than a field trial.</w:t>
+        <w:t>The scope is drawn tightly on purpose, so that every claim can be backed by evidence. The system targets Python, because the validators' static checks are language-specific; carrying the design to other languages such as Java is left for later. Evaluation runs over ninety paired bugs across a synthetic micro-benchmark, a BugsInPy subset and a purpose-built e-commerce suite, a scale that suits a Master of Technology project rather than the tens of thousands of bugs an industrial study might throw at it. Of the four design extensions in the full proposal, three are built and tested in full; the fourth, a semantic-equivalence consensus quorum, stays at the classical byte-equal level, with its theory deferred to later work. A live, multi-month production deployment is likewise out of scope, and the economic case rests on a documented back-of-envelope estimate rather than a field trial.</w:t>
       </w:r>
     </w:p>
     <w:p>
@@ -3502,13 +3500,7 @@
         <w:rPr>
           <w:rFonts w:cs="Times New Roman"/>
         </w:rPr>
-        <w:t>Inside those limits the project still matters a good deal. It offers the first empirical evidence that formal Byzantine consensus can run over non-deterministic LLM agents and that doing so wipes out a measurable class of unsafe repairs. It hands the field a reusable, open-source platform and benchmark where none existed. It supplies an e-commerce bug suite with built-in integrity invariants that others can pick up. And it gives practitioners a clear, evidence-based read on the precision-versus-throughput t</w:t>
-      </w:r>
-      <w:r>
-        <w:rPr>
-          <w:rFonts w:cs="Times New Roman"/>
-        </w:rPr>
-        <w:t>rade-off in consensus-based repair, so they can judge for themselves when the extra latency is worth paying.</w:t>
+        <w:t>Inside those limits the project still matters a good deal. It offers the first empirical evidence that formal Byzantine consensus can run over non-deterministic LLM agents and that doing so wipes out a measurable class of unsafe repairs. It hands the field a reusable, open-source platform and benchmark where none existed. It supplies an e-commerce bug suite with built-in integrity invariants that others can pick up. And it gives practitioners a clear, evidence-based read on the precision-versus-throughput trade-off in consensus-based repair, so they can judge for themselves when the extra latency is worth paying.</w:t>
       </w:r>
     </w:p>
     <w:p>
@@ -3674,13 +3666,7 @@
         <w:rPr>
           <w:rFonts w:cs="Times New Roman"/>
         </w:rPr>
-        <w:t xml:space="preserve">This chapter has placed the study at the junction of Byzantine fault tolerance, multi-agent LLM systems and automated program repair. The argument so far is straightforward: LLM-driven repair is now capable enough to belong in production e-commerce systems, yet it lacks the formal safety guarantee that such a setting demands, and that missing guarantee is the heart of the research problem. The chapter laid out the aim and five objectives, the four research questions and the scope of the claims, and defined </w:t>
-      </w:r>
-      <w:r>
-        <w:rPr>
-          <w:rFonts w:cs="Times New Roman"/>
-        </w:rPr>
-        <w:t>the terms used from here on. Chapter 2 turns to the literature in detail, builds the conceptual and theoretical framework behind the design, and pins down exactly how the gap this project targets has stayed open.</w:t>
+        <w:t>This chapter has placed the study at the junction of Byzantine fault tolerance, multi-agent LLM systems and automated program repair. The argument so far is straightforward: LLM-driven repair is now capable enough to belong in production e-commerce systems, yet it lacks the formal safety guarantee that such a setting demands, and that missing guarantee is the heart of the research problem. The chapter laid out the aim and five objectives, the four research questions and the scope of the claims, and defined the terms used from here on. Chapter 2 turns to the literature in detail, builds the conceptual and theoretical framework behind the design, and pins down exactly how the gap this project targets has stayed open.</w:t>
       </w:r>
     </w:p>
     <w:p>
@@ -3689,7 +3675,7 @@
         <w:pageBreakBefore/>
         <w:jc w:val="left"/>
       </w:pPr>
-      <w:bookmarkStart w:id="4" w:name="_Toc231309675"/>
+      <w:bookmarkStart w:id="4" w:name="_Toc231310635"/>
       <w:r>
         <w:lastRenderedPageBreak/>
         <w:t>CHAPTER 2: LITERATURE REVIEW</w:t>
@@ -3712,13 +3698,7 @@
         <w:rPr>
           <w:rFonts w:cs="Times New Roman"/>
         </w:rPr>
-        <w:t>This chapter reviews the knowledge the project stands on and pins down the gap it fills. It is organised around four research streams whose meeting point defines the work: Byzantine fault-tolerant consensus, multi-agent LLM systems, automated program repair, and the reliability engineering of e-commerce systems. The chapter first builds the conceptual framework that links the streams, then works through the theoretical and empirical literature of each, and finally pulls the survey together into five concret</w:t>
-      </w:r>
-      <w:r>
-        <w:rPr>
-          <w:rFonts w:cs="Times New Roman"/>
-        </w:rPr>
-        <w:t>e gaps the project tackles. The rules used to include and exclude sources come just before the summary, so the edges of the review, and how its conclusions were reached, are clear.</w:t>
+        <w:t>This chapter reviews the knowledge the project stands on and pins down the gap it fills. It is organised around four research streams whose meeting point defines the work: Byzantine fault-tolerant consensus, multi-agent LLM systems, automated program repair, and the reliability engineering of e-commerce systems. The chapter first builds the conceptual framework that links the streams, then works through the theoretical and empirical literature of each, and finally pulls the survey together into five concrete gaps the project tackles. The rules used to include and exclude sources come just before the summary, so the edges of the review, and how its conclusions were reached, are clear.</w:t>
       </w:r>
     </w:p>
     <w:p>
@@ -3737,13 +3717,7 @@
         <w:rPr>
           <w:rFonts w:cs="Times New Roman"/>
         </w:rPr>
-        <w:t>The conceptual framework turns on one analogy and one tension. The analogy links a faulty replica in a distributed system to a confidently wrong agent in a multi-agent LLM system. In each case a participant trusted to help make a collective decision may instead put forward something wrong, and in each case the system needs a principled way to stop that wrongness from becoming the decision. Byzantine fault tolerance is the distributed-systems answer, and this project sets out to borrow it for the LLM setting</w:t>
-      </w:r>
-      <w:r>
-        <w:rPr>
-          <w:rFonts w:cs="Times New Roman"/>
-        </w:rPr>
-        <w:t>.</w:t>
+        <w:t>The conceptual framework turns on one analogy and one tension. The analogy links a faulty replica in a distributed system to a confidently wrong agent in a multi-agent LLM system. In each case a participant trusted to help make a collective decision may instead put forward something wrong, and in each case the system needs a principled way to stop that wrongness from becoming the decision. Byzantine fault tolerance is the distributed-systems answer, and this project sets out to borrow it for the LLM setting.</w:t>
       </w:r>
     </w:p>
     <w:p>
@@ -3751,19 +3725,7 @@
         <w:rPr>
           <w:rFonts w:cs="Times New Roman"/>
         </w:rPr>
-        <w:t>The tension sits between what classical consensus assumes and what LLM agents actually are. Classical Byzantine consensus treats any disagreement between correct replicas as impossible, since correct deterministic replicas always agree, which is what makes disagreement a trustworthy fault signal. LLM agents break that, because two able agents can produce different but equally valid fixes for one bug. The framework escapes the tension by splitting agreement in two: agreement on a decision, whether to apply a</w:t>
-      </w:r>
-      <w:r>
-        <w:rPr>
-          <w:rFonts w:cs="Times New Roman"/>
-        </w:rPr>
-        <w:t xml:space="preserve"> fix at all, which ordinary voting can settle, and agreement on a specific artefact, the exact text of the fix, which in the LLM world calls for semantic equivalence rather than byte equality. The project handles the first with a PBFT engine plus an independent sandbox, and treats the second, the semantic-equivalence quorum, as a theoretical extension kept at the byte-equal level for the empirical study. Three ideas fall out of this and run through the whole report: consensus, which yields a bounded-safety </w:t>
-      </w:r>
-      <w:r>
-        <w:rPr>
-          <w:rFonts w:cs="Times New Roman"/>
-        </w:rPr>
-        <w:t>collective decision; diversity, the source of the decorrelated failures that make consensus worth the trouble; and verification, the sandbox check that turns agreement into a guarantee of correctness. Figure 2.1 sketches how the three fit together, and Chapter 3 makes them concrete.</w:t>
+        <w:t>The tension sits between what classical consensus assumes and what LLM agents actually are. Classical Byzantine consensus treats any disagreement between correct replicas as impossible, since correct deterministic replicas always agree, which is what makes disagreement a trustworthy fault signal. LLM agents break that, because two able agents can produce different but equally valid fixes for one bug. The framework escapes the tension by splitting agreement in two: agreement on a decision, whether to apply a fix at all, which ordinary voting can settle, and agreement on a specific artefact, the exact text of the fix, which in the LLM world calls for semantic equivalence rather than byte equality. The project handles the first with a PBFT engine plus an independent sandbox, and treats the second, the semantic-equivalence quorum, as a theoretical extension kept at the byte-equal level for the empirical study. Three ideas fall out of this and run through the whole report: consensus, which yields a bounded-safety collective decision; diversity, the source of the decorrelated failures that make consensus worth the trouble; and verification, the sandbox check that turns agreement into a guarantee of correctness. Figure 2.1 sketches how the three fit together, and Chapter 3 makes them concrete.</w:t>
       </w:r>
     </w:p>
     <w:p>
@@ -3860,13 +3822,7 @@
         <w:rPr>
           <w:rFonts w:cs="Times New Roman"/>
         </w:rPr>
-        <w:t>Getting independent participants to agree when some of them may be faulty is one of the oldest problems in distributed computing. Lamport, Shostak and Pease (1982) dressed it up as the Byzantine Generals Problem and proved the core result: tolerating f arbitrarily faulty participants needs at least n = 3f + 1 of them. The idea is simple enough, the honest participants have to outnumber the faulty ones by enough of a margin to form a clear majority even when the faulty ones collude and lie. That 3f + 1 floor</w:t>
-      </w:r>
-      <w:r>
-        <w:rPr>
-          <w:rFonts w:cs="Times New Roman"/>
-        </w:rPr>
-        <w:t xml:space="preserve"> sets the size of every protocol below and fixes, directly, the four-agent setup this project uses to tolerate a single Byzantine agent.</w:t>
+        <w:t>Getting independent participants to agree when some of them may be faulty is one of the oldest problems in distributed computing. Lamport, Shostak and Pease (1982) dressed it up as the Byzantine Generals Problem and proved the core result: tolerating f arbitrarily faulty participants needs at least n = 3f + 1 of them. The idea is simple enough, the honest participants have to outnumber the faulty ones by enough of a margin to form a clear majority even when the faulty ones collude and lie. That 3f + 1 floor sets the size of every protocol below and fixes, directly, the four-agent setup this project uses to tolerate a single Byzantine agent.</w:t>
       </w:r>
     </w:p>
     <w:p>
@@ -3874,13 +3830,7 @@
         <w:rPr>
           <w:rFonts w:cs="Times New Roman"/>
         </w:rPr>
-        <w:t>Fischer, Lynch and Paterson (1985) added a sobering companion result, the FLP impossibility theorem. In a fully asynchronous system, where messages may be delayed for any length of time, no deterministic protocol can promise to stay both safe and live even if just one participant might crash. Real protocols dodge this by giving up one of the assumptions: assuming partial synchrony, where messages do eventually arrive within some unknown bound (Dwork, Lynch and Stockmeyer, 1988); adding randomisation (Miller</w:t>
-      </w:r>
-      <w:r>
-        <w:rPr>
-          <w:rFonts w:cs="Times New Roman"/>
-        </w:rPr>
-        <w:t xml:space="preserve"> et al., 2016); or leaning on trusted </w:t>
+        <w:t xml:space="preserve">Fischer, Lynch and Paterson (1985) added a sobering companion result, the FLP impossibility theorem. In a fully asynchronous system, where messages may be delayed for any length of time, no deterministic protocol can promise to stay both safe and live even if just one participant might crash. Real protocols dodge this by giving up one of the assumptions: assuming partial synchrony, where messages do eventually arrive within some unknown bound (Dwork, Lynch and Stockmeyer, 1988); adding randomisation (Miller et al., 2016); or leaning on trusted </w:t>
       </w:r>
       <w:r>
         <w:rPr>
@@ -3895,13 +3845,7 @@
         <w:rPr>
           <w:rFonts w:cs="Times New Roman"/>
         </w:rPr>
-        <w:t>With PBFT, Castro and Liskov (1999) made Byzantine fault tolerance practical. Agreement happens over three message phases. A primary replica proposes an ordering for a request in the pre-prepare phase; replicas trade agreement on that ordering in the prepare phase; and they confirm a quorum has agreed in the commit phase before the request runs. A request commits once a replica gathers matching messages from a quorum of 2f + 1 replicas, which guarantees that any two quorums share at least one correct replic</w:t>
-      </w:r>
-      <w:r>
-        <w:rPr>
-          <w:rFonts w:cs="Times New Roman"/>
-        </w:rPr>
-        <w:t>a and so cannot commit conflicting decisions. The protocol added only about three per cent of overhead on a networked file system, the first real proof that Byzantine tolerance could be affordable. This project's consensus engine takes that three-phase structure straight off the shelf.</w:t>
+        <w:t>With PBFT, Castro and Liskov (1999) made Byzantine fault tolerance practical. Agreement happens over three message phases. A primary replica proposes an ordering for a request in the pre-prepare phase; replicas trade agreement on that ordering in the prepare phase; and they confirm a quorum has agreed in the commit phase before the request runs. A request commits once a replica gathers matching messages from a quorum of 2f + 1 replicas, which guarantees that any two quorums share at least one correct replica and so cannot commit conflicting decisions. The protocol added only about three per cent of overhead on a networked file system, the first real proof that Byzantine tolerance could be affordable. This project's consensus engine takes that three-phase structure straight off the shelf.</w:t>
       </w:r>
     </w:p>
     <w:p>
@@ -3909,19 +3853,7 @@
         <w:rPr>
           <w:rFonts w:cs="Times New Roman"/>
         </w:rPr>
-        <w:t>Plenty of later work has sharpened PBFT. Zyzzyva (Kotla et al., 2007) let replicas act speculatively, before agreement is fully nailed down, and reconcile afterwards, which cuts latency in the common no-fault case. BFT-SMaRt (Bessani, Sousa and Alchieri, 2014) gave the community a sturdy, modular, openly available implementation that many have since built on. RBFT (Aublin, Mokhtar and Quema, 2013) ran several protocol instances side by side to expose and contain a faulty primary's damage, while Aardvark (Cl</w:t>
-      </w:r>
-      <w:r>
-        <w:rPr>
-          <w:rFonts w:cs="Times New Roman"/>
-        </w:rPr>
-        <w:t>ement et al., 2009) was built to degrade gracefully under sustained attack rather than only when conditions are benign. A newer wave cut communication cost: HotStuff (Yin et al., 2019) reached linear message complexity per decision with pipelined, threshold-signature phases, and now sits under several blockchains, and SBFT (Gueta et al., 2019) mixed collectors and fast paths to scale to larger groups. HoneyBadgerBFT (Miller et al., 2016) dropped timing assumptions altogether in favour of a randomised, fully</w:t>
-      </w:r>
-      <w:r>
-        <w:rPr>
-          <w:rFonts w:cs="Times New Roman"/>
-        </w:rPr>
-        <w:t xml:space="preserve"> asynchronous design. Tendermint (Buchman, 2016) wired BFT consensus to an application interface, the Application BlockChain Interface, that lets the application decide how a proposed operation is validated before it commits, a precedent this project follows when it folds e-commerce invariants into the repair loop.</w:t>
+        <w:t>Plenty of later work has sharpened PBFT. Zyzzyva (Kotla et al., 2007) let replicas act speculatively, before agreement is fully nailed down, and reconcile afterwards, which cuts latency in the common no-fault case. BFT-SMaRt (Bessani, Sousa and Alchieri, 2014) gave the community a sturdy, modular, openly available implementation that many have since built on. RBFT (Aublin, Mokhtar and Quema, 2013) ran several protocol instances side by side to expose and contain a faulty primary's damage, while Aardvark (Clement et al., 2009) was built to degrade gracefully under sustained attack rather than only when conditions are benign. A newer wave cut communication cost: HotStuff (Yin et al., 2019) reached linear message complexity per decision with pipelined, threshold-signature phases, and now sits under several blockchains, and SBFT (Gueta et al., 2019) mixed collectors and fast paths to scale to larger groups. HoneyBadgerBFT (Miller et al., 2016) dropped timing assumptions altogether in favour of a randomised, fully asynchronous design. Tendermint (Buchman, 2016) wired BFT consensus to an application interface, the Application BlockChain Interface, that lets the application decide how a proposed operation is validated before it commits, a precedent this project follows when it folds e-commerce invariants into the repair loop.</w:t>
       </w:r>
     </w:p>
     <w:p>
@@ -3929,13 +3861,7 @@
         <w:rPr>
           <w:rFonts w:cs="Times New Roman"/>
         </w:rPr>
-        <w:t>Two properties hold across this whole lineage and both matter here. First, every protocol assumes deterministic replicas: identical input yields identical output, so disagreement is a fault signal and voting on exact outputs makes sense. Second, every protocol tolerates at most f faulty replicas out of 3f + 1. Both assumptions need a second look once the replicas are large language models, whose outputs are sampled at random and whose failures correlate in ways that hardware replicas' failures do not. Re-ex</w:t>
-      </w:r>
-      <w:r>
-        <w:rPr>
-          <w:rFonts w:cs="Times New Roman"/>
-        </w:rPr>
-        <w:t>amining them is one of the project's central contributions.</w:t>
+        <w:t>Two properties hold across this whole lineage and both matter here. First, every protocol assumes deterministic replicas: identical input yields identical output, so disagreement is a fault signal and voting on exact outputs makes sense. Second, every protocol tolerates at most f faulty replicas out of 3f + 1. Both assumptions need a second look once the replicas are large language models, whose outputs are sampled at random and whose failures correlate in ways that hardware replicas' failures do not. Re-examining them is one of the project's central contributions.</w:t>
       </w:r>
     </w:p>
     <w:p>
@@ -3955,13 +3881,7 @@
         <w:rPr>
           <w:rFonts w:cs="Times New Roman"/>
         </w:rPr>
-        <w:t>The second stream is about herding large language models into teams of agents. ChatDev (Qian et al., 2024) is a well-known example: it casts LLM agents as the staff of a software company, chief executive, chief technology officer, programmer, reviewer, tester, and has them finish a task by chatting along a structured chat chain. MetaGPT (Hong et al., 2024) lays standard operating procedures over that dialogue, encoding good engineering practice as explicit workflows so the output is more structured. AutoGen</w:t>
-      </w:r>
-      <w:r>
-        <w:rPr>
-          <w:rFonts w:cs="Times New Roman"/>
-        </w:rPr>
-        <w:t xml:space="preserve"> (Wu et al., 2024) is a general framework for arranging agent conversations, human participants included, with flexible topologies, and has become a popular base for multi-agent applications. CAMEL (Li et al., 2023) looked closely at two-agent role-play and at what keeps such dialogues productive instead of letting them drift.</w:t>
+        <w:t>The second stream is about herding large language models into teams of agents. ChatDev (Qian et al., 2024) is a well-known example: it casts LLM agents as the staff of a software company, chief executive, chief technology officer, programmer, reviewer, tester, and has them finish a task by chatting along a structured chat chain. MetaGPT (Hong et al., 2024) lays standard operating procedures over that dialogue, encoding good engineering practice as explicit workflows so the output is more structured. AutoGen (Wu et al., 2024) is a general framework for arranging agent conversations, human participants included, with flexible topologies, and has become a popular base for multi-agent applications. CAMEL (Li et al., 2023) looked closely at two-agent role-play and at what keeps such dialogues productive instead of letting them drift.</w:t>
       </w:r>
     </w:p>
     <w:p>
@@ -3969,13 +3889,7 @@
         <w:rPr>
           <w:rFonts w:cs="Times New Roman"/>
         </w:rPr>
-        <w:t>Related work has made individual agents and small ensembles more reliable. Reflexion (Shinn et al., 2023) gives an agent a kind of verbal self-criticism, so it can look back on a failed try and change tack. ReAct (Yao et al., 2023) threads reasoning and action together, letting an agent plan, act and observe in one loop. Multi-agent debate (Du et al., 2024) sets several agents arguing toward a more factual or better-reasoned answer, which shows that disagreement between agents can be put to work. All of the</w:t>
-      </w:r>
-      <w:r>
-        <w:rPr>
-          <w:rFonts w:cs="Times New Roman"/>
-        </w:rPr>
-        <w:t>se treat inter-agent disagreement as useful, but they use it informally.</w:t>
+        <w:t>Related work has made individual agents and small ensembles more reliable. Reflexion (Shinn et al., 2023) gives an agent a kind of verbal self-criticism, so it can look back on a failed try and change tack. ReAct (Yao et al., 2023) threads reasoning and action together, letting an agent plan, act and observe in one loop. Multi-agent debate (Du et al., 2024) sets several agents arguing toward a more factual or better-reasoned answer, which shows that disagreement between agents can be put to work. All of these treat inter-agent disagreement as useful, but they use it informally.</w:t>
       </w:r>
     </w:p>
     <w:p>
@@ -3983,19 +3897,7 @@
         <w:rPr>
           <w:rFonts w:cs="Times New Roman"/>
         </w:rPr>
-        <w:t>The common thread across this lineage is that coordination runs on social machinery, role authority, peer critique, agreement hashed out in conversation, rather than a formal consensus protocol with provable guarantees. Not one of them caps how many confidently wrong agents the system can swallow before it produces a bad output, none reports the false-positive rate that would put a number on their safety, and none offers Byzantine fault tolerance against an agent that misbehaves arbitrarily. They give coord</w:t>
-      </w:r>
-      <w:r>
-        <w:rPr>
-          <w:rFonts w:cs="Times New Roman"/>
-        </w:rPr>
-        <w:t>ination capability, not coordination safety. The second mismatch cuts deeper. LLM agents are stochastic, sampling outputs with controlled randomness, so two correct agents can legitimately answer the same prompt differently. Classical Byzantine fault tolerance equates correctness with identical output; an LLM population needs a definition built on semantic equivalence. Closing that gap with a properly justified semantic-equivalence quorum is an open problem, and this project keeps it at the classical byte-e</w:t>
-      </w:r>
-      <w:r>
-        <w:rPr>
-          <w:rFonts w:cs="Times New Roman"/>
-        </w:rPr>
-        <w:t>qual level and names it as the main theoretical follow-up.</w:t>
+        <w:t>The common thread across this lineage is that coordination runs on social machinery, role authority, peer critique, agreement hashed out in conversation, rather than a formal consensus protocol with provable guarantees. Not one of them caps how many confidently wrong agents the system can swallow before it produces a bad output, none reports the false-positive rate that would put a number on their safety, and none offers Byzantine fault tolerance against an agent that misbehaves arbitrarily. They give coordination capability, not coordination safety. The second mismatch cuts deeper. LLM agents are stochastic, sampling outputs with controlled randomness, so two correct agents can legitimately answer the same prompt differently. Classical Byzantine fault tolerance equates correctness with identical output; an LLM population needs a definition built on semantic equivalence. Closing that gap with a properly justified semantic-equivalence quorum is an open problem, and this project keeps it at the classical byte-equal level and names it as the main theoretical follow-up.</w:t>
       </w:r>
     </w:p>
     <w:p>
@@ -4014,13 +3916,7 @@
         <w:rPr>
           <w:rFonts w:cs="Times New Roman"/>
         </w:rPr>
-        <w:t>Automated program repair is the proving ground for the project's design. It started with generate-and-validate methods that search a space of candidate edits and test each against the suite. GenProg (Le Goues et al., 2012) is the textbook case, evolving patches from existing code fragments with genetic programming. Constraint-based methods came next, synthesising repairs that provably meet a specification pulled from the failing and passing tests: SemFix (Nguyen et al., 2013) cast repair as constraint solvi</w:t>
-      </w:r>
-      <w:r>
-        <w:rPr>
-          <w:rFonts w:cs="Times New Roman"/>
-        </w:rPr>
-        <w:t xml:space="preserve">ng over one suspicious statement, and Angelix </w:t>
+        <w:t xml:space="preserve">Automated program repair is the proving ground for the project's design. It started with generate-and-validate methods that search a space of candidate edits and test each against the suite. GenProg (Le Goues et al., 2012) is the textbook case, evolving patches from existing code fragments with genetic programming. Constraint-based methods came next, synthesising repairs that provably meet a specification pulled from the failing and passing tests: SemFix (Nguyen et al., 2013) cast repair as constraint solving over one suspicious statement, and Angelix </w:t>
       </w:r>
       <w:r>
         <w:rPr>
@@ -4035,13 +3931,7 @@
         <w:rPr>
           <w:rFonts w:cs="Times New Roman"/>
         </w:rPr>
-        <w:t xml:space="preserve">Code-trained large language models changed the field once more. Chen et al. (2021) evaluated Codex and showed real program-synthesis muscle, while AlphaRepair (Xia and Zhang, 2022) demonstrated that a zero-shot, cloze-style use of a code model could mend real bugs with no task-specific training. At industrial scale, SapFix (Marginean et al., 2019) ran an end-to-end repair pipeline at Meta against genuine production faults, though as a single agent with no formal consensus. The weakness that keeps recurring </w:t>
-      </w:r>
-      <w:r>
-        <w:rPr>
-          <w:rFonts w:cs="Times New Roman"/>
-        </w:rPr>
-        <w:t>is the plausibility-correctness gap of Smith et al. (2015): a patch that clears the available tests is often wrong on held-out tests, with just two of fifty-five passing GenProg patches turning out genuinely correct in their study. That overfitting to the test suite is exactly the failure a diverse consensus of agents, backed by an independent execution check, is meant to catch, and it is the main reason the architecture proposed here looks the way it does.</w:t>
+        <w:t>Code-trained large language models changed the field once more. Chen et al. (2021) evaluated Codex and showed real program-synthesis muscle, while AlphaRepair (Xia and Zhang, 2022) demonstrated that a zero-shot, cloze-style use of a code model could mend real bugs with no task-specific training. At industrial scale, SapFix (Marginean et al., 2019) ran an end-to-end repair pipeline at Meta against genuine production faults, though as a single agent with no formal consensus. The weakness that keeps recurring is the plausibility-correctness gap of Smith et al. (2015): a patch that clears the available tests is often wrong on held-out tests, with just two of fifty-five passing GenProg patches turning out genuinely correct in their study. That overfitting to the test suite is exactly the failure a diverse consensus of agents, backed by an independent execution check, is meant to catch, and it is the main reason the architecture proposed here looks the way it does.</w:t>
       </w:r>
     </w:p>
     <w:p>
@@ -4068,19 +3958,7 @@
         <w:rPr>
           <w:rFonts w:cs="Times New Roman"/>
         </w:rPr>
-        <w:t>The fourth stream is the setting the system is meant for. What sets e-commerce software apart is a set of integrity invariants that must hold at every moment, because breaking them costs money directly. Payments have to be idempotent, so a retried request does not bill a customer twice; inventory must never go negative, so goods are not oversold; refunds must not exceed what was paid; taxes and currency conversions must apply once and round consistently; and an order must not be confirmed before its payment</w:t>
-      </w:r>
-      <w:r>
-        <w:rPr>
-          <w:rFonts w:cs="Times New Roman"/>
-        </w:rPr>
-        <w:t xml:space="preserve"> clears. The price of breaking these is well documented. Industry analyses, the CISQ (2024) report among them, put critical production failures at about one million United States dollars an hour for large firms, climbing to several million an hour for high-traffic retailers in peak season. Yet APR surveys keep to academic benchmarks from open-source libraries rather than commercial systems, and no published repair system bakes e-commerce integrity assertions into its repair-loop validation. This project mee</w:t>
-      </w:r>
-      <w:r>
-        <w:rPr>
-          <w:rFonts w:cs="Times New Roman"/>
-        </w:rPr>
-        <w:t>ts that omission head-on, building an e-commerce bug suite whose tests assert these invariants and embedding equivalent checks in the sandbox.</w:t>
+        <w:t>The fourth stream is the setting the system is meant for. What sets e-commerce software apart is a set of integrity invariants that must hold at every moment, because breaking them costs money directly. Payments have to be idempotent, so a retried request does not bill a customer twice; inventory must never go negative, so goods are not oversold; refunds must not exceed what was paid; taxes and currency conversions must apply once and round consistently; and an order must not be confirmed before its payment clears. The price of breaking these is well documented. Industry analyses, the CISQ (2024) report among them, put critical production failures at about one million United States dollars an hour for large firms, climbing to several million an hour for high-traffic retailers in peak season. Yet APR surveys keep to academic benchmarks from open-source libraries rather than commercial systems, and no published repair system bakes e-commerce integrity assertions into its repair-loop validation. This project meets that omission head-on, building an e-commerce bug suite whose tests assert these invariants and embedding equivalent checks in the sandbox.</w:t>
       </w:r>
     </w:p>
     <w:p>
@@ -6168,13 +6046,7 @@
         <w:rPr>
           <w:rFonts w:cs="Times New Roman"/>
         </w:rPr>
-        <w:t>Since the review reaches across four streams, explicit rules kept it focused and repeatable. A source was included if it cleared a few bars. It had to be a peer-reviewed paper, an established preprint or an authoritative technical report from between 1982, the year of the founding Byzantine Generals result, and 2024. It had to bear directly on at least one of the four streams: Byzantine consensus, multi-agent LLM systems, automated program repair, or e-commerce reliability. And it had to offer something the</w:t>
-      </w:r>
-      <w:r>
-        <w:rPr>
-          <w:rFonts w:cs="Times New Roman"/>
-        </w:rPr>
-        <w:t xml:space="preserve"> project builds on or measures against, a foundational result, a representative system or a benchmark. Works that are widely cited and define the state of the art were given priority.</w:t>
+        <w:t>Since the review reaches across four streams, explicit rules kept it focused and repeatable. A source was included if it cleared a few bars. It had to be a peer-reviewed paper, an established preprint or an authoritative technical report from between 1982, the year of the founding Byzantine Generals result, and 2024. It had to bear directly on at least one of the four streams: Byzantine consensus, multi-agent LLM systems, automated program repair, or e-commerce reliability. And it had to offer something the project builds on or measures against, a foundational result, a representative system or a benchmark. Works that are widely cited and define the state of the art were given priority.</w:t>
       </w:r>
     </w:p>
     <w:p>
@@ -6182,13 +6054,7 @@
         <w:rPr>
           <w:rFonts w:cs="Times New Roman"/>
         </w:rPr>
-        <w:t>A source was left out if it fell outside the four streams, if it treated program repair in a way that touched neither multi-agent nor consensus mechanisms, or if it concerned blockchain uses of Byzantine consensus, where the consensus orders financial transactions rather than validating computational outputs. Commercial white papers without methodological substance were excluded, the exception being figures like the CISQ cost estimates, which remain the most authoritative numbers available. In the multi-age</w:t>
-      </w:r>
-      <w:r>
-        <w:rPr>
-          <w:rFonts w:cs="Times New Roman"/>
-        </w:rPr>
-        <w:t xml:space="preserve">nt LLM stream, which is growing almost too fast to track, the review stuck to the handful of frameworks repeatedly named as defining the field rather than </w:t>
+        <w:t xml:space="preserve">A source was left out if it fell outside the four streams, if it treated program repair in a way that touched neither multi-agent nor consensus mechanisms, or if it concerned blockchain uses of Byzantine consensus, where the consensus orders financial transactions rather than validating computational outputs. Commercial white papers without methodological substance were excluded, the exception being figures like the CISQ cost estimates, which remain the most authoritative numbers available. In the multi-agent LLM stream, which is growing almost too fast to track, the review stuck to the handful of frameworks repeatedly named as defining the field rather than </w:t>
       </w:r>
       <w:r>
         <w:rPr>
@@ -6280,13 +6146,7 @@
         <w:rPr>
           <w:rFonts w:cs="Times New Roman"/>
         </w:rPr>
-        <w:t>This chapter has worked through the four streams the project draws on and shown that each is mature on its own while their intersection is largely unexplored. Byzantine consensus brings rigorous safety guarantees but assumes deterministic replicas; multi-agent LLM systems produce capable but unguaranteed collective behaviour; automated program repair turns out plausible but often wrong fixes; and e-commerce reliability demands integrity invariants that no repair system enforces. Pulling this together, the s</w:t>
-      </w:r>
-      <w:r>
-        <w:rPr>
-          <w:rFonts w:cs="Times New Roman"/>
-        </w:rPr>
-        <w:t xml:space="preserve">ynthesis named five gaps and gathered them into two comparison tables, establishing that no prior system unites formal consensus over non-deterministic agents with an empirical safety evaluation, e-commerce invariant enforcement and a measurement of failure </w:t>
+        <w:t xml:space="preserve">This chapter has worked through the four streams the project draws on and shown that each is mature on its own while their intersection is largely unexplored. Byzantine consensus brings rigorous safety guarantees but assumes deterministic replicas; multi-agent LLM systems produce capable but unguaranteed collective behaviour; automated program repair turns out plausible but often wrong fixes; and e-commerce reliability demands integrity invariants that no repair system enforces. Pulling this together, the synthesis named five gaps and gathered them into two comparison tables, establishing that no prior system unites formal consensus over non-deterministic agents with an empirical safety evaluation, e-commerce invariant enforcement and a measurement of failure </w:t>
       </w:r>
       <w:r>
         <w:rPr>
@@ -6302,7 +6162,7 @@
         <w:pageBreakBefore/>
         <w:jc w:val="left"/>
       </w:pPr>
-      <w:bookmarkStart w:id="5" w:name="_Toc231309676"/>
+      <w:bookmarkStart w:id="5" w:name="_Toc231310636"/>
       <w:r>
         <w:lastRenderedPageBreak/>
         <w:t>CHAPTER 3: RESEARCH METHODOLOGY</w:t>
@@ -6325,13 +6185,7 @@
         <w:rPr>
           <w:rFonts w:cs="Times New Roman"/>
         </w:rPr>
-        <w:t>This chapter explains how the project was actually done. It states the research design and the reasoning behind it, describes the three datasets the system was tested on, lists the materials and tools used to build and run the prototype, walks through the data-modelling methodology that makes up the architecture, and sets out the evaluation, metrics and statistical tests included. The ethical considerations come next, and a short summary closes the chapter. One principle runs through all of it: reproducibil</w:t>
-      </w:r>
-      <w:r>
-        <w:rPr>
-          <w:rFonts w:cs="Times New Roman"/>
-        </w:rPr>
-        <w:t>ity. Every design choice, dataset and measurement is described closely enough that another researcher, given the released prototype and harness, could rerun the study and land in much the same place.</w:t>
+        <w:t>This chapter explains how the project was actually done. It states the research design and the reasoning behind it, describes the three datasets the system was tested on, lists the materials and tools used to build and run the prototype, walks through the data-modelling methodology that makes up the architecture, and sets out the evaluation, metrics and statistical tests included. The ethical considerations come next, and a short summary closes the chapter. One principle runs through all of it: reproducibility. Every design choice, dataset and measurement is described closely enough that another researcher, given the released prototype and harness, could rerun the study and land in much the same place.</w:t>
       </w:r>
     </w:p>
     <w:p>
@@ -6350,13 +6204,7 @@
         <w:rPr>
           <w:rFonts w:cs="Times New Roman"/>
         </w:rPr>
-        <w:t>The study uses an experimental, quantitative design built around a constructed software artefact. That fits the questions, which are causal and comparative: they ask whether one mechanism, multi-agent Byzantine consensus, shifts a measurable outcome, the rate of unsafe fixes, against a baseline. To answer that you have to build the mechanism, build a comparable system without it, run both on the same inputs and measure the difference. So the approach marries design-science research, where knowledge comes fr</w:t>
-      </w:r>
-      <w:r>
-        <w:rPr>
-          <w:rFonts w:cs="Times New Roman"/>
-        </w:rPr>
-        <w:t>om building and evaluating an artefact, with a controlled comparative experiment.</w:t>
+        <w:t>The study uses an experimental, quantitative design built around a constructed software artefact. That fits the questions, which are causal and comparative: they ask whether one mechanism, multi-agent Byzantine consensus, shifts a measurable outcome, the rate of unsafe fixes, against a baseline. To answer that you have to build the mechanism, build a comparable system without it, run both on the same inputs and measure the difference. So the approach marries design-science research, where knowledge comes from building and evaluating an artefact, with a controlled comparative experiment.</w:t>
       </w:r>
     </w:p>
     <w:p>
@@ -6364,13 +6212,7 @@
         <w:rPr>
           <w:rFonts w:cs="Times New Roman"/>
         </w:rPr>
-        <w:t>The key control is the paired comparison. Every bug goes through two pipelines: the full BFT-MAS consensus pipeline and a single-agent baseline that shares the same analyzer and healer but drops the validators and the consensus engine, treating the healer's recommendation as the decision. Because the two pipelines share their first two stages and the same retry mechanism, any difference in outcome can be laid at the door of the consensus and validation stage rather than the underlying models or the number o</w:t>
-      </w:r>
-      <w:r>
-        <w:rPr>
-          <w:rFonts w:cs="Times New Roman"/>
-        </w:rPr>
-        <w:t>f attempts. Pairing each bug also lets the study use paired statistical tests, which are more powerful than unpaired ones because they strip out the variation between bugs.</w:t>
+        <w:t>The key control is the paired comparison. Every bug goes through two pipelines: the full BFT-MAS consensus pipeline and a single-agent baseline that shares the same analyzer and healer but drops the validators and the consensus engine, treating the healer's recommendation as the decision. Because the two pipelines share their first two stages and the same retry mechanism, any difference in outcome can be laid at the door of the consensus and validation stage rather than the underlying models or the number of attempts. Pairing each bug also lets the study use paired statistical tests, which are more powerful than unpaired ones because they strip out the variation between bugs.</w:t>
       </w:r>
     </w:p>
     <w:p>
@@ -6378,13 +6220,7 @@
         <w:rPr>
           <w:rFonts w:cs="Times New Roman"/>
         </w:rPr>
-        <w:t>A second commitment is an independent ground-truth check. The system's own consensus verdict is never the last word on correctness; instead, every approved fix runs in an isolated sandbox against a self-contained test that captures the intended behaviour and, for e-commerce bugs, the relevant integrity invariant. A fix that clears consensus but fails the sandbox is logged as a safety violation. Keeping the decision mechanism and the correctness oracle apart is what makes the safety claims mean something rat</w:t>
-      </w:r>
-      <w:r>
-        <w:rPr>
-          <w:rFonts w:cs="Times New Roman"/>
-        </w:rPr>
-        <w:t>her than chase their own tail.</w:t>
+        <w:t>A second commitment is an independent ground-truth check. The system's own consensus verdict is never the last word on correctness; instead, every approved fix runs in an isolated sandbox against a self-contained test that captures the intended behaviour and, for e-commerce bugs, the relevant integrity invariant. A fix that clears consensus but fails the sandbox is logged as a safety violation. Keeping the decision mechanism and the correctness oracle apart is what makes the safety claims mean something rather than chase their own tail.</w:t>
       </w:r>
     </w:p>
     <w:p>
@@ -6423,19 +6259,7 @@
         <w:rPr>
           <w:rFonts w:cs="Times New Roman"/>
         </w:rPr>
-        <w:t>The synthetic benchmark is forty hand-curated Python bugs in two tiers of difficulty. The first twenty are everyday single-line defects: off-by-one errors, mutable default arguments, integer-versus-float division, missing None checks, type-concatenation errors, slice errors, missing return statements, identity-versus-equality confusion, dictionary-key typos, division by zero, list mutation during iteration, shadowing of built-in names, wrong loop variables, missing empty-collection checks, format-string mis</w:t>
-      </w:r>
-      <w:r>
-        <w:rPr>
-          <w:rFonts w:cs="Times New Roman"/>
-        </w:rPr>
-        <w:t>matches, late-binding closures, boolean-logic inversions, missing recursion base cases, off-by-one errors in loop counters, and reference aliasing. The second twenty are tougher multi-line logic bugs: binary-search infinite loops, silent failure on cyclic input in a topological sort, wrong reducer functions, list-of-lists aliasing through the multiplication operator, floating-point equality errors, sliding-window invariant violations, pagination off-by-one errors, generator edge-case omissions, set-operator</w:t>
-      </w:r>
-      <w:r>
-        <w:rPr>
-          <w:rFonts w:cs="Times New Roman"/>
-        </w:rPr>
-        <w:t xml:space="preserve"> confusion, date-arithmetic month errors, and inclusive-versus-exclusive range-bound errors. Each case ships with the buggy code, a realistic stack trace, the canonical fix and a self-contained assertion suite, and the sandbox counts a clean exit as success. Because the canonical fix is known, this benchmark also supports ground-truth accuracy and F1.</w:t>
+        <w:t>The synthetic benchmark is forty hand-curated Python bugs in two tiers of difficulty. The first twenty are everyday single-line defects: off-by-one errors, mutable default arguments, integer-versus-float division, missing None checks, type-concatenation errors, slice errors, missing return statements, identity-versus-equality confusion, dictionary-key typos, division by zero, list mutation during iteration, shadowing of built-in names, wrong loop variables, missing empty-collection checks, format-string mismatches, late-binding closures, boolean-logic inversions, missing recursion base cases, off-by-one errors in loop counters, and reference aliasing. The second twenty are tougher multi-line logic bugs: binary-search infinite loops, silent failure on cyclic input in a topological sort, wrong reducer functions, list-of-lists aliasing through the multiplication operator, floating-point equality errors, sliding-window invariant violations, pagination off-by-one errors, generator edge-case omissions, set-operator confusion, date-arithmetic month errors, and inclusive-versus-exclusive range-bound errors. Each case ships with the buggy code, a realistic stack trace, the canonical fix and a self-contained assertion suite, and the sandbox counts a clean exit as success. Because the canonical fix is known, this benchmark also supports ground-truth accuracy and F1.</w:t>
       </w:r>
     </w:p>
     <w:p>
@@ -6454,13 +6278,7 @@
         <w:rPr>
           <w:rFonts w:cs="Times New Roman"/>
         </w:rPr>
-        <w:t xml:space="preserve">The real-world part of the evaluation pulls twenty bugs from BugsInPy (Widyasari et al., 2020), a curated database of genuine defects from popular open-source Python projects. The bugs used come from two of them, PySnooper and ansible. For each bug, the buggy and fixed snippets are taken straight from the unified diff recorded in the benchmark, rather than checking out and building the whole project. That lighter extraction was a practical choice: the full BugsInPy framework wants a separate Python virtual </w:t>
-      </w:r>
-      <w:r>
-        <w:rPr>
-          <w:rFonts w:cs="Times New Roman"/>
-        </w:rPr>
-        <w:t>environment and shell scripts per bug, and those do not run cleanly on the Windows machine used for the study. The trade-off, judging fix quality against the canonical diff instead of a project's full test suite, is noted later among the threats to validity. These real bugs are the hardest in the study, and the place where the two pipelines should pull apart most clearly.</w:t>
+        <w:t>The real-world part of the evaluation pulls twenty bugs from BugsInPy (Widyasari et al., 2020), a curated database of genuine defects from popular open-source Python projects. The bugs used come from two of them, PySnooper and ansible. For each bug, the buggy and fixed snippets are taken straight from the unified diff recorded in the benchmark, rather than checking out and building the whole project. That lighter extraction was a practical choice: the full BugsInPy framework wants a separate Python virtual environment and shell scripts per bug, and those do not run cleanly on the Windows machine used for the study. The trade-off, judging fix quality against the canonical diff instead of a project's full test suite, is noted later among the threats to validity. These real bugs are the hardest in the study, and the place where the two pipelines should pull apart most clearly.</w:t>
       </w:r>
     </w:p>
     <w:p>
@@ -6486,19 +6304,7 @@
           <w:rFonts w:cs="Times New Roman"/>
         </w:rPr>
         <w:lastRenderedPageBreak/>
-        <w:t>double redemption, webhook idempotency-key collisions and split-tender double application; non-negative inventory, including overselling without a lock, stock not decremented on sale and reservation leaks on cart timeout; tax handling, with double application and wrongly billed tax-exempt customers; currency rounding, including single-rounding and ceiling-rounded overcharges; discount logic, including over-stacking, voucher-coupon precedence and bulk-tier off-by-one errors; refund integrity, with cap-exceed</w:t>
-      </w:r>
-      <w:r>
-        <w:rPr>
-          <w:rFonts w:cs="Times New Roman"/>
-        </w:rPr>
-        <w:t>ed refunds and refunds to expired cards; order-state correctness, including state-machine bypass, partial-fulfilment overcharge and confirmation before payment clears; shipping logic, including free shipping on international orders and thresholds against the wrong total; and loyalty-point integrity. Each case carries a canonical fix and a self-checking test that asserts both the functional behaviour and the relevant invariant. This suite is the project's direct answer to the e-commerce gap from the literatu</w:t>
-      </w:r>
-      <w:r>
-        <w:rPr>
-          <w:rFonts w:cs="Times New Roman"/>
-        </w:rPr>
-        <w:t>re, and it is where the embedding of domain invariants into repair-loop validation actually happens.</w:t>
+        <w:t>double redemption, webhook idempotency-key collisions and split-tender double application; non-negative inventory, including overselling without a lock, stock not decremented on sale and reservation leaks on cart timeout; tax handling, with double application and wrongly billed tax-exempt customers; currency rounding, including single-rounding and ceiling-rounded overcharges; discount logic, including over-stacking, voucher-coupon precedence and bulk-tier off-by-one errors; refund integrity, with cap-exceeded refunds and refunds to expired cards; order-state correctness, including state-machine bypass, partial-fulfilment overcharge and confirmation before payment clears; shipping logic, including free shipping on international orders and thresholds against the wrong total; and loyalty-point integrity. Each case carries a canonical fix and a self-checking test that asserts both the functional behaviour and the relevant invariant. This suite is the project's direct answer to the e-commerce gap from the literature, and it is where the embedding of domain invariants into repair-loop validation actually happens.</w:t>
       </w:r>
     </w:p>
     <w:p>
@@ -6720,10 +6526,7 @@
     </w:p>
     <w:p>
       <w:r>
-        <w:t>Three roles take part, each on a different LLM provider so the population is genuinely mixed. The analyzer (Anthropic Claude Sonnet) classifies the bug and proposes a type, severity and suggested approach but casts no vote; the healer and proposer (OpenAI GPT-4o) generates candidate fixes and likewise does not vote; and four independent, model-diverse validators (Claude-Haiku, GPT-4o-mini, llama3.1:8b and mistral:7b) each cast an independent accept or reject verdict. Because only the four validators vote, t</w:t>
-      </w:r>
-      <w:r>
-        <w:t>he voting population is genuinely independent, and a fix is approved when at least three of the four accept (the 2f + 1 = 3 quorum).</w:t>
+        <w:t>Three roles take part, each on a different LLM provider so the population is genuinely mixed. The analyzer (Anthropic Claude Sonnet) classifies the bug and proposes a type, severity and suggested approach but casts no vote; the healer and proposer (OpenAI GPT-4o) generates candidate fixes and likewise does not vote; and four independent, model-diverse validators (Claude-Haiku, GPT-4o-mini, llama3.1:8b and mistral:7b) each cast an independent accept or reject verdict. Because only the four validators vote, the voting population is genuinely independent, and a fix is approved when at least three of the four accept (the 2f + 1 = 3 quorum).</w:t>
       </w:r>
     </w:p>
     <w:p>
@@ -6743,7 +6546,7 @@
       </w:r>
       <w:r>
         <w:lastRenderedPageBreak/>
-        <w:t>and commit, are each signed, the healer's single proposal is bound by a byte digest, and each validator votes independently. The fault-injection runs in this chapter corrupt how a validator votes, which the quorum masks; the defining Byzantine property — agreement when the proposer itself equivocates — is demonstrated separately on an independent-replica realisation of the protocol (Section 4.4.8).</w:t>
+        <w:t>and commit, are each signed, the healer's single proposal is bound by a byte digest, and each validator votes independently. The fault-injection runs in this chapter corrupt how a validator votes, which the quorum masks; the defining Byzantine property, agreement when the proposer itself equivocates, is demonstrated separately on an independent-replica realisation of the protocol (Section 4.4.8).</w:t>
       </w:r>
     </w:p>
     <w:p>
@@ -6762,13 +6565,7 @@
         <w:rPr>
           <w:rFonts w:cs="Times New Roman"/>
         </w:rPr>
-        <w:t>An approved fix is staged into a temporary directory and run inside an isolated Docker container, falling back to a subprocess when Docker is missing. The sandbox never touches the original codebase, and it returns the exit code, the standard output and error streams, the runtime and best-effort test counts. It is the last line of defence: a fix that clears consensus but fails in the sandbox is logged as a safety violation, since it would have corrupted the program had it shipped. For e-commerce bugs the sa</w:t>
-      </w:r>
-      <w:r>
-        <w:rPr>
-          <w:rFonts w:cs="Times New Roman"/>
-        </w:rPr>
-        <w:t>ndbox test asserts the relevant domain invariant, payment idempotency or non-negative inventory, say, so a fix that restores surface behaviour while quietly breaking an invariant is still caught.</w:t>
+        <w:t>An approved fix is staged into a temporary directory and run inside an isolated Docker container, falling back to a subprocess when Docker is missing. The sandbox never touches the original codebase, and it returns the exit code, the standard output and error streams, the runtime and best-effort test counts. It is the last line of defence: a fix that clears consensus but fails in the sandbox is logged as a safety violation, since it would have corrupted the program had it shipped. For e-commerce bugs the sandbox test asserts the relevant domain invariant, payment idempotency or non-negative inventory, say, so a fix that restores surface behaviour while quietly breaking an invariant is still caught.</w:t>
       </w:r>
     </w:p>
     <w:p>
@@ -6787,13 +6584,7 @@
         <w:rPr>
           <w:rFonts w:cs="Times New Roman"/>
         </w:rPr>
-        <w:t>To probe the property the system is named for, a ByzantineWrapper class can wrap any validator and force it into one of five misbehaviours: always reject, always approve, answer randomly, time out, or return garbage. The wrapper looks exactly like a healthy validator from the outside, so the rest of the pipeline cannot tell the difference. With one corrupted validator inside the f = 1 budget, three honest agents remain, and the prepare-phase quorum of three has to be reached on their votes alone. This harne</w:t>
-      </w:r>
-      <w:r>
-        <w:rPr>
-          <w:rFonts w:cs="Times New Roman"/>
-        </w:rPr>
-        <w:t>ss is what actually tests whether the running system delivers the safety guarantee that PBFT promises on paper.</w:t>
+        <w:t>To probe the property the system is named for, a ByzantineWrapper class can wrap any validator and force it into one of five misbehaviours: always reject, always approve, answer randomly, time out, or return garbage. The wrapper looks exactly like a healthy validator from the outside, so the rest of the pipeline cannot tell the difference. With one corrupted validator inside the f = 1 budget, three honest agents remain, and the prepare-phase quorum of three has to be reached on their votes alone. This harness is what actually tests whether the running system delivers the safety guarantee that PBFT promises on paper.</w:t>
       </w:r>
     </w:p>
     <w:p>
@@ -6985,13 +6776,7 @@
         <w:rPr>
           <w:rFonts w:cs="Times New Roman"/>
         </w:rPr>
-        <w:t>All ninety bugs ran through both pipelines, one hundred and eighty repair attempts in total, with up to three retries per bug, each retry feeding the previous failure back to the healer as extra context. A separate ten-case Byzantine fault-injection scenario ran on the e-commerce dataset for each of the five misbehaviours. Two more experiments rounded things out: a diverse-validator replication on the BugsInPy subset with four validators from three model families, and an n-variation experiment on the e-comm</w:t>
-      </w:r>
-      <w:r>
-        <w:rPr>
-          <w:rFonts w:cs="Times New Roman"/>
-        </w:rPr>
-        <w:t>erce set comparing the default four-agent setup against a seven-agent one that tolerates two Byzantine faults. Model temperatures and random seeds stayed fixed across the two pipeline modes, so the comparison isolates what consensus contributes.</w:t>
+        <w:t>All ninety bugs ran through both pipelines, one hundred and eighty repair attempts in total, with up to three retries per bug, each retry feeding the previous failure back to the healer as extra context. A separate ten-case Byzantine fault-injection scenario ran on the e-commerce dataset for each of the five misbehaviours. Two more experiments rounded things out: a diverse-validator replication on the BugsInPy subset with four validators from three model families, and an n-variation experiment on the e-commerce set comparing the default four-agent setup against a seven-agent one that tolerates two Byzantine faults. Model temperatures and random seeds stayed fixed across the two pipeline modes, so the comparison isolates what consensus contributes.</w:t>
       </w:r>
     </w:p>
     <w:p>
@@ -7010,19 +6795,7 @@
         <w:rPr>
           <w:rFonts w:cs="Times New Roman"/>
         </w:rPr>
-        <w:t xml:space="preserve">The project carries a small but real set of ethical considerations, and each was handled. The evaluation uses only previously published, publicly available code from open-source benchmarks plus purpose-built synthetic cases; there are no human or animal subjects, no personal data and no proprietary code, so no human-subjects clearance was needed. The e-commerce suite mimics commercial scenarios such as payments and refunds with fabricated data and never goes near a real financial system or customer record. </w:t>
-      </w:r>
-      <w:r>
-        <w:rPr>
-          <w:rFonts w:cs="Times New Roman"/>
-        </w:rPr>
-        <w:t>Because the system writes and runs code automatically, all execution is boxed inside an isolated sandbox, so a malicious or malformed candidate cannot reach the host or any outside service. The cloud LLM services were used within their providers' terms, and their responses are not redistributed, though the prompts, model identifiers and configuration are released so others can reproduce the work with their own credentials. Finally, the project is open about its use of generative AI tools in preparing the ma</w:t>
-      </w:r>
-      <w:r>
-        <w:rPr>
-          <w:rFonts w:cs="Times New Roman"/>
-        </w:rPr>
-        <w:t>nuscript, keeping a clear line between the authored research and AI-assisted language editing, and it reports its negative results as fully as its positive ones.</w:t>
+        <w:t>The project carries a small but real set of ethical considerations, and each was handled. The evaluation uses only previously published, publicly available code from open-source benchmarks plus purpose-built synthetic cases; there are no human or animal subjects, no personal data and no proprietary code, so no human-subjects clearance was needed. The e-commerce suite mimics commercial scenarios such as payments and refunds with fabricated data and never goes near a real financial system or customer record. Because the system writes and runs code automatically, all execution is boxed inside an isolated sandbox, so a malicious or malformed candidate cannot reach the host or any outside service. The cloud LLM services were used within their providers' terms, and their responses are not redistributed, though the prompts, model identifiers and configuration are released so others can reproduce the work with their own credentials. Finally, the project is open about its use of generative AI tools in preparing the manuscript, keeping a clear line between the authored research and AI-assisted language editing, and it reports its negative results as fully as its positive ones.</w:t>
       </w:r>
     </w:p>
     <w:p>
@@ -7042,13 +6815,7 @@
         <w:rPr>
           <w:rFonts w:cs="Times New Roman"/>
         </w:rPr>
-        <w:t>This chapter has set out the project's experimental, artefact-centred methodology. It described the paired comparative design and the independent sandbox oracle, the three datasets running from controlled to realistic, the cloud and local tools behind a heterogeneous agent population, and the architecture itself, the agents, the PBFT engine, the isolated sandbox with its embedded invariants and the fault-injection harness, before defining the metrics, statistical tests and procedure. The ethics of generatin</w:t>
-      </w:r>
-      <w:r>
-        <w:rPr>
-          <w:rFonts w:cs="Times New Roman"/>
-        </w:rPr>
-        <w:t>g and running code automatically were met through sandbox isolation and the exclusive use of public and synthetic data. Chapter 4 presents what this methodology produced.</w:t>
+        <w:t>This chapter has set out the project's experimental, artefact-centred methodology. It described the paired comparative design and the independent sandbox oracle, the three datasets running from controlled to realistic, the cloud and local tools behind a heterogeneous agent population, and the architecture itself, the agents, the PBFT engine, the isolated sandbox with its embedded invariants and the fault-injection harness, before defining the metrics, statistical tests and procedure. The ethics of generating and running code automatically were met through sandbox isolation and the exclusive use of public and synthetic data. Chapter 4 presents what this methodology produced.</w:t>
       </w:r>
     </w:p>
     <w:p>
@@ -7057,7 +6824,7 @@
         <w:pageBreakBefore/>
         <w:jc w:val="left"/>
       </w:pPr>
-      <w:bookmarkStart w:id="6" w:name="_Toc231309677"/>
+      <w:bookmarkStart w:id="6" w:name="_Toc231310637"/>
       <w:r>
         <w:lastRenderedPageBreak/>
         <w:t>CHAPTER 4: RESULTS AND FINDINGS</w:t>
@@ -7080,13 +6847,7 @@
         <w:rPr>
           <w:rFonts w:cs="Times New Roman"/>
         </w:rPr>
-        <w:t xml:space="preserve">This chapter lays out the results of the experiments from Chapter 3. It opens with a look at the experimental run and the shape of the data, moves to an exploratory summary across the three datasets and two pipeline modes, and then reports the core findings on algorithm performance: the paired safety-violation comparison, its statistical significance, the latency profile, behaviour under injected Byzantine faults, the diverse-validator replication and the validator-count experiment. After that it describes </w:t>
-      </w:r>
-      <w:r>
-        <w:rPr>
-          <w:rFonts w:cs="Times New Roman"/>
-        </w:rPr>
-        <w:t>the proposed model in light of the results and closes with a summary. Interpretation, comparison with prior work and a critical look at the limits all wait for Chapter 5.</w:t>
+        <w:t>This chapter lays out the results of the experiments from Chapter 3. It opens with a look at the experimental run and the shape of the data, moves to an exploratory summary across the three datasets and two pipeline modes, and then reports the core findings on algorithm performance: the paired safety-violation comparison, its statistical significance, the latency profile, behaviour under injected Byzantine faults, the diverse-validator replication and the validator-count experiment. After that it describes the proposed model in light of the results and closes with a summary. Interpretation, comparison with prior work and a critical look at the limits all wait for Chapter 5.</w:t>
       </w:r>
     </w:p>
     <w:p>
@@ -7113,13 +6874,7 @@
         <w:rPr>
           <w:rFonts w:cs="Times New Roman"/>
         </w:rPr>
-        <w:t>Three things stand out before any close analysis. First, the two well-controlled datasets, the synthetic benchmark and the e-commerce suite, are solved outright by both pipelines, so the gap between consensus and the baseline does not show up there. Second, the real-world BugsInPy subset is where all the action is, because it holds the genuinely hard bugs on which an overconfident single agent is most likely to ship a wrong fix. Third, the difference between the pipelines is not really about how many bugs t</w:t>
-      </w:r>
-      <w:r>
-        <w:rPr>
-          <w:rFonts w:cs="Times New Roman"/>
-        </w:rPr>
-        <w:t>hey fix but about how many unsafe fixes they let through, which is why the headline is precision, not throughput.</w:t>
+        <w:t>Three things stand out before any close analysis. First, the two well-controlled datasets, the synthetic benchmark and the e-commerce suite, are solved outright by both pipelines, so the gap between consensus and the baseline does not show up there. Second, the real-world BugsInPy subset is where all the action is, because it holds the genuinely hard bugs on which an overconfident single agent is most likely to ship a wrong fix. Third, the difference between the pipelines is not really about how many bugs they fix but about how many unsafe fixes they let through, which is why the headline is precision, not throughput.</w:t>
       </w:r>
     </w:p>
     <w:p>
@@ -8043,10 +7798,7 @@
     <w:p/>
     <w:p>
       <w:r>
-        <w:t xml:space="preserve">On BugsInPy the single-agent baseline fixes 5 of the 20 bugs but accepts unsafe fixes the sandbox rejects on three-quarters of them. The consensus pipeline admits more genuine fixes, repairing 10 of 20 (recall 1.0 against the sandbox oracle), and where it approves an unsafe fix the sandbox catches it before commit. On the real-world subset this is a directional improvement on both axes — the unsafe-fix rate falls from 75% to 50% and the repair rate rises from 25% to 50% (McNemar p = 0.125, not significant) </w:t>
-      </w:r>
-      <w:r>
-        <w:t>— and across all 90 paired bugs the violation rate falls from 16.7% to 11.1%. Figure 4.1 puts the safety-violation contrast across the three datasets side by side.</w:t>
+        <w:t>On BugsInPy the single-agent baseline fixes 5 of the 20 bugs but accepts unsafe fixes the sandbox rejects on three-quarters of them. The consensus pipeline admits more genuine fixes, repairing 10 of 20 (recall 1.0 against the sandbox oracle), and where it approves an unsafe fix the sandbox catches it before commit. On the real-world subset this is a directional improvement on both axes, the unsafe-fix rate falls from 75% to 50% and the repair rate rises from 25% to 50% (McNemar p = 0.125, not significant) , and across all 90 paired bugs the violation rate falls from 16.7% to 11.1%. Figure 4.1 puts the safety-violation contrast across the three datasets side by side.</w:t>
       </w:r>
     </w:p>
     <w:p>
@@ -8140,10 +7892,7 @@
     </w:p>
     <w:p>
       <w:r>
-        <w:t xml:space="preserve">Reading each bug as a paired observation across the two modes gives the four-way split in Table 4.2. The discordant pairs concentrate in the BugsInPy subset: in six bugs the consensus pipeline rejected an unsafe fix the baseline committed and the sandbox later proved wrong, while in one bug the reverse occurred, so the asymmetry favours consensus six to one rather than being absolute. The synthetic and e-commerce sets are concordant-clean in both modes, so all the discriminating signal lies in the BugsInPy </w:t>
-      </w:r>
-      <w:r>
-        <w:t>bugs.</w:t>
+        <w:t>Reading each bug as a paired observation across the two modes gives the four-way split in Table 4.2. The discordant pairs concentrate in the BugsInPy subset: in six bugs the consensus pipeline rejected an unsafe fix the baseline committed and the sandbox later proved wrong, while in one bug the reverse occurred, so the asymmetry favours consensus six to one rather than being absolute. The synthetic and e-commerce sets are concordant-clean in both modes, so all the discriminating signal lies in the BugsInPy bugs.</w:t>
       </w:r>
     </w:p>
     <w:p>
@@ -8457,10 +8206,7 @@
     </w:p>
     <w:p>
       <w:r>
-        <w:t xml:space="preserve">McNemar's exact test is the primary test, the safety outcome being binary. All discordant pairs fall in the 20-bug BugsInPy subset, where the safety-violation rate fell from 75% under the single-agent baseline to 50% under BFT-MAS, with discordant pairs b = 6 (baseline violated, consensus did not) and c = 1 (the reverse), giving an exact two-sided p = 0.125: a directional reduction that does not reach significance at this sample size. The repair rate on the same subset rose from 25% to 50% (discordant 6 to </w:t>
-      </w:r>
-      <w:r>
-        <w:t>1, p = 0.125), also directional. Across all 90 paired bugs the violation rate is 16.7% for the baseline against 11.1% for consensus. We therefore rest the safety case on the deterministic Byzantine-tolerance results (Sections 4.4.5 and 4.4.8), which are provable rather than sampled, and report the paired repair and safety differences as directional.</w:t>
+        <w:t>McNemar's exact test is the primary test, the safety outcome being binary. All discordant pairs fall in the 20-bug BugsInPy subset, where the safety-violation rate fell from 75% under the single-agent baseline to 50% under BFT-MAS, with discordant pairs b = 6 (baseline violated, consensus did not) and c = 1 (the reverse), giving an exact two-sided p = 0.125: a directional reduction that does not reach significance at this sample size. The repair rate on the same subset rose from 25% to 50% (discordant 6 to 1, p = 0.125), also directional. Across all 90 paired bugs the violation rate is 16.7% for the baseline against 11.1% for consensus. We therefore rest the safety case on the deterministic Byzantine-tolerance results (Sections 4.4.5 and 4.4.8), which are provable rather than sampled, and report the paired repair and safety differences as directional.</w:t>
       </w:r>
     </w:p>
     <w:p>
@@ -8501,10 +8247,7 @@
     </w:p>
     <w:p>
       <w:r>
-        <w:t>On average the consensus pipeline runs about three times as slow as the baseline, with mean latencies of 44.5 seconds against 14.6 on the synthetic set, 155.6 against 39.9 on BugsInPy and 50.7 against 18.4 on the e-commerce set. The validator stage dominates the cost, since each CPU-bound Ollama validator takes thirty to forty seconds and they run concurrently, so the wall-clock cost is the slowest validator rather than their sum, but it is still the single biggest component. The consensus protocol itself a</w:t>
-      </w:r>
-      <w:r>
-        <w:t>dds under two milliseconds per round. The gap is widest on BugsInPy, where hard real bugs drive repeated repair attempts, each paying the full validator round. Figure 4.3 shows the distribution.</w:t>
+        <w:t>On average the consensus pipeline runs about three times as slow as the baseline, with mean latencies of 44.5 seconds against 14.6 on the synthetic set, 155.6 against 39.9 on BugsInPy and 50.7 against 18.4 on the e-commerce set. The validator stage dominates the cost, since each CPU-bound Ollama validator takes thirty to forty seconds and they run concurrently, so the wall-clock cost is the slowest validator rather than their sum, but it is still the single biggest component. The consensus protocol itself adds under two milliseconds per round. The gap is widest on BugsInPy, where hard real bugs drive repeated repair attempts, each paying the full validator round. Figure 4.3 shows the distribution.</w:t>
       </w:r>
     </w:p>
     <w:p>
@@ -8587,10 +8330,7 @@
     </w:p>
     <w:p>
       <w:r>
-        <w:t>To test fault masking, one of the four independent validators was wrapped in the ByzantineWrapper and set to each of the five misbehaviours, leaving three honest validators. With the 2f + 1 = 3 quorum the three honest validators determine the outcome, so a single corrupted voter can neither force nor block a decision: liveness holds under always-reject and timeout, and safety holds under always-approve and random, where the lone corrupted accept never reaches the quorum by itself (Table 4.3). These runs cor</w:t>
-      </w:r>
-      <w:r>
-        <w:t>rupt only how a validator votes, which a majority quorum handles; the defining Byzantine case of an equivocating primary is demonstrated in Section 4.4.8.</w:t>
+        <w:t>To test fault masking, one of the four independent validators was wrapped in the ByzantineWrapper and set to each of the five misbehaviours, leaving three honest validators. With the 2f + 1 = 3 quorum the three honest validators determine the outcome, so a single corrupted voter can neither force nor block a decision: liveness holds under always-reject and timeout, and safety holds under always-approve and random, where the lone corrupted accept never reaches the quorum by itself (Table 4.3). These runs corrupt only how a validator votes, which a majority quorum handles; the defining Byzantine case of an equivocating primary is demonstrated in Section 4.4.8.</w:t>
       </w:r>
     </w:p>
     <w:p>
@@ -9051,13 +8791,7 @@
         <w:rPr>
           <w:rFonts w:cs="Times New Roman"/>
         </w:rPr>
-        <w:t>Two further findings follow. First, the sandbox layer is indispensable: the safety-violation rate runs from zero per cent under always-reject to sixty per cent under garbage, depending on whether the Byzantine behaviour shoves bad fixes through the prepare phase or simply withholds votes. PBFT guarantees agreement, not correctness, and it is the sandbox that turns agreement into safety; since the healer runs at temperature 0.7, these per-scenario rates are best read as bounds, not exact figures. Second, mea</w:t>
-      </w:r>
-      <w:r>
-        <w:rPr>
-          <w:rFonts w:cs="Times New Roman"/>
-        </w:rPr>
-        <w:t>n pairwise validator agreement drops to zero the moment any Byzantine vote appears, which turns the metric into a strong real-time tell that a validator is misbehaving, something a future detect-and-eject mechanism could use. Figure 4.4 visualises all of this.</w:t>
+        <w:t>Two further findings follow. First, the sandbox layer is indispensable: the safety-violation rate runs from zero per cent under always-reject to sixty per cent under garbage, depending on whether the Byzantine behaviour shoves bad fixes through the prepare phase or simply withholds votes. PBFT guarantees agreement, not correctness, and it is the sandbox that turns agreement into safety; since the healer runs at temperature 0.7, these per-scenario rates are best read as bounds, not exact figures. Second, mean pairwise validator agreement drops to zero the moment any Byzantine vote appears, which turns the metric into a strong real-time tell that a validator is misbehaving, something a future detect-and-eject mechanism could use. Figure 4.4 visualises all of this.</w:t>
       </w:r>
     </w:p>
     <w:p>
@@ -9140,10 +8874,7 @@
     </w:p>
     <w:p>
       <w:r>
-        <w:t>To see whether stronger model heterogeneity moves the needle, the default validator panel was made cross-provider (Claude-Haiku, GPT-4o-mini, llama3.1:8b and mistral:7b) and pairwise agreement computed across all validator pairs. Table 4.4 reports it. Mean pairwise agreement was near 1.00 on the easy synthetic bugs but fell to 0.925 on the real BugsInPy bugs, where three genuine split votes appeared with Claude-Haiku dissenting. The high agreement on easy bugs is an honest, partly negative result for the st</w:t>
-      </w:r>
-      <w:r>
-        <w:t>rong failure-decorrelation hypothesis: when a fix is obvious, validators from different families land on the same vote, and diversity only begins to tell on harder, ambiguous cases.</w:t>
+        <w:t>To see whether stronger model heterogeneity moves the needle, the default validator panel was made cross-provider (Claude-Haiku, GPT-4o-mini, llama3.1:8b and mistral:7b) and pairwise agreement computed across all validator pairs. Table 4.4 reports it. Mean pairwise agreement was near 1.00 on the easy synthetic bugs but fell to 0.925 on the real BugsInPy bugs, where three genuine split votes appeared with Claude-Haiku dissenting. The high agreement on easy bugs is an honest, partly negative result for the strong failure-decorrelation hypothesis: when a fix is obvious, validators from different families land on the same vote, and diversity only begins to tell on harder, ambiguous cases.</w:t>
       </w:r>
     </w:p>
     <w:p>
@@ -9303,7 +9034,7 @@
           </w:tcPr>
           <w:p>
             <w:r>
-              <w:t>—</w:t>
+              <w:t xml:space="preserve">, </w:t>
             </w:r>
           </w:p>
         </w:tc>
@@ -9313,7 +9044,7 @@
           </w:tcPr>
           <w:p>
             <w:r>
-              <w:t>—</w:t>
+              <w:t xml:space="preserve">, </w:t>
             </w:r>
           </w:p>
         </w:tc>
@@ -9323,7 +9054,7 @@
           </w:tcPr>
           <w:p>
             <w:r>
-              <w:t>—</w:t>
+              <w:t xml:space="preserve">, </w:t>
             </w:r>
           </w:p>
         </w:tc>
@@ -9741,27 +9472,18 @@
     </w:p>
     <w:p>
       <w:r>
-        <w:t>The fault-injection runs above corrupt how a validator votes, which a majority quorum masks; they do not exercise the failure the Byzantine Generals problem is named for, a participant that lies inconsistently, telling different things to different peers. The hardest such participant is an equivocating primary: a malicious proposer that sends one fix to some validators and a different fix to others. To test this directly, an independent-replica realisation of the protocol was built in which four replicas ex</w:t>
-      </w:r>
-      <w:r>
-        <w:t>change Ed25519-signed pre-prepare, prepare and commit messages over a network that can delay, drop and partition them, and was compared with a naive proposal-trust scheme that commits whatever proposal it receives. The simulation is deterministic and makes no language-model calls, so every outcome is exactly reproducible.</w:t>
+        <w:t>The fault-injection runs above corrupt how a validator votes, which a majority quorum masks; they do not exercise the failure the Byzantine Generals problem is named for, a participant that lies inconsistently, telling different things to different peers. The hardest such participant is an equivocating primary: a malicious proposer that sends one fix to some validators and a different fix to others. To test this directly, an independent-replica realisation of the protocol was built in which four replicas exchange Ed25519-signed pre-prepare, prepare and commit messages over a network that can delay, drop and partition them, and was compared with a naive proposal-trust scheme that commits whatever proposal it receives. The simulation is deterministic and makes no language-model calls, so every outcome is exactly reproducible.</w:t>
       </w:r>
     </w:p>
     <w:p>
       <w:r>
-        <w:t>Under an equivocating primary the naive scheme is catastrophic: honest replicas receive different proposals and commit different fixes, a split-brain safety violation. The protocol prevents this, because committing requires a 2f + 1 quorum certificate on a single digest and any two such quorums share an honest replica that will not certify two different digests for the same slot, so no two honest replicas ever commit different fixes. It correctly makes no progress in that case until a new primary is elected</w:t>
-      </w:r>
-      <w:r>
-        <w:t xml:space="preserve"> (view-change, left to future work). The remaining scenarios confirm the design: a single equivocating validator and forged messages are rejected (a replica cannot impersonate another, so one Byzantine node cannot manufacture a quorum); f = 1 crash is tolerated while f + 1 = 2 is not; and a network partition blocks progress without ever causing a split, recovering once the partition heals.</w:t>
+        <w:t>Under an equivocating primary the naive scheme is catastrophic: honest replicas receive different proposals and commit different fixes, a split-brain safety violation. The protocol prevents this, because committing requires a 2f + 1 quorum certificate on a single digest and any two such quorums share an honest replica that will not certify two different digests for the same slot, so no two honest replicas ever commit different fixes. It correctly makes no progress in that case until a new primary is elected (view-change, left to future work). The remaining scenarios confirm the design: a single equivocating validator and forged messages are rejected (a replica cannot impersonate another, so one Byzantine node cannot manufacture a quorum); f = 1 crash is tolerated while f + 1 = 2 is not; and a network partition blocks progress without ever causing a split, recovering once the partition heals.</w:t>
       </w:r>
     </w:p>
     <w:p>
       <w:r>
         <w:lastRenderedPageBreak/>
-        <w:t>Table 4.6 summarises the eight scenarios under both schemes. This is the demonstration that earns the Byzantine-fault-tolerant claim: the protocol preserves safety under the defining Byzantine fault, where naive voting fails. The evaluation is an emulated asynchronous network within a single host; liveness under primary failure (view-change) and a multi-host deployment are designed but left as future work, and the quality of the LLM repairs the protocol agrees on is the separate, preliminary question of Sec</w:t>
-      </w:r>
-      <w:r>
-        <w:t>tions 4.4.1 to 4.4.2.</w:t>
+        <w:t>Table 4.6 summarises the eight scenarios under both schemes. This is the demonstration that earns the Byzantine-fault-tolerant claim: the protocol preserves safety under the defining Byzantine fault, where naive voting fails. The evaluation is an emulated asynchronous network within a single host; liveness under primary failure (view-change) and a multi-host deployment are designed but left as future work, and the quality of the LLM repairs the protocol agrees on is the separate, preliminary question of Sections 4.4.1 to 4.4.2.</w:t>
       </w:r>
     </w:p>
     <w:p>
@@ -10094,10 +9816,7 @@
     </w:p>
     <w:p>
       <w:r>
-        <w:t xml:space="preserve">On commons-lang the four independent validators reached consensus on 8 of 9 evaluated bugs, but none passed the full Lang suite — a concrete measure of how hard real-world Java repair is. On commons-math the pipeline produced two genuine, full-suite-verified repairs, Math-3 (a unanimous 4-of-4 vote) and Math-5 (a 3-of-4 vote, with one validator dissenting on a fix that nevertheless passed the real suite), with consensus reached on all 9 evaluated bugs, and in every case no unverified fix was committed. The </w:t>
-      </w:r>
-      <w:r>
-        <w:t>real oracle cleanly separates consensus robustness, which the Byzantine results establish, from repair capability, which on hard real Java bugs is modest and is reported honestly. The framework is otherwise language-agnostic: only the sandbox image and run command change.</w:t>
+        <w:t>On commons-lang the four independent validators reached consensus on 8 of 9 evaluated bugs, but none passed the full Lang suite, a concrete measure of how hard real-world Java repair is. On commons-math the pipeline produced two genuine, full-suite-verified repairs, Math-3 (a unanimous 4-of-4 vote) and Math-5 (a 3-of-4 vote, with one validator dissenting on a fix that nevertheless passed the real suite), with consensus reached on all 9 evaluated bugs, and in every case no unverified fix was committed. The real oracle cleanly separates consensus robustness, which the Byzantine results establish, from repair capability, which on hard real Java bugs is modest and is reported honestly. The framework is otherwise language-agnostic: only the sandbox image and run command change.</w:t>
       </w:r>
     </w:p>
     <w:p>
@@ -10117,13 +9836,7 @@
         <w:rPr>
           <w:rFonts w:cs="Times New Roman"/>
         </w:rPr>
-        <w:t>The results back BFT-MAS as a workable mechanism for safe automated repair. The model joins four parts: a heterogeneous population of LLM agents as analyzer, healer and validators; a three-phase PBFT engine that yields a bounded-safety collective decision; an isolated sandbox with embedded e-commerce invariants acting as an independent correctness oracle; and a Byzantine fault-injection capability for stress-testing the safety property. What the findings make clear is that it is the pairing of consensus and</w:t>
-      </w:r>
-      <w:r>
-        <w:rPr>
-          <w:rFonts w:cs="Times New Roman"/>
-        </w:rPr>
-        <w:t xml:space="preserve"> sandbox, not either by itself, that delivers the safety result: consensus screens out most unsafe candidates at the prepare phase, and the sandbox catches whatever gets through, including fixes an adversarial agent forces past the vote. The model is best read as a defence-in-depth design that keeps agreement and verification deliberately apart, and the evidence of this chapter is that it wipes out the safety-violation category at a known, predictable cost in latency.</w:t>
+        <w:t>The results back BFT-MAS as a workable mechanism for safe automated repair. The model joins four parts: a heterogeneous population of LLM agents as analyzer, healer and validators; a three-phase PBFT engine that yields a bounded-safety collective decision; an isolated sandbox with embedded e-commerce invariants acting as an independent correctness oracle; and a Byzantine fault-injection capability for stress-testing the safety property. What the findings make clear is that it is the pairing of consensus and sandbox, not either by itself, that delivers the safety result: consensus screens out most unsafe candidates at the prepare phase, and the sandbox catches whatever gets through, including fixes an adversarial agent forces past the vote. The model is best read as a defence-in-depth design that keeps agreement and verification deliberately apart, and the evidence of this chapter is that it wipes out the safety-violation category at a known, predictable cost in latency.</w:t>
       </w:r>
     </w:p>
     <w:p>
@@ -10139,10 +9852,7 @@
     </w:p>
     <w:p>
       <w:r>
-        <w:t xml:space="preserve">This chapter has reported the study's empirical results. On the real-world subset the consensus pipeline directionally reduced the safety-violation rate, 75% to 50% (McNemar exact p = 0.125, not significant at this sample size), and raised the repair rate 25% to 50%; across all 90 paired bugs the violation rate fell from 16.7% to 11.1%. The result the study rests on is deterministic: four independent validators tolerate one Byzantine voter across all five fault behaviours, an f = 2 study shows the bound is </w:t>
-      </w:r>
-      <w:r>
-        <w:t>tight, and an independent-replica realisation preserves agreement under an equivocating primary where naive voting splits (Section 4.4.8). Repair quality is reported as preliminary, resting on a weak run-as-script oracle.</w:t>
+        <w:t>This chapter has reported the study's empirical results. On the real-world subset the consensus pipeline directionally reduced the safety-violation rate, 75% to 50% (McNemar exact p = 0.125, not significant at this sample size), and raised the repair rate 25% to 50%; across all 90 paired bugs the violation rate fell from 16.7% to 11.1%. The result the study rests on is deterministic: four independent validators tolerate one Byzantine voter across all five fault behaviours, an f = 2 study shows the bound is tight, and an independent-replica realisation preserves agreement under an equivocating primary where naive voting splits (Section 4.4.8). Repair quality is reported as preliminary, resting on a weak run-as-script oracle.</w:t>
       </w:r>
     </w:p>
     <w:p>
@@ -10151,7 +9861,7 @@
         <w:pageBreakBefore/>
         <w:jc w:val="left"/>
       </w:pPr>
-      <w:bookmarkStart w:id="7" w:name="_Toc231309678"/>
+      <w:bookmarkStart w:id="7" w:name="_Toc231310638"/>
       <w:r>
         <w:lastRenderedPageBreak/>
         <w:t>CHAPTER 5: DISCUSSION OF RESULTS</w:t>
@@ -10182,13 +9892,7 @@
         <w:rPr>
           <w:rFonts w:cs="Times New Roman"/>
         </w:rPr>
-        <w:t>Put together, the experiments tell one consistent story. On the two well-controlled datasets both pipelines succeed completely, which says the plumbing is sound and that the synthetic and e-commerce bugs sit within the models' reach. On the hard, real-world BugsInPy subset the pipelines split sharply: the baseline fixes more bugs outright but ships an unsafe fix in half its attempts, while the consensus pipeline approves fewer and ships none. The fault-injection experiment shows that safety survives an arbi</w:t>
-      </w:r>
-      <w:r>
-        <w:rPr>
-          <w:rFonts w:cs="Times New Roman"/>
-        </w:rPr>
-        <w:t>trarily misbehaving agent, and the two scaling experiments show that the minimum Byzantine-compliant setup is also the most efficient and that, on these bugs, model diversity does not yield the decorrelation the design counted on. Every experiment points the same way: the system's value is precision and safety, won by keeping agreement and verification apart, and paid for in predictable latency.</w:t>
+        <w:t>Put together, the experiments tell one consistent story. On the two well-controlled datasets both pipelines succeed completely, which says the plumbing is sound and that the synthetic and e-commerce bugs sit within the models' reach. On the hard, real-world BugsInPy subset the pipelines split sharply: the baseline fixes more bugs outright but ships an unsafe fix in half its attempts, while the consensus pipeline approves fewer and ships none. The fault-injection experiment shows that safety survives an arbitrarily misbehaving agent, and the two scaling experiments show that the minimum Byzantine-compliant setup is also the most efficient and that, on these bugs, model diversity does not yield the decorrelation the design counted on. Every experiment points the same way: the system's value is precision and safety, won by keeping agreement and verification apart, and paid for in predictable latency.</w:t>
       </w:r>
     </w:p>
     <w:p>
@@ -10207,13 +9911,7 @@
         <w:rPr>
           <w:rFonts w:cs="Times New Roman"/>
         </w:rPr>
-        <w:t xml:space="preserve">The headline result, the complete elimination of the safety-violation category by the consensus pipeline, makes most sense once you see the mechanism behind it. When the healer, on GPT-4o, writes a fix, it works from one model's point of view and cannot reliably spot its own overconfident mistakes. The validators, on a different model family and prompted differently, judge the same candidate from an independent angle. On a clear-cut bug they side with the healer and the fix goes through; on a bug where the </w:t>
-      </w:r>
-      <w:r>
-        <w:rPr>
-          <w:rFonts w:cs="Times New Roman"/>
-        </w:rPr>
-        <w:t>healer is confidently wrong, they are likelier to dissent, the prepare-phase quorum falls short, and the fix is rejected before it can commit. The sandbox then gives a last, model-independent check on whatever reaches it. The ten cases where consensus rejected a fix the baseline accepted, and the sandbox confirmed the rejection was right, are this mechanism caught in the act.</w:t>
+        <w:t>The headline result, the complete elimination of the safety-violation category by the consensus pipeline, makes most sense once you see the mechanism behind it. When the healer, on GPT-4o, writes a fix, it works from one model's point of view and cannot reliably spot its own overconfident mistakes. The validators, on a different model family and prompted differently, judge the same candidate from an independent angle. On a clear-cut bug they side with the healer and the fix goes through; on a bug where the healer is confidently wrong, they are likelier to dissent, the prepare-phase quorum falls short, and the fix is rejected before it can commit. The sandbox then gives a last, model-independent check on whatever reaches it. The ten cases where consensus rejected a fix the baseline accepted, and the sandbox confirmed the rejection was right, are this mechanism caught in the act.</w:t>
       </w:r>
     </w:p>
     <w:p>
@@ -10221,13 +9919,7 @@
         <w:rPr>
           <w:rFonts w:cs="Times New Roman"/>
         </w:rPr>
-        <w:t xml:space="preserve">The latency result matters just as much in practice. The roughly two-fold increase in end-to-end time is not consensus overhead, which runs under two milliseconds a round, but the cost of the extra validator inference. That distinction is useful, because it tells a practitioner where the cost actually lives and how to cut it: faster or hardware-accelerated validators would close the gap, whereas tuning the consensus protocol would not. So the trade-off depends on context. Where each repair is a high-stakes </w:t>
-      </w:r>
-      <w:r>
-        <w:rPr>
-          <w:rFonts w:cs="Times New Roman"/>
-        </w:rPr>
-        <w:t xml:space="preserve">commit to production payment, settlement or </w:t>
+        <w:t xml:space="preserve">The latency result matters just as much in practice. The roughly two-fold increase in end-to-end time is not consensus overhead, which runs under two milliseconds a round, but the cost of the extra validator inference. That distinction is useful, because it tells a practitioner where the cost actually lives and how to cut it: faster or hardware-accelerated validators would close the gap, whereas tuning the consensus protocol would not. So the trade-off depends on context. Where each repair is a high-stakes commit to production payment, settlement or </w:t>
       </w:r>
       <w:r>
         <w:rPr>
@@ -10242,13 +9934,7 @@
         <w:rPr>
           <w:rFonts w:cs="Times New Roman"/>
         </w:rPr>
-        <w:t>The fault-injection results read as the empirical realisation of the classical PBFT safety theorem under non-deterministic replicas. Consensus success staying at one hundred per cent across every adversarial behaviour confirms that the 3f + 1 quorum structure carries over intact to LLM agents. The swing in safety-violation rate across behaviours, from zero under always-reject to sixty per cent under garbage, is not a weakness of consensus but a reminder that consensus alone guarantees agreement, not correct</w:t>
-      </w:r>
-      <w:r>
-        <w:rPr>
-          <w:rFonts w:cs="Times New Roman"/>
-        </w:rPr>
-        <w:t>ness, which is exactly why the sandbox layer is non-negotiable. And the collapse of pairwise agreement to zero whenever a Byzantine vote turns up is a usable diagnostic, not just a curiosity.</w:t>
+        <w:t>The fault-injection results read as the empirical realisation of the classical PBFT safety theorem under non-deterministic replicas. Consensus success staying at one hundred per cent across every adversarial behaviour confirms that the 3f + 1 quorum structure carries over intact to LLM agents. The swing in safety-violation rate across behaviours, from zero under always-reject to sixty per cent under garbage, is not a weakness of consensus but a reminder that consensus alone guarantees agreement, not correctness, which is exactly why the sandbox layer is non-negotiable. And the collapse of pairwise agreement to zero whenever a Byzantine vote turns up is a usable diagnostic, not just a curiosity.</w:t>
       </w:r>
     </w:p>
     <w:p>
@@ -10256,13 +9942,7 @@
         <w:rPr>
           <w:rFonts w:cs="Times New Roman"/>
         </w:rPr>
-        <w:t>The diverse-validator result needs careful handling, because it is a negative one. Four validators from three model families agreeing even more tightly than two from one family does not refute the failure-decorrelation hypothesis in general; it says the BugsInPy bugs used are clear-cut enough that any competent code model reads them identically. Decorrelation, on this reading, would only surface on borderline bugs where competent models genuinely split, and building such a dataset is a clear next step. Repo</w:t>
-      </w:r>
-      <w:r>
-        <w:rPr>
-          <w:rFonts w:cs="Times New Roman"/>
-        </w:rPr>
-        <w:t>rting the negative result openly strengthens the study rather than weakening it, because it keeps an unsupported claim about model diversity from creeping in.</w:t>
+        <w:t>The diverse-validator result needs careful handling, because it is a negative one. Four validators from three model families agreeing even more tightly than two from one family does not refute the failure-decorrelation hypothesis in general; it says the BugsInPy bugs used are clear-cut enough that any competent code model reads them identically. Decorrelation, on this reading, would only surface on borderline bugs where competent models genuinely split, and building such a dataset is a clear next step. Reporting the negative result openly strengthens the study rather than weakening it, because it keeps an unsupported claim about model diversity from creeping in.</w:t>
       </w:r>
     </w:p>
     <w:p>
@@ -10281,21 +9961,12 @@
         <w:rPr>
           <w:rFonts w:cs="Times New Roman"/>
         </w:rPr>
-        <w:t xml:space="preserve">Setting these results against the systems from Chapter 2 sharpens what the project adds. Next to the classical Byzantine protocols, PBFT, BFT-SMaRt, HotStuff and the rest, the system keeps the 3f + 1 quorum and the three-phase agreement but breaks with them on one fundamental point: its replicas are non-deterministic LLM agents, not deterministic state machines, so it cannot treat output identity as the test of correctness. That the safety property still transfers, as the fault-injection results show, is a </w:t>
-      </w:r>
-      <w:r>
-        <w:rPr>
-          <w:rFonts w:cs="Times New Roman"/>
-        </w:rPr>
-        <w:t>genuinely new piece of evidence, since those protocols were never run on non-deterministic replicas and report throughput and latency rather than any safety-violation rate.</w:t>
+        <w:t>Setting these results against the systems from Chapter 2 sharpens what the project adds. Next to the classical Byzantine protocols, PBFT, BFT-SMaRt, HotStuff and the rest, the system keeps the 3f + 1 quorum and the three-phase agreement but breaks with them on one fundamental point: its replicas are non-deterministic LLM agents, not deterministic state machines, so it cannot treat output identity as the test of correctness. That the safety property still transfers, as the fault-injection results show, is a genuinely new piece of evidence, since those protocols were never run on non-deterministic replicas and report throughput and latency rather than any safety-violation rate.</w:t>
       </w:r>
     </w:p>
     <w:p>
       <w:r>
-        <w:t>Next to the multi-agent LLM frameworks, ChatDev, MetaGPT, AutoGen and CAMEL, the system swaps social coordination for a formal agreement protocol and reports the safety metric those frameworks leave out. MetaGPT's role-based voting is the nearest thing to consensus among them, but it does not meet the 3f + 1 bound and is not evaluated for safety; this work supplies both. Next to the repair systems, GenProg, SemFix, SapFix and the LLM-based methods, the system aims at the plausibility-correctness gap that Sm</w:t>
-      </w:r>
-      <w:r>
-        <w:t xml:space="preserve">ith et al. (2015) documented: where those systems accept a fix that clears the available tests, this one demands a consensus of diverse agents and an independent sandbox run. The single-agent baseline here effectively stands in for those prior pipelines, </w:t>
+        <w:t xml:space="preserve">Next to the multi-agent LLM frameworks, ChatDev, MetaGPT, AutoGen and CAMEL, the system swaps social coordination for a formal agreement protocol and reports the safety metric those frameworks leave out. MetaGPT's role-based voting is the nearest thing to consensus among them, but it does not meet the 3f + 1 bound and is not evaluated for safety; this work supplies both. Next to the repair systems, GenProg, SemFix, SapFix and the LLM-based methods, the system aims at the plausibility-correctness gap that Smith et al. (2015) documented: where those systems accept a fix that clears the available tests, this one demands a consensus of diverse agents and an independent sandbox run. The single-agent baseline here effectively stands in for those prior pipelines, </w:t>
       </w:r>
       <w:r>
         <w:lastRenderedPageBreak/>
@@ -10304,10 +9975,7 @@
     </w:p>
     <w:p>
       <w:r>
-        <w:t>The comparison is just as clear about the system's limits. On the easy synthetic and e-commerce sets the two modes are indistinguishable, and the repair results overall are preliminary: the safety and repair gains on real-world bugs are directional, not significant (McNemar p = 0.125), and rest on a weak run-as-script oracle. Its latency beats no single-agent method, and on model-diversity decorrelation it returned a negative result where some earlier multi-agent work quietly assumed a benefit. These honest</w:t>
-      </w:r>
-      <w:r>
-        <w:t xml:space="preserve"> comparisons fix the contribution precisely: the system moves the state of the art on Byzantine-tolerant consensus and on safety for high-stakes repair, not on throughput, speed, or any demonstrated diversity benefit.</w:t>
+        <w:t>The comparison is just as clear about the system's limits. On the easy synthetic and e-commerce sets the two modes are indistinguishable, and the repair results overall are preliminary: the safety and repair gains on real-world bugs are directional, not significant (McNemar p = 0.125), and rest on a weak run-as-script oracle. Its latency beats no single-agent method, and on model-diversity decorrelation it returned a negative result where some earlier multi-agent work quietly assumed a benefit. These honest comparisons fix the contribution precisely: the system moves the state of the art on Byzantine-tolerant consensus and on safety for high-stakes repair, not on throughput, speed, or any demonstrated diversity benefit.</w:t>
       </w:r>
     </w:p>
     <w:p>
@@ -10326,13 +9994,7 @@
         <w:rPr>
           <w:rFonts w:cs="Times New Roman"/>
         </w:rPr>
-        <w:t>A critical reading has to weigh both the strength of the findings and their limits. The main strength is that the central safety claim rests on a strict paired comparison, a statistically significant result and an independent correctness oracle, which together make the elimination of safety violations hard to write off as chance or circular reasoning. The mechanism behind it is intuitive and the fault-injection experiment backs it up, and the costs are quantified rather than buried. Reporting a negative dec</w:t>
-      </w:r>
-      <w:r>
-        <w:rPr>
-          <w:rFonts w:cs="Times New Roman"/>
-        </w:rPr>
-        <w:t>orrelation result and a lower raw success rate lends the positive claims more credibility, not less.</w:t>
+        <w:t>A critical reading has to weigh both the strength of the findings and their limits. The main strength is that the central safety claim rests on a strict paired comparison, a statistically significant result and an independent correctness oracle, which together make the elimination of safety violations hard to write off as chance or circular reasoning. The mechanism behind it is intuitive and the fault-injection experiment backs it up, and the costs are quantified rather than buried. Reporting a negative decorrelation result and a lower raw success rate lends the positive claims more credibility, not less.</w:t>
       </w:r>
     </w:p>
     <w:p>
@@ -10340,19 +10002,7 @@
         <w:rPr>
           <w:rFonts w:cs="Times New Roman"/>
         </w:rPr>
-        <w:t>Several threats to validity still have to be owned. On construct validity, the synthetic benchmark uses small, self-contained bugs whose success rates say nothing about real-world difficulty; the BugsInPy subset softens this but judges fix quality against a canonical diff rather than a project's full test suite, so a fix counted correct here might still fail an exhaustive test. On internal validity, although both pipelines share the analyzer and healer so the comparison isolates the consensus stage, the LLM</w:t>
-      </w:r>
-      <w:r>
-        <w:rPr>
-          <w:rFonts w:cs="Times New Roman"/>
-        </w:rPr>
-        <w:t xml:space="preserve"> providers are non-deterministic across runs and the experiments were not repeated often enough to estimate run-to-run variance, so the precise per-scenario rates are best read as indicative. On external validity, every bug is Python and the validators' static checks are Python-specific, so the results may not carry straight over to other languages such as Java without more validator work. And ninety bugs, fine for a controlled comparison, is far short of an industrial deployment, while the economic argumen</w:t>
-      </w:r>
-      <w:r>
-        <w:rPr>
-          <w:rFonts w:cs="Times New Roman"/>
-        </w:rPr>
-        <w:t>t rests on an estimate rather than a field study.</w:t>
+        <w:t>Several threats to validity still have to be owned. On construct validity, the synthetic benchmark uses small, self-contained bugs whose success rates say nothing about real-world difficulty; the BugsInPy subset softens this but judges fix quality against a canonical diff rather than a project's full test suite, so a fix counted correct here might still fail an exhaustive test. On internal validity, although both pipelines share the analyzer and healer so the comparison isolates the consensus stage, the LLM providers are non-deterministic across runs and the experiments were not repeated often enough to estimate run-to-run variance, so the precise per-scenario rates are best read as indicative. On external validity, every bug is Python and the validators' static checks are Python-specific, so the results may not carry straight over to other languages such as Java without more validator work. And ninety bugs, fine for a controlled comparison, is far short of an industrial deployment, while the economic argument rests on an estimate rather than a field study.</w:t>
       </w:r>
     </w:p>
     <w:p>
@@ -10360,13 +10010,7 @@
         <w:rPr>
           <w:rFonts w:cs="Times New Roman"/>
         </w:rPr>
-        <w:t>One more critical point concerns how general the safety result is. The zero safety-violation rate came on a corpus where the consensus pipeline could afford to be conservative, turning away four-fifths of candidate fixes on the hardest dataset. Where throughput is critical, that caution is itself a cost, and the right operating point on the precision-throughput curve would have to be chosen on purpose rather than assumed. So the findings establish that safe automated repair is achievable and measurable, not</w:t>
-      </w:r>
-      <w:r>
-        <w:rPr>
-          <w:rFonts w:cs="Times New Roman"/>
-        </w:rPr>
-        <w:t xml:space="preserve"> that it is free. None of this undermines the central </w:t>
+        <w:t xml:space="preserve">One more critical point concerns how general the safety result is. The zero safety-violation rate came on a corpus where the consensus pipeline could afford to be conservative, turning away four-fifths of candidate fixes on the hardest dataset. Where throughput is critical, that caution is itself a cost, and the right operating point on the precision-throughput curve would have to be chosen on purpose rather than assumed. So the findings establish that safe automated repair is achievable and measurable, not that it is free. None of this undermines the central </w:t>
       </w:r>
       <w:r>
         <w:rPr>
@@ -10382,7 +10026,7 @@
         <w:pageBreakBefore/>
         <w:jc w:val="left"/>
       </w:pPr>
-      <w:bookmarkStart w:id="8" w:name="_Toc231309679"/>
+      <w:bookmarkStart w:id="8" w:name="_Toc231310639"/>
       <w:r>
         <w:lastRenderedPageBreak/>
         <w:t>CHAPTER 6: CONCLUSIONS AND RECOMMENDATIONS</w:t>
@@ -10421,10 +10065,7 @@
     </w:p>
     <w:p>
       <w:r>
-        <w:t>The project set out to design, build and empirically validate a Byzantine fault-tolerant multi-agent system for safe automated program repair in e-commerce systems, and it did. The central conclusion is that genuine consensus over independent, model-diverse LLM agents, backed by an executable check, preserves agreement under a Byzantine (equivocating) primary where naive voting splits — the property the system is named for, demonstrated rather than asserted. On real-world bugs the consensus pipeline directi</w:t>
-      </w:r>
-      <w:r>
-        <w:t>onally reduced the unsafe-fix rate from 75% to 50% and raised the repair rate from 25% to 50% (McNemar p = 0.125, not significant at this sample size); the deterministic Byzantine-tolerance results, not the sampled repair numbers, carry the central claim, and repair quality is reported honestly as preliminary.</w:t>
+        <w:t>The project set out to design, build and empirically validate a Byzantine fault-tolerant multi-agent system for safe automated program repair in e-commerce systems, and it did. The central conclusion is that genuine consensus over independent, model-diverse LLM agents, backed by an executable check, preserves agreement under a Byzantine (equivocating) primary where naive voting splits, the property the system is named for, demonstrated rather than asserted. On real-world bugs the consensus pipeline directionally reduced the unsafe-fix rate from 75% to 50% and raised the repair rate from 25% to 50% (McNemar p = 0.125, not significant at this sample size); the deterministic Byzantine-tolerance results, not the sampled repair numbers, carry the central claim, and repair quality is reported honestly as preliminary.</w:t>
       </w:r>
     </w:p>
     <w:p>
@@ -10432,13 +10073,7 @@
         <w:rPr>
           <w:rFonts w:cs="Times New Roman"/>
         </w:rPr>
-        <w:t>A second conclusion is that the safety guarantee comes from defence in depth, not consensus alone. The fault-injection experiment showed consensus reliably reaching its quorum even with an agent misbehaving arbitrarily, but consensus guarantees agreement, not correctness, and it is the isolated sandbox that turns that agreement into safety. A third conclusion is that the safety gain has a definite, predictable price: roughly double the end-to-end latency, almost all of it validator inference rather than the</w:t>
-      </w:r>
-      <w:r>
-        <w:rPr>
-          <w:rFonts w:cs="Times New Roman"/>
-        </w:rPr>
-        <w:t xml:space="preserve"> consensus protocol, plus a modestly lower raw repair rate. A fourth, reported honestly as a negative result, is that on clear-cut bugs the diversity of the agent population did not produce the decorrelated failures the design was built to exploit; showing that benefit would take borderline bugs on which competent models genuinely disagree. Table 6.1 maps these conclusions onto the project's five objectives.</w:t>
+        <w:t>A second conclusion is that the safety guarantee comes from defence in depth, not consensus alone. The fault-injection experiment showed consensus reliably reaching its quorum even with an agent misbehaving arbitrarily, but consensus guarantees agreement, not correctness, and it is the isolated sandbox that turns that agreement into safety. A third conclusion is that the safety gain has a definite, predictable price: roughly double the end-to-end latency, almost all of it validator inference rather than the consensus protocol, plus a modestly lower raw repair rate. A fourth, reported honestly as a negative result, is that on clear-cut bugs the diversity of the agent population did not produce the decorrelated failures the design was built to exploit; showing that benefit would take borderline bugs on which competent models genuinely disagree. Table 6.1 maps these conclusions onto the project's five objectives.</w:t>
       </w:r>
     </w:p>
     <w:p>
@@ -10777,13 +10412,7 @@
         <w:rPr>
           <w:rFonts w:cs="Times New Roman"/>
         </w:rPr>
-        <w:t>Against the research questions, the study answers all four. On the optimal number of agents (RQ1), the minimum Byzantine-compliant setup, four agents tolerating one fault, gives the best success rate and the lowest latency, and bigger configurations earn their place only under a threat model that demands tolerance of more than one simultaneous fault. On consensus latency (RQ2), the protocol itself is negligible at under two milliseconds a round, and the observed increase is the cost of extra validator infer</w:t>
-      </w:r>
-      <w:r>
-        <w:rPr>
-          <w:rFonts w:cs="Times New Roman"/>
-        </w:rPr>
-        <w:t>ence, defensible for high-stakes commits. On whether consensus improves reliability (RQ3), the answer is yes and emphatically so: consensus eliminated the unsafe-fix category with a statistically significant result. On the economic benefit (RQ4), a conservative estimate from the CISQ (2024) downtime figures says that avoiding unsafe fixes in high-stakes production repairs averts far more loss than the modest cloud-inference cost of consensus, so the approach pays wherever a repair carries financial risk.</w:t>
+        <w:t>Against the research questions, the study answers all four. On the optimal number of agents (RQ1), the minimum Byzantine-compliant setup, four agents tolerating one fault, gives the best success rate and the lowest latency, and bigger configurations earn their place only under a threat model that demands tolerance of more than one simultaneous fault. On consensus latency (RQ2), the protocol itself is negligible at under two milliseconds a round, and the observed increase is the cost of extra validator inference, defensible for high-stakes commits. On whether consensus improves reliability (RQ3), the answer is yes and emphatically so: consensus eliminated the unsafe-fix category with a statistically significant result. On the economic benefit (RQ4), a conservative estimate from the CISQ (2024) downtime figures says that avoiding unsafe fixes in high-stakes production repairs averts far more loss than the modest cloud-inference cost of consensus, so the approach pays wherever a repair carries financial risk.</w:t>
       </w:r>
     </w:p>
     <w:p>
@@ -11005,7 +10634,7 @@
         <w:pageBreakBefore/>
         <w:jc w:val="left"/>
       </w:pPr>
-      <w:bookmarkStart w:id="9" w:name="_Toc231309680"/>
+      <w:bookmarkStart w:id="9" w:name="_Toc231310640"/>
       <w:r>
         <w:lastRenderedPageBreak/>
         <w:t>REFERENCES</w:t>
@@ -11410,7 +11039,7 @@
         <w:pageBreakBefore/>
         <w:jc w:val="left"/>
       </w:pPr>
-      <w:bookmarkStart w:id="10" w:name="_Toc231309681"/>
+      <w:bookmarkStart w:id="10" w:name="_Toc231310641"/>
       <w:r>
         <w:lastRenderedPageBreak/>
         <w:t>APPENDIX A: SYNTHETIC BUG CATALOGUE (n = 40)</w:t>
@@ -13384,7 +13013,7 @@
         <w:pageBreakBefore/>
         <w:jc w:val="left"/>
       </w:pPr>
-      <w:bookmarkStart w:id="11" w:name="_Toc231309682"/>
+      <w:bookmarkStart w:id="11" w:name="_Toc231310642"/>
       <w:r>
         <w:lastRenderedPageBreak/>
         <w:t>APPENDIX B: E-COMMERCE BUG CATALOGUE (n = 30)</w:t>
@@ -14887,7 +14516,7 @@
         <w:pageBreakBefore/>
         <w:jc w:val="left"/>
       </w:pPr>
-      <w:bookmarkStart w:id="12" w:name="_Toc231309683"/>
+      <w:bookmarkStart w:id="12" w:name="_Toc231310643"/>
       <w:r>
         <w:lastRenderedPageBreak/>
         <w:t>APPENDIX C: ALGORITHM SPECIFICATIONS</w:t>
@@ -15459,7 +15088,7 @@
         <w:pageBreakBefore/>
         <w:jc w:val="left"/>
       </w:pPr>
-      <w:bookmarkStart w:id="13" w:name="_Toc231309684"/>
+      <w:bookmarkStart w:id="13" w:name="_Toc231310644"/>
       <w:r>
         <w:lastRenderedPageBreak/>
         <w:t>APPENDIX D: GLOSSARY AND ABBREVIATIONS</w:t>
@@ -16150,7 +15779,7 @@
         <w:pStyle w:val="Heading1"/>
         <w:pageBreakBefore/>
       </w:pPr>
-      <w:bookmarkStart w:id="14" w:name="_Toc231309685"/>
+      <w:bookmarkStart w:id="14" w:name="_Toc231310645"/>
       <w:r>
         <w:lastRenderedPageBreak/>
         <w:t>APPENDIX E: SYSTEM INTERFACE SCREENSHOTS</w:t>
@@ -17097,7 +16726,7 @@
         <w:pStyle w:val="Heading1"/>
         <w:pageBreakBefore/>
       </w:pPr>
-      <w:bookmarkStart w:id="15" w:name="_Toc231309686"/>
+      <w:bookmarkStart w:id="15" w:name="_Toc231310646"/>
       <w:r>
         <w:lastRenderedPageBreak/>
         <w:t>APPENDIX F: FULL PER-CASE EXPERIMENTAL RESULTS</w:t>
@@ -35166,7 +34795,7 @@
         <w:pStyle w:val="Heading1"/>
         <w:pageBreakBefore/>
       </w:pPr>
-      <w:bookmarkStart w:id="16" w:name="_Toc231309687"/>
+      <w:bookmarkStart w:id="16" w:name="_Toc231310647"/>
       <w:r>
         <w:lastRenderedPageBreak/>
         <w:t>APPENDIX G: SELECTED SOURCE-CODE LISTINGS</w:t>
@@ -35341,14 +34970,7 @@
           <w:rFonts w:ascii="Consolas" w:hAnsi="Consolas"/>
           <w:sz w:val="15"/>
         </w:rPr>
-        <w:t xml:space="preserve">1. </w:t>
-      </w:r>
-      <w:r>
-        <w:rPr>
-          <w:rFonts w:ascii="Consolas" w:hAnsi="Consolas"/>
-          <w:sz w:val="15"/>
-        </w:rPr>
-        <w:t>Pre-prepare: Primary proposes a fix with sequence number</w:t>
+        <w:t>1. Pre-prepare: Primary proposes a fix with sequence number</w:t>
       </w:r>
       <w:r>
         <w:br/>
@@ -35568,14 +35190,7 @@
           <w:rFonts w:ascii="Consolas" w:hAnsi="Consolas"/>
           <w:sz w:val="15"/>
         </w:rPr>
-        <w:t xml:space="preserve">    Pr</w:t>
-      </w:r>
-      <w:r>
-        <w:rPr>
-          <w:rFonts w:ascii="Consolas" w:hAnsi="Consolas"/>
-          <w:sz w:val="15"/>
-        </w:rPr>
-        <w:t>epareMessage,</w:t>
+        <w:t xml:space="preserve">    PrepareMessage,</w:t>
       </w:r>
       <w:r>
         <w:br/>
@@ -35796,14 +35411,7 @@
           <w:rFonts w:ascii="Consolas" w:hAnsi="Consolas"/>
           <w:sz w:val="15"/>
         </w:rPr>
-        <w:t xml:space="preserve">    sequence: </w:t>
-      </w:r>
-      <w:r>
-        <w:rPr>
-          <w:rFonts w:ascii="Consolas" w:hAnsi="Consolas"/>
-          <w:sz w:val="15"/>
-        </w:rPr>
-        <w:t>int</w:t>
+        <w:t xml:space="preserve">    sequence: int</w:t>
       </w:r>
       <w:r>
         <w:br/>
@@ -36163,14 +35771,7 @@
           <w:rFonts w:ascii="Consolas" w:hAnsi="Consolas"/>
           <w:sz w:val="15"/>
         </w:rPr>
-        <w:t xml:space="preserve">        result = await consensus.prop</w:t>
-      </w:r>
-      <w:r>
-        <w:rPr>
-          <w:rFonts w:ascii="Consolas" w:hAnsi="Consolas"/>
-          <w:sz w:val="15"/>
-        </w:rPr>
-        <w:t>ose_fix(fix_proposal)</w:t>
+        <w:t xml:space="preserve">        result = await consensus.propose_fix(fix_proposal)</w:t>
       </w:r>
       <w:r>
         <w:br/>
@@ -36430,14 +36031,7 @@
           <w:rFonts w:ascii="Consolas" w:hAnsi="Consolas"/>
           <w:sz w:val="15"/>
         </w:rPr>
-        <w:t xml:space="preserve">            reputation_step: Maximum per-round movem</w:t>
-      </w:r>
-      <w:r>
-        <w:rPr>
-          <w:rFonts w:ascii="Consolas" w:hAnsi="Consolas"/>
-          <w:sz w:val="15"/>
-        </w:rPr>
-        <w:t>ent of any agent's</w:t>
+        <w:t xml:space="preserve">            reputation_step: Maximum per-round movement of any agent's</w:t>
       </w:r>
       <w:r>
         <w:br/>
@@ -36558,14 +36152,7 @@
           <w:rFonts w:ascii="Consolas" w:hAnsi="Consolas"/>
           <w:sz w:val="15"/>
         </w:rPr>
-        <w:t xml:space="preserve">        self.sequence = 0  # Next s</w:t>
-      </w:r>
-      <w:r>
-        <w:rPr>
-          <w:rFonts w:ascii="Consolas" w:hAnsi="Consolas"/>
-          <w:sz w:val="15"/>
-        </w:rPr>
-        <w:t>equence number</w:t>
+        <w:t xml:space="preserve">        self.sequence = 0  # Next sequence number</w:t>
       </w:r>
       <w:r>
         <w:br/>
@@ -37045,74 +36632,87 @@
           <w:rFonts w:ascii="Consolas" w:hAnsi="Consolas"/>
           <w:sz w:val="15"/>
         </w:rPr>
+        <w:t xml:space="preserve">        logger.info(</w:t>
+      </w:r>
+      <w:r>
+        <w:br/>
+      </w:r>
+      <w:r>
+        <w:rPr>
+          <w:rFonts w:ascii="Consolas" w:hAnsi="Consolas"/>
+          <w:sz w:val="15"/>
+        </w:rPr>
+        <w:t xml:space="preserve">            "Agent registered for consensus",</w:t>
+      </w:r>
+      <w:r>
+        <w:br/>
+      </w:r>
+      <w:r>
+        <w:rPr>
+          <w:rFonts w:ascii="Consolas" w:hAnsi="Consolas"/>
+          <w:sz w:val="15"/>
+        </w:rPr>
+        <w:t xml:space="preserve">            agent_id=agent.agent_id,</w:t>
+      </w:r>
+      <w:r>
+        <w:br/>
+      </w:r>
+      <w:r>
+        <w:rPr>
+          <w:rFonts w:ascii="Consolas" w:hAnsi="Consolas"/>
+          <w:sz w:val="15"/>
+        </w:rPr>
+        <w:t xml:space="preserve">            agent_type=agent.agent_type,</w:t>
+      </w:r>
+      <w:r>
+        <w:br/>
+      </w:r>
+      <w:r>
+        <w:rPr>
+          <w:rFonts w:ascii="Consolas" w:hAnsi="Consolas"/>
+          <w:sz w:val="15"/>
+        </w:rPr>
+        <w:t xml:space="preserve">            llm_provider=agent.llm_provider,</w:t>
+      </w:r>
+      <w:r>
+        <w:br/>
+      </w:r>
+      <w:r>
+        <w:rPr>
+          <w:rFonts w:ascii="Consolas" w:hAnsi="Consolas"/>
+          <w:sz w:val="15"/>
+        </w:rPr>
+        <w:t xml:space="preserve">            total_agents=len(self.agents)</w:t>
+      </w:r>
+      <w:r>
+        <w:br/>
+      </w:r>
+      <w:r>
+        <w:rPr>
+          <w:rFonts w:ascii="Consolas" w:hAnsi="Consolas"/>
+          <w:sz w:val="15"/>
+        </w:rPr>
+        <w:t xml:space="preserve">        )</w:t>
+      </w:r>
+      <w:r>
+        <w:br/>
+      </w:r>
+      <w:r>
+        <w:rPr>
+          <w:rFonts w:ascii="Consolas" w:hAnsi="Consolas"/>
+          <w:sz w:val="15"/>
+        </w:rPr>
         <w:t xml:space="preserve"> </w:t>
       </w:r>
       <w:r>
-        <w:rPr>
-          <w:rFonts w:ascii="Consolas" w:hAnsi="Consolas"/>
-          <w:sz w:val="15"/>
-        </w:rPr>
-        <w:t xml:space="preserve">       logger.info(</w:t>
-      </w:r>
-      <w:r>
-        <w:br/>
-      </w:r>
-      <w:r>
-        <w:rPr>
-          <w:rFonts w:ascii="Consolas" w:hAnsi="Consolas"/>
-          <w:sz w:val="15"/>
-        </w:rPr>
-        <w:t xml:space="preserve">            "Agent registered for consensus",</w:t>
-      </w:r>
-      <w:r>
-        <w:br/>
-      </w:r>
-      <w:r>
-        <w:rPr>
-          <w:rFonts w:ascii="Consolas" w:hAnsi="Consolas"/>
-          <w:sz w:val="15"/>
-        </w:rPr>
-        <w:t xml:space="preserve">            agent_id=agent.agent_id,</w:t>
-      </w:r>
-      <w:r>
-        <w:br/>
-      </w:r>
-      <w:r>
-        <w:rPr>
-          <w:rFonts w:ascii="Consolas" w:hAnsi="Consolas"/>
-          <w:sz w:val="15"/>
-        </w:rPr>
-        <w:t xml:space="preserve">            agent_type=agent.agent_type,</w:t>
-      </w:r>
-      <w:r>
-        <w:br/>
-      </w:r>
-      <w:r>
-        <w:rPr>
-          <w:rFonts w:ascii="Consolas" w:hAnsi="Consolas"/>
-          <w:sz w:val="15"/>
-        </w:rPr>
-        <w:t xml:space="preserve">            llm_provider=agent.llm_provider,</w:t>
-      </w:r>
-      <w:r>
-        <w:br/>
-      </w:r>
-      <w:r>
-        <w:rPr>
-          <w:rFonts w:ascii="Consolas" w:hAnsi="Consolas"/>
-          <w:sz w:val="15"/>
-        </w:rPr>
-        <w:t xml:space="preserve">            total_agents=len(self.agents)</w:t>
-      </w:r>
-      <w:r>
-        <w:br/>
-      </w:r>
-      <w:r>
-        <w:rPr>
-          <w:rFonts w:ascii="Consolas" w:hAnsi="Consolas"/>
-          <w:sz w:val="15"/>
-        </w:rPr>
-        <w:t xml:space="preserve">        )</w:t>
+        <w:br/>
+      </w:r>
+      <w:r>
+        <w:rPr>
+          <w:rFonts w:ascii="Consolas" w:hAnsi="Consolas"/>
+          <w:sz w:val="15"/>
+        </w:rPr>
+        <w:t xml:space="preserve">        return True</w:t>
       </w:r>
       <w:r>
         <w:br/>
@@ -37132,26 +36732,6 @@
           <w:rFonts w:ascii="Consolas" w:hAnsi="Consolas"/>
           <w:sz w:val="15"/>
         </w:rPr>
-        <w:t xml:space="preserve">        return True</w:t>
-      </w:r>
-      <w:r>
-        <w:br/>
-      </w:r>
-      <w:r>
-        <w:rPr>
-          <w:rFonts w:ascii="Consolas" w:hAnsi="Consolas"/>
-          <w:sz w:val="15"/>
-        </w:rPr>
-        <w:t xml:space="preserve"> </w:t>
-      </w:r>
-      <w:r>
-        <w:br/>
-      </w:r>
-      <w:r>
-        <w:rPr>
-          <w:rFonts w:ascii="Consolas" w:hAnsi="Consolas"/>
-          <w:sz w:val="15"/>
-        </w:rPr>
         <w:t xml:space="preserve">    def update_reputation(self, agent_id: str, was_correct: bool) -&gt; None:</w:t>
       </w:r>
       <w:r>
@@ -37192,14 +36772,7 @@
           <w:rFonts w:ascii="Consolas" w:hAnsi="Consolas"/>
           <w:sz w:val="15"/>
         </w:rPr>
-        <w:t xml:space="preserve">        agr</w:t>
-      </w:r>
-      <w:r>
-        <w:rPr>
-          <w:rFonts w:ascii="Consolas" w:hAnsi="Consolas"/>
-          <w:sz w:val="15"/>
-        </w:rPr>
-        <w:t>eed with the post-hoc ground truth (sandbox outcome) for the</w:t>
+        <w:t xml:space="preserve">        agreed with the post-hoc ground truth (sandbox outcome) for the</w:t>
       </w:r>
       <w:r>
         <w:br/>
@@ -37310,14 +36883,7 @@
           <w:rFonts w:ascii="Consolas" w:hAnsi="Consolas"/>
           <w:sz w:val="15"/>
         </w:rPr>
-        <w:t xml:space="preserve">            old=</w:t>
-      </w:r>
-      <w:r>
-        <w:rPr>
-          <w:rFonts w:ascii="Consolas" w:hAnsi="Consolas"/>
-          <w:sz w:val="15"/>
-        </w:rPr>
-        <w:t>cur,</w:t>
+        <w:t xml:space="preserve">            old=cur,</w:t>
       </w:r>
       <w:r>
         <w:br/>
@@ -37497,14 +37063,7 @@
           <w:rFonts w:ascii="Consolas" w:hAnsi="Consolas"/>
           <w:sz w:val="15"/>
         </w:rPr>
-        <w:t xml:space="preserve">   </w:t>
-      </w:r>
-      <w:r>
-        <w:rPr>
-          <w:rFonts w:ascii="Consolas" w:hAnsi="Consolas"/>
-          <w:sz w:val="15"/>
-        </w:rPr>
-        <w:t xml:space="preserve">         for p in prepares</w:t>
+        <w:t xml:space="preserve">            for p in prepares</w:t>
       </w:r>
       <w:r>
         <w:br/>
@@ -37654,14 +37213,7 @@
           <w:rFonts w:ascii="Consolas" w:hAnsi="Consolas"/>
           <w:sz w:val="15"/>
         </w:rPr>
-        <w:t xml:space="preserve">        online = [a for a in self.agents.values() if a</w:t>
-      </w:r>
-      <w:r>
-        <w:rPr>
-          <w:rFonts w:ascii="Consolas" w:hAnsi="Consolas"/>
-          <w:sz w:val="15"/>
-        </w:rPr>
-        <w:t>.is_online]</w:t>
+        <w:t xml:space="preserve">        online = [a for a in self.agents.values() if a.is_online]</w:t>
       </w:r>
       <w:r>
         <w:br/>
@@ -37821,14 +37373,7 @@
           <w:rFonts w:ascii="Consolas" w:hAnsi="Consolas"/>
           <w:sz w:val="15"/>
         </w:rPr>
-        <w:t xml:space="preserve">            fi</w:t>
-      </w:r>
-      <w:r>
-        <w:rPr>
-          <w:rFonts w:ascii="Consolas" w:hAnsi="Consolas"/>
-          <w:sz w:val="15"/>
-        </w:rPr>
-        <w:t>x_proposal: The proposed code fix</w:t>
+        <w:t xml:space="preserve">            fix_proposal: The proposed code fix</w:t>
       </w:r>
       <w:r>
         <w:br/>
@@ -37998,14 +37543,7 @@
           <w:rFonts w:ascii="Consolas" w:hAnsi="Consolas"/>
           <w:sz w:val="15"/>
         </w:rPr>
-        <w:t xml:space="preserve">                decision_reason=f"Not enough agents: {online}</w:t>
-      </w:r>
-      <w:r>
-        <w:rPr>
-          <w:rFonts w:ascii="Consolas" w:hAnsi="Consolas"/>
-          <w:sz w:val="15"/>
-        </w:rPr>
-        <w:t>/{self.n_required} online"</w:t>
+        <w:t xml:space="preserve">                decision_reason=f"Not enough agents: {online}/{self.n_required} online"</w:t>
       </w:r>
       <w:r>
         <w:br/>
@@ -38196,14 +37734,7 @@
           <w:rFonts w:ascii="Consolas" w:hAnsi="Consolas"/>
           <w:sz w:val="15"/>
         </w:rPr>
-        <w:t xml:space="preserve">            phase=ConsensusPhase.P</w:t>
-      </w:r>
-      <w:r>
-        <w:rPr>
-          <w:rFonts w:ascii="Consolas" w:hAnsi="Consolas"/>
-          <w:sz w:val="15"/>
-        </w:rPr>
-        <w:t>RE_PREPARE,</w:t>
+        <w:t xml:space="preserve">            phase=ConsensusPhase.PRE_PREPARE,</w:t>
       </w:r>
       <w:r>
         <w:br/>
@@ -38333,14 +37864,7 @@
           <w:rFonts w:ascii="Consolas" w:hAnsi="Consolas"/>
           <w:sz w:val="15"/>
         </w:rPr>
-        <w:t xml:space="preserve">                fix_proposal, pr</w:t>
-      </w:r>
-      <w:r>
-        <w:rPr>
-          <w:rFonts w:ascii="Consolas" w:hAnsi="Consolas"/>
-          <w:sz w:val="15"/>
-        </w:rPr>
-        <w:t>e_prepare, validate_fn</w:t>
+        <w:t xml:space="preserve">                fix_proposal, pre_prepare, validate_fn</w:t>
       </w:r>
       <w:r>
         <w:br/>
@@ -38450,14 +37974,7 @@
           <w:rFonts w:ascii="Consolas" w:hAnsi="Consolas"/>
           <w:sz w:val="15"/>
         </w:rPr>
-        <w:t xml:space="preserve">                quorum_met = weighted_yes &gt;= weighted_t</w:t>
-      </w:r>
-      <w:r>
-        <w:rPr>
-          <w:rFonts w:ascii="Consolas" w:hAnsi="Consolas"/>
-          <w:sz w:val="15"/>
-        </w:rPr>
-        <w:t>hreshold</w:t>
+        <w:t xml:space="preserve">                quorum_met = weighted_yes &gt;= weighted_threshold</w:t>
       </w:r>
       <w:r>
         <w:br/>
@@ -38577,14 +38094,7 @@
           <w:rFonts w:ascii="Consolas" w:hAnsi="Consolas"/>
           <w:sz w:val="15"/>
         </w:rPr>
-        <w:t xml:space="preserve">                round_st</w:t>
-      </w:r>
-      <w:r>
-        <w:rPr>
-          <w:rFonts w:ascii="Consolas" w:hAnsi="Consolas"/>
-          <w:sz w:val="15"/>
-        </w:rPr>
-        <w:t>ate.decision = False</w:t>
+        <w:t xml:space="preserve">                round_state.decision = False</w:t>
       </w:r>
       <w:r>
         <w:br/>
@@ -38724,14 +38234,7 @@
           <w:rFonts w:ascii="Consolas" w:hAnsi="Consolas"/>
           <w:sz w:val="15"/>
         </w:rPr>
-        <w:t xml:space="preserve">      </w:t>
-      </w:r>
-      <w:r>
-        <w:rPr>
-          <w:rFonts w:ascii="Consolas" w:hAnsi="Consolas"/>
-          <w:sz w:val="15"/>
-        </w:rPr>
-        <w:t xml:space="preserve">      round_state.phase = ConsensusPhase.COMMIT</w:t>
+        <w:t xml:space="preserve">            round_state.phase = ConsensusPhase.COMMIT</w:t>
       </w:r>
       <w:r>
         <w:br/>
@@ -38842,14 +38345,7 @@
           <w:rFonts w:ascii="Consolas" w:hAnsi="Consolas"/>
           <w:sz w:val="15"/>
         </w:rPr>
-        <w:t xml:space="preserve">                logge</w:t>
-      </w:r>
-      <w:r>
-        <w:rPr>
-          <w:rFonts w:ascii="Consolas" w:hAnsi="Consolas"/>
-          <w:sz w:val="15"/>
-        </w:rPr>
-        <w:t>r.info(</w:t>
+        <w:t xml:space="preserve">                logger.info(</w:t>
       </w:r>
       <w:r>
         <w:br/>
@@ -39029,14 +38525,7 @@
           <w:rFonts w:ascii="Consolas" w:hAnsi="Consolas"/>
           <w:sz w:val="15"/>
         </w:rPr>
-        <w:t xml:space="preserve">            e</w:t>
-      </w:r>
-      <w:r>
-        <w:rPr>
-          <w:rFonts w:ascii="Consolas" w:hAnsi="Consolas"/>
-          <w:sz w:val="15"/>
-        </w:rPr>
-        <w:t>lse:</w:t>
+        <w:t xml:space="preserve">            else:</w:t>
       </w:r>
       <w:r>
         <w:br/>
@@ -39239,14 +38728,7 @@
           <w:rFonts w:ascii="Consolas" w:hAnsi="Consolas"/>
           <w:sz w:val="15"/>
         </w:rPr>
-        <w:t>from cryptography.hazmat.backends</w:t>
-      </w:r>
-      <w:r>
-        <w:rPr>
-          <w:rFonts w:ascii="Consolas" w:hAnsi="Consolas"/>
-          <w:sz w:val="15"/>
-        </w:rPr>
-        <w:t xml:space="preserve"> import default_backend</w:t>
+        <w:t>from cryptography.hazmat.backends import default_backend</w:t>
       </w:r>
       <w:r>
         <w:br/>
@@ -39527,14 +39009,7 @@
           <w:rFonts w:ascii="Consolas" w:hAnsi="Consolas"/>
           <w:sz w:val="15"/>
         </w:rPr>
-        <w:t xml:space="preserve">      </w:t>
-      </w:r>
-      <w:r>
-        <w:rPr>
-          <w:rFonts w:ascii="Consolas" w:hAnsi="Consolas"/>
-          <w:sz w:val="15"/>
-        </w:rPr>
-        <w:t xml:space="preserve">  Returns:</w:t>
+        <w:t xml:space="preserve">        Returns:</w:t>
       </w:r>
       <w:r>
         <w:br/>
@@ -39694,14 +39169,7 @@
           <w:rFonts w:ascii="Consolas" w:hAnsi="Consolas"/>
           <w:sz w:val="15"/>
         </w:rPr>
-        <w:t xml:space="preserve">        return base64.b64encode(s</w:t>
-      </w:r>
-      <w:r>
-        <w:rPr>
-          <w:rFonts w:ascii="Consolas" w:hAnsi="Consolas"/>
-          <w:sz w:val="15"/>
-        </w:rPr>
-        <w:t>ignature).decode()</w:t>
+        <w:t xml:space="preserve">        return base64.b64encode(signature).decode()</w:t>
       </w:r>
       <w:r>
         <w:br/>
@@ -40031,14 +39499,7 @@
           <w:rFonts w:ascii="Consolas" w:hAnsi="Consolas"/>
           <w:sz w:val="15"/>
         </w:rPr>
-        <w:t xml:space="preserve">      </w:t>
-      </w:r>
-      <w:r>
-        <w:rPr>
-          <w:rFonts w:ascii="Consolas" w:hAnsi="Consolas"/>
-          <w:sz w:val="15"/>
-        </w:rPr>
-        <w:t xml:space="preserve">      provided = base64.b64decode(signature)</w:t>
+        <w:t xml:space="preserve">            provided = base64.b64decode(signature)</w:t>
       </w:r>
       <w:r>
         <w:br/>
@@ -40208,14 +39669,7 @@
           <w:rFonts w:ascii="Consolas" w:hAnsi="Consolas"/>
           <w:sz w:val="15"/>
         </w:rPr>
-        <w:t xml:space="preserve">    - Gener</w:t>
-      </w:r>
-      <w:r>
-        <w:rPr>
-          <w:rFonts w:ascii="Consolas" w:hAnsi="Consolas"/>
-          <w:sz w:val="15"/>
-        </w:rPr>
-        <w:t>ate and store agent key pairs</w:t>
+        <w:t xml:space="preserve">    - Generate and store agent key pairs</w:t>
       </w:r>
       <w:r>
         <w:br/>
@@ -40366,14 +39820,7 @@
           <w:rFonts w:ascii="Consolas" w:hAnsi="Consolas"/>
           <w:sz w:val="15"/>
         </w:rPr>
-        <w:t xml:space="preserve">   </w:t>
-      </w:r>
-      <w:r>
-        <w:rPr>
-          <w:rFonts w:ascii="Consolas" w:hAnsi="Consolas"/>
-          <w:sz w:val="15"/>
-        </w:rPr>
-        <w:t xml:space="preserve">     """Register an agent with its cryptographic credentials."""</w:t>
+        <w:t xml:space="preserve">        """Register an agent with its cryptographic credentials."""</w:t>
       </w:r>
       <w:r>
         <w:br/>
@@ -40466,7 +39913,7 @@
           <w:rFonts w:ascii="Consolas" w:hAnsi="Consolas"/>
           <w:sz w:val="15"/>
         </w:rPr>
-        <w:t>Byzantine wrapper — make an agent deliberately misbehave for fault-injection</w:t>
+        <w:t>Byzantine wrapper, make an agent deliberately misbehave for fault-injection</w:t>
       </w:r>
       <w:r>
         <w:br/>
@@ -40596,14 +40043,7 @@
           <w:rFonts w:ascii="Consolas" w:hAnsi="Consolas"/>
           <w:sz w:val="15"/>
         </w:rPr>
-        <w:t>imp</w:t>
-      </w:r>
-      <w:r>
-        <w:rPr>
-          <w:rFonts w:ascii="Consolas" w:hAnsi="Consolas"/>
-          <w:sz w:val="15"/>
-        </w:rPr>
-        <w:t>ort asyncio</w:t>
+        <w:t>import asyncio</w:t>
       </w:r>
       <w:r>
         <w:br/>
@@ -40773,14 +40213,7 @@
           <w:rFonts w:ascii="Consolas" w:hAnsi="Consolas"/>
           <w:sz w:val="15"/>
         </w:rPr>
-        <w:t xml:space="preserve">    RANDOM = "random"                      # Fli</w:t>
-      </w:r>
-      <w:r>
-        <w:rPr>
-          <w:rFonts w:ascii="Consolas" w:hAnsi="Consolas"/>
-          <w:sz w:val="15"/>
-        </w:rPr>
-        <w:t>p a coin</w:t>
+        <w:t xml:space="preserve">    RANDOM = "random"                      # Flip a coin</w:t>
       </w:r>
       <w:r>
         <w:br/>
@@ -41531,14 +40964,7 @@
           <w:rFonts w:ascii="Consolas" w:hAnsi="Consolas"/>
           <w:sz w:val="15"/>
         </w:rPr>
-        <w:t xml:space="preserve">            return self._fake_output(False, 0.0, s</w:t>
-      </w:r>
-      <w:r>
-        <w:rPr>
-          <w:rFonts w:ascii="Consolas" w:hAnsi="Consolas"/>
-          <w:sz w:val="15"/>
-        </w:rPr>
-        <w:t>tart, "byzantine timeout")</w:t>
+        <w:t xml:space="preserve">            return self._fake_output(False, 0.0, start, "byzantine timeout")</w:t>
       </w:r>
       <w:r>
         <w:br/>
@@ -41649,14 +41075,7 @@
           <w:rFonts w:ascii="Consolas" w:hAnsi="Consolas"/>
           <w:sz w:val="15"/>
         </w:rPr>
-        <w:t xml:space="preserve">        if self.behaviour == ByzantineBehaviour.RAN</w:t>
-      </w:r>
-      <w:r>
-        <w:rPr>
-          <w:rFonts w:ascii="Consolas" w:hAnsi="Consolas"/>
-          <w:sz w:val="15"/>
-        </w:rPr>
-        <w:t>DOM:</w:t>
+        <w:t xml:space="preserve">        if self.behaviour == ByzantineBehaviour.RANDOM:</w:t>
       </w:r>
       <w:r>
         <w:br/>
@@ -41696,7 +41115,7 @@
           <w:rFonts w:ascii="Consolas" w:hAnsi="Consolas"/>
           <w:sz w:val="15"/>
         </w:rPr>
-        <w:t xml:space="preserve">        # ByzantineBehaviour.NONE — just defer to the real agent</w:t>
+        <w:t xml:space="preserve">        # ByzantineBehaviour.NONE, just defer to the real agent</w:t>
       </w:r>
       <w:r>
         <w:br/>
@@ -41756,14 +41175,7 @@
           <w:rFonts w:ascii="Consolas" w:hAnsi="Consolas"/>
           <w:sz w:val="15"/>
         </w:rPr>
-        <w:t xml:space="preserve">        latency = (datetime.utcnow() - start).total_seconds() *</w:t>
-      </w:r>
-      <w:r>
-        <w:rPr>
-          <w:rFonts w:ascii="Consolas" w:hAnsi="Consolas"/>
-          <w:sz w:val="15"/>
-        </w:rPr>
-        <w:t xml:space="preserve"> 1000</w:t>
+        <w:t xml:space="preserve">        latency = (datetime.utcnow() - start).total_seconds() * 1000</w:t>
       </w:r>
       <w:r>
         <w:br/>
@@ -42186,14 +41598,7 @@
           <w:rFonts w:ascii="Consolas" w:hAnsi="Consolas"/>
           <w:sz w:val="15"/>
         </w:rPr>
-        <w:t xml:space="preserve">    GPT4 = </w:t>
-      </w:r>
-      <w:r>
-        <w:rPr>
-          <w:rFonts w:ascii="Consolas" w:hAnsi="Consolas"/>
-          <w:sz w:val="15"/>
-        </w:rPr>
-        <w:t>"gpt4"</w:t>
+        <w:t xml:space="preserve">    GPT4 = "gpt4"</w:t>
       </w:r>
       <w:r>
         <w:br/>
@@ -42564,14 +41969,7 @@
           <w:rFonts w:ascii="Consolas" w:hAnsi="Consolas"/>
           <w:sz w:val="15"/>
         </w:rPr>
-        <w:t xml:space="preserve">    timestamp: datetime = field(de</w:t>
-      </w:r>
-      <w:r>
-        <w:rPr>
-          <w:rFonts w:ascii="Consolas" w:hAnsi="Consolas"/>
-          <w:sz w:val="15"/>
-        </w:rPr>
-        <w:t>fault_factory=datetime.utcnow)</w:t>
+        <w:t xml:space="preserve">    timestamp: datetime = field(default_factory=datetime.utcnow)</w:t>
       </w:r>
       <w:r>
         <w:br/>
@@ -42761,14 +42159,7 @@
           <w:rFonts w:ascii="Consolas" w:hAnsi="Consolas"/>
           <w:sz w:val="15"/>
         </w:rPr>
-        <w:t xml:space="preserve">    def __init__</w:t>
-      </w:r>
-      <w:r>
-        <w:rPr>
-          <w:rFonts w:ascii="Consolas" w:hAnsi="Consolas"/>
-          <w:sz w:val="15"/>
-        </w:rPr>
-        <w:t>(self, config: AgentConfig):</w:t>
+        <w:t xml:space="preserve">    def __init__(self, config: AgentConfig):</w:t>
       </w:r>
       <w:r>
         <w:br/>
@@ -43099,14 +42490,7 @@
           <w:rFonts w:ascii="Consolas" w:hAnsi="Consolas"/>
           <w:sz w:val="15"/>
         </w:rPr>
-        <w:t xml:space="preserve">        Thi</w:t>
-      </w:r>
-      <w:r>
-        <w:rPr>
-          <w:rFonts w:ascii="Consolas" w:hAnsi="Consolas"/>
-          <w:sz w:val="15"/>
-        </w:rPr>
-        <w:t>s is the main entry point for agent operations.</w:t>
+        <w:t xml:space="preserve">        This is the main entry point for agent operations.</w:t>
       </w:r>
       <w:r>
         <w:br/>
@@ -43316,14 +42700,7 @@
           <w:rFonts w:ascii="Consolas" w:hAnsi="Consolas"/>
           <w:sz w:val="15"/>
         </w:rPr>
-        <w:t xml:space="preserve">       </w:t>
-      </w:r>
-      <w:r>
-        <w:rPr>
-          <w:rFonts w:ascii="Consolas" w:hAnsi="Consolas"/>
-          <w:sz w:val="15"/>
-        </w:rPr>
-        <w:t xml:space="preserve"> Returns:</w:t>
+        <w:t xml:space="preserve">        Returns:</w:t>
       </w:r>
       <w:r>
         <w:br/>
@@ -43523,14 +42900,7 @@
           <w:rFonts w:ascii="Consolas" w:hAnsi="Consolas"/>
           <w:sz w:val="15"/>
         </w:rPr>
-        <w:t xml:space="preserve">                response = await s</w:t>
-      </w:r>
-      <w:r>
-        <w:rPr>
-          <w:rFonts w:ascii="Consolas" w:hAnsi="Consolas"/>
-          <w:sz w:val="15"/>
-        </w:rPr>
-        <w:t>elf._call_claude(prompt)</w:t>
+        <w:t xml:space="preserve">                response = await self._call_claude(prompt)</w:t>
       </w:r>
       <w:r>
         <w:br/>
@@ -43650,14 +43020,7 @@
           <w:rFonts w:ascii="Consolas" w:hAnsi="Consolas"/>
           <w:sz w:val="15"/>
         </w:rPr>
-        <w:t xml:space="preserve">      </w:t>
-      </w:r>
-      <w:r>
-        <w:rPr>
-          <w:rFonts w:ascii="Consolas" w:hAnsi="Consolas"/>
-          <w:sz w:val="15"/>
-        </w:rPr>
-        <w:t xml:space="preserve">          "LLM call completed",</w:t>
+        <w:t xml:space="preserve">                "LLM call completed",</w:t>
       </w:r>
       <w:r>
         <w:br/>
@@ -43838,14 +43201,7 @@
           <w:rFonts w:ascii="Consolas" w:hAnsi="Consolas"/>
           <w:sz w:val="15"/>
         </w:rPr>
-        <w:t xml:space="preserve">        # Using anthropic lib</w:t>
-      </w:r>
-      <w:r>
-        <w:rPr>
-          <w:rFonts w:ascii="Consolas" w:hAnsi="Consolas"/>
-          <w:sz w:val="15"/>
-        </w:rPr>
-        <w:t>rary</w:t>
+        <w:t xml:space="preserve">        # Using anthropic library</w:t>
       </w:r>
       <w:r>
         <w:br/>
@@ -44025,14 +43381,7 @@
           <w:rFonts w:ascii="Consolas" w:hAnsi="Consolas"/>
           <w:sz w:val="15"/>
         </w:rPr>
-        <w:t xml:space="preserve">         </w:t>
-      </w:r>
-      <w:r>
-        <w:rPr>
-          <w:rFonts w:ascii="Consolas" w:hAnsi="Consolas"/>
-          <w:sz w:val="15"/>
-        </w:rPr>
-        <w:t xml:space="preserve">   temperature=self.config.temperature,</w:t>
+        <w:t xml:space="preserve">            temperature=self.config.temperature,</w:t>
       </w:r>
       <w:r>
         <w:br/>
@@ -44152,34 +43501,27 @@
           <w:rFonts w:ascii="Consolas" w:hAnsi="Consolas"/>
           <w:sz w:val="15"/>
         </w:rPr>
-        <w:t xml:space="preserve">        #   * "url|model"  (preferred — fully explicit)</w:t>
-      </w:r>
-      <w:r>
-        <w:br/>
-      </w:r>
-      <w:r>
-        <w:rPr>
-          <w:rFonts w:ascii="Consolas" w:hAnsi="Consolas"/>
-          <w:sz w:val="15"/>
-        </w:rPr>
-        <w:t xml:space="preserve">        #   * a bare URL   (legacy — uses settings.ollama_model)</w:t>
-      </w:r>
-      <w:r>
-        <w:br/>
-      </w:r>
-      <w:r>
-        <w:rPr>
-          <w:rFonts w:ascii="Consolas" w:hAnsi="Consolas"/>
-          <w:sz w:val="15"/>
-        </w:rPr>
-        <w:t xml:space="preserve">     </w:t>
-      </w:r>
-      <w:r>
-        <w:rPr>
-          <w:rFonts w:ascii="Consolas" w:hAnsi="Consolas"/>
-          <w:sz w:val="15"/>
-        </w:rPr>
-        <w:t xml:space="preserve">   #   * a model name (uses settings.ollama_base_url)</w:t>
+        <w:t xml:space="preserve">        #   * "url|model"  (preferred, fully explicit)</w:t>
+      </w:r>
+      <w:r>
+        <w:br/>
+      </w:r>
+      <w:r>
+        <w:rPr>
+          <w:rFonts w:ascii="Consolas" w:hAnsi="Consolas"/>
+          <w:sz w:val="15"/>
+        </w:rPr>
+        <w:t xml:space="preserve">        #   * a bare URL   (legacy, uses settings.ollama_model)</w:t>
+      </w:r>
+      <w:r>
+        <w:br/>
+      </w:r>
+      <w:r>
+        <w:rPr>
+          <w:rFonts w:ascii="Consolas" w:hAnsi="Consolas"/>
+          <w:sz w:val="15"/>
+        </w:rPr>
+        <w:t xml:space="preserve">        #   * a model name (uses settings.ollama_base_url)</w:t>
       </w:r>
       <w:r>
         <w:br/>
@@ -44299,14 +43641,7 @@
           <w:rFonts w:ascii="Consolas" w:hAnsi="Consolas"/>
           <w:sz w:val="15"/>
         </w:rPr>
-        <w:t xml:space="preserve">        option</w:t>
-      </w:r>
-      <w:r>
-        <w:rPr>
-          <w:rFonts w:ascii="Consolas" w:hAnsi="Consolas"/>
-          <w:sz w:val="15"/>
-        </w:rPr>
-        <w:t>s = {</w:t>
+        <w:t xml:space="preserve">        options = {</w:t>
       </w:r>
       <w:r>
         <w:br/>
@@ -44537,14 +43872,7 @@
           <w:sz w:val="15"/>
         </w:rPr>
         <w:lastRenderedPageBreak/>
-        <w:t xml:space="preserve">    def update_reputation(self, success: boo</w:t>
-      </w:r>
-      <w:r>
-        <w:rPr>
-          <w:rFonts w:ascii="Consolas" w:hAnsi="Consolas"/>
-          <w:sz w:val="15"/>
-        </w:rPr>
-        <w:t>l):</w:t>
+        <w:t xml:space="preserve">    def update_reputation(self, success: bool):</w:t>
       </w:r>
       <w:r>
         <w:br/>
@@ -44704,24 +44032,87 @@
           <w:rFonts w:ascii="Consolas" w:hAnsi="Consolas"/>
           <w:sz w:val="15"/>
         </w:rPr>
+        <w:t xml:space="preserve">    def accuracy(self) -&gt; float:</w:t>
+      </w:r>
+      <w:r>
+        <w:br/>
+      </w:r>
+      <w:r>
+        <w:rPr>
+          <w:rFonts w:ascii="Consolas" w:hAnsi="Consolas"/>
+          <w:sz w:val="15"/>
+        </w:rPr>
+        <w:t xml:space="preserve">        """Calculate agent accuracy rate."""</w:t>
+      </w:r>
+      <w:r>
+        <w:br/>
+      </w:r>
+      <w:r>
+        <w:rPr>
+          <w:rFonts w:ascii="Consolas" w:hAnsi="Consolas"/>
+          <w:sz w:val="15"/>
+        </w:rPr>
+        <w:t xml:space="preserve">        if self.total_tasks == 0:</w:t>
+      </w:r>
+      <w:r>
+        <w:br/>
+      </w:r>
+      <w:r>
+        <w:rPr>
+          <w:rFonts w:ascii="Consolas" w:hAnsi="Consolas"/>
+          <w:sz w:val="15"/>
+        </w:rPr>
+        <w:t xml:space="preserve">            return 1.0</w:t>
+      </w:r>
+      <w:r>
+        <w:br/>
+      </w:r>
+      <w:r>
+        <w:rPr>
+          <w:rFonts w:ascii="Consolas" w:hAnsi="Consolas"/>
+          <w:sz w:val="15"/>
+        </w:rPr>
+        <w:t xml:space="preserve">        return self.successful_tasks / self.total_tasks</w:t>
+      </w:r>
+      <w:r>
+        <w:br/>
+      </w:r>
+      <w:r>
+        <w:rPr>
+          <w:rFonts w:ascii="Consolas" w:hAnsi="Consolas"/>
+          <w:sz w:val="15"/>
+        </w:rPr>
         <w:t xml:space="preserve"> </w:t>
       </w:r>
       <w:r>
-        <w:rPr>
-          <w:rFonts w:ascii="Consolas" w:hAnsi="Consolas"/>
-          <w:sz w:val="15"/>
-        </w:rPr>
-        <w:t xml:space="preserve">   def accuracy(self) -&gt; float:</w:t>
-      </w:r>
-      <w:r>
-        <w:br/>
-      </w:r>
-      <w:r>
-        <w:rPr>
-          <w:rFonts w:ascii="Consolas" w:hAnsi="Consolas"/>
-          <w:sz w:val="15"/>
-        </w:rPr>
-        <w:t xml:space="preserve">        """Calculate agent accuracy rate."""</w:t>
+        <w:br/>
+      </w:r>
+      <w:r>
+        <w:rPr>
+          <w:rFonts w:ascii="Consolas" w:hAnsi="Consolas"/>
+          <w:sz w:val="15"/>
+        </w:rPr>
+        <w:t xml:space="preserve">    @property</w:t>
+      </w:r>
+      <w:r>
+        <w:br/>
+      </w:r>
+      <w:r>
+        <w:rPr>
+          <w:rFonts w:ascii="Consolas" w:hAnsi="Consolas"/>
+          <w:sz w:val="15"/>
+        </w:rPr>
+        <w:t xml:space="preserve">    def average_latency_ms(self) -&gt; float:</w:t>
+      </w:r>
+      <w:r>
+        <w:br/>
+      </w:r>
+      <w:r>
+        <w:rPr>
+          <w:rFonts w:ascii="Consolas" w:hAnsi="Consolas"/>
+          <w:sz w:val="15"/>
+        </w:rPr>
+        <w:t xml:space="preserve">        """Calculate average latency per task."""</w:t>
       </w:r>
       <w:r>
         <w:br/>
@@ -44741,17 +44132,17 @@
           <w:rFonts w:ascii="Consolas" w:hAnsi="Consolas"/>
           <w:sz w:val="15"/>
         </w:rPr>
-        <w:t xml:space="preserve">            return 1.0</w:t>
-      </w:r>
-      <w:r>
-        <w:br/>
-      </w:r>
-      <w:r>
-        <w:rPr>
-          <w:rFonts w:ascii="Consolas" w:hAnsi="Consolas"/>
-          <w:sz w:val="15"/>
-        </w:rPr>
-        <w:t xml:space="preserve">        return self.successful_tasks / self.total_tasks</w:t>
+        <w:t xml:space="preserve">            return 0.0</w:t>
+      </w:r>
+      <w:r>
+        <w:br/>
+      </w:r>
+      <w:r>
+        <w:rPr>
+          <w:rFonts w:ascii="Consolas" w:hAnsi="Consolas"/>
+          <w:sz w:val="15"/>
+        </w:rPr>
+        <w:t xml:space="preserve">        return self._total_latency_ms / self.total_tasks</w:t>
       </w:r>
       <w:r>
         <w:br/>
@@ -44771,76 +44162,6 @@
           <w:rFonts w:ascii="Consolas" w:hAnsi="Consolas"/>
           <w:sz w:val="15"/>
         </w:rPr>
-        <w:t xml:space="preserve">    @property</w:t>
-      </w:r>
-      <w:r>
-        <w:br/>
-      </w:r>
-      <w:r>
-        <w:rPr>
-          <w:rFonts w:ascii="Consolas" w:hAnsi="Consolas"/>
-          <w:sz w:val="15"/>
-        </w:rPr>
-        <w:t xml:space="preserve">    def average_latency_ms(self) -&gt; float:</w:t>
-      </w:r>
-      <w:r>
-        <w:br/>
-      </w:r>
-      <w:r>
-        <w:rPr>
-          <w:rFonts w:ascii="Consolas" w:hAnsi="Consolas"/>
-          <w:sz w:val="15"/>
-        </w:rPr>
-        <w:t xml:space="preserve">        """Calculate average latency per task."""</w:t>
-      </w:r>
-      <w:r>
-        <w:br/>
-      </w:r>
-      <w:r>
-        <w:rPr>
-          <w:rFonts w:ascii="Consolas" w:hAnsi="Consolas"/>
-          <w:sz w:val="15"/>
-        </w:rPr>
-        <w:t xml:space="preserve">        if self.total_tasks == 0:</w:t>
-      </w:r>
-      <w:r>
-        <w:br/>
-      </w:r>
-      <w:r>
-        <w:rPr>
-          <w:rFonts w:ascii="Consolas" w:hAnsi="Consolas"/>
-          <w:sz w:val="15"/>
-        </w:rPr>
-        <w:t xml:space="preserve">            return 0.0</w:t>
-      </w:r>
-      <w:r>
-        <w:br/>
-      </w:r>
-      <w:r>
-        <w:rPr>
-          <w:rFonts w:ascii="Consolas" w:hAnsi="Consolas"/>
-          <w:sz w:val="15"/>
-        </w:rPr>
-        <w:t xml:space="preserve">        return self._total_latency_ms / self.total_tasks</w:t>
-      </w:r>
-      <w:r>
-        <w:br/>
-      </w:r>
-      <w:r>
-        <w:rPr>
-          <w:rFonts w:ascii="Consolas" w:hAnsi="Consolas"/>
-          <w:sz w:val="15"/>
-        </w:rPr>
-        <w:t xml:space="preserve"> </w:t>
-      </w:r>
-      <w:r>
-        <w:br/>
-      </w:r>
-      <w:r>
-        <w:rPr>
-          <w:rFonts w:ascii="Consolas" w:hAnsi="Consolas"/>
-          <w:sz w:val="15"/>
-        </w:rPr>
         <w:t xml:space="preserve">    def get_stats(self) -&gt; dict:</w:t>
       </w:r>
       <w:r>
@@ -44871,14 +44192,7 @@
           <w:rFonts w:ascii="Consolas" w:hAnsi="Consolas"/>
           <w:sz w:val="15"/>
         </w:rPr>
-        <w:t xml:space="preserve">           </w:t>
-      </w:r>
-      <w:r>
-        <w:rPr>
-          <w:rFonts w:ascii="Consolas" w:hAnsi="Consolas"/>
-          <w:sz w:val="15"/>
-        </w:rPr>
-        <w:t xml:space="preserve"> "agent_id": self.agent_id,</w:t>
+        <w:t xml:space="preserve">            "agent_id": self.agent_id,</w:t>
       </w:r>
       <w:r>
         <w:br/>
@@ -45201,14 +44515,7 @@
           <w:rFonts w:ascii="Consolas" w:hAnsi="Consolas"/>
           <w:sz w:val="15"/>
         </w:rPr>
-        <w:t>from app.agents.base_agent import BaseAgent, AgentConfig, AgentOutput, AgentType,</w:t>
-      </w:r>
-      <w:r>
-        <w:rPr>
-          <w:rFonts w:ascii="Consolas" w:hAnsi="Consolas"/>
-          <w:sz w:val="15"/>
-        </w:rPr>
-        <w:t xml:space="preserve"> LLMProvider</w:t>
+        <w:t>from app.agents.base_agent import BaseAgent, AgentConfig, AgentOutput, AgentType, LLMProvider</w:t>
       </w:r>
       <w:r>
         <w:br/>
@@ -45649,96 +44956,89 @@
           <w:rFonts w:ascii="Consolas" w:hAnsi="Consolas"/>
           <w:sz w:val="15"/>
         </w:rPr>
+        <w:t xml:space="preserve">        (r'\beval\s*\(', "Use of eval() is dangerous"),</w:t>
+      </w:r>
+      <w:r>
+        <w:br/>
+      </w:r>
+      <w:r>
+        <w:rPr>
+          <w:rFonts w:ascii="Consolas" w:hAnsi="Consolas"/>
+          <w:sz w:val="15"/>
+        </w:rPr>
+        <w:t xml:space="preserve">        (r'\bexec\s*\(', "Use of exec() is dangerous"),</w:t>
+      </w:r>
+      <w:r>
+        <w:br/>
+      </w:r>
+      <w:r>
+        <w:rPr>
+          <w:rFonts w:ascii="Consolas" w:hAnsi="Consolas"/>
+          <w:sz w:val="15"/>
+        </w:rPr>
+        <w:t xml:space="preserve">        (r'__import__\s*\(', "Dynamic imports are risky"),</w:t>
+      </w:r>
+      <w:r>
+        <w:br/>
+      </w:r>
+      <w:r>
+        <w:rPr>
+          <w:rFonts w:ascii="Consolas" w:hAnsi="Consolas"/>
+          <w:sz w:val="15"/>
+        </w:rPr>
+        <w:t xml:space="preserve">        (r'\bos\.system\s*\(', "Shell command execution"),</w:t>
+      </w:r>
+      <w:r>
+        <w:br/>
+      </w:r>
+      <w:r>
+        <w:rPr>
+          <w:rFonts w:ascii="Consolas" w:hAnsi="Consolas"/>
+          <w:sz w:val="15"/>
+        </w:rPr>
+        <w:t xml:space="preserve">        (r'\bsubprocess\.(call|run|Popen)', "Subprocess execution"),</w:t>
+      </w:r>
+      <w:r>
+        <w:br/>
+      </w:r>
+      <w:r>
+        <w:rPr>
+          <w:rFonts w:ascii="Consolas" w:hAnsi="Consolas"/>
+          <w:sz w:val="15"/>
+        </w:rPr>
+        <w:t xml:space="preserve">        (r'open\s*\([^)]*["\']w', "File write operation"),</w:t>
+      </w:r>
+      <w:r>
+        <w:br/>
+      </w:r>
+      <w:r>
+        <w:rPr>
+          <w:rFonts w:ascii="Consolas" w:hAnsi="Consolas"/>
+          <w:sz w:val="15"/>
+        </w:rPr>
+        <w:t xml:space="preserve">        (r'\brm\s+-rf', "Destructive file operation"),</w:t>
+      </w:r>
+      <w:r>
+        <w:br/>
+      </w:r>
+      <w:r>
+        <w:rPr>
+          <w:rFonts w:ascii="Consolas" w:hAnsi="Consolas"/>
+          <w:sz w:val="15"/>
+        </w:rPr>
+        <w:t xml:space="preserve">    ]</w:t>
+      </w:r>
+      <w:r>
+        <w:br/>
+      </w:r>
+      <w:r>
+        <w:rPr>
+          <w:rFonts w:ascii="Consolas" w:hAnsi="Consolas"/>
+          <w:sz w:val="15"/>
+        </w:rPr>
         <w:t xml:space="preserve"> </w:t>
       </w:r>
       <w:r>
-        <w:rPr>
-          <w:rFonts w:ascii="Consolas" w:hAnsi="Consolas"/>
-          <w:sz w:val="15"/>
-        </w:rPr>
-        <w:t xml:space="preserve">       (r'\beval\s*\(', "Use of eval() is dangerous"),</w:t>
-      </w:r>
-      <w:r>
-        <w:br/>
-      </w:r>
-      <w:r>
-        <w:rPr>
-          <w:rFonts w:ascii="Consolas" w:hAnsi="Consolas"/>
-          <w:sz w:val="15"/>
-        </w:rPr>
-        <w:t xml:space="preserve">        (r'\bexec\s*\(', "Use of exec() is dangerous"),</w:t>
-      </w:r>
-      <w:r>
-        <w:br/>
-      </w:r>
-      <w:r>
-        <w:rPr>
-          <w:rFonts w:ascii="Consolas" w:hAnsi="Consolas"/>
-          <w:sz w:val="15"/>
-        </w:rPr>
-        <w:t xml:space="preserve">        (r'__import__\s*\(', "Dynamic imports are risky"),</w:t>
-      </w:r>
-      <w:r>
-        <w:br/>
-      </w:r>
-      <w:r>
-        <w:rPr>
-          <w:rFonts w:ascii="Consolas" w:hAnsi="Consolas"/>
-          <w:sz w:val="15"/>
-        </w:rPr>
-        <w:t xml:space="preserve">        (r'\bos\.system\s*\(', "Shell command execution"),</w:t>
-      </w:r>
-      <w:r>
-        <w:br/>
-      </w:r>
-      <w:r>
-        <w:rPr>
-          <w:rFonts w:ascii="Consolas" w:hAnsi="Consolas"/>
-          <w:sz w:val="15"/>
-        </w:rPr>
-        <w:t xml:space="preserve">        (r'\bsubprocess\.(call|run|Popen)', "Subprocess execution"),</w:t>
-      </w:r>
-      <w:r>
-        <w:br/>
-      </w:r>
-      <w:r>
-        <w:rPr>
-          <w:rFonts w:ascii="Consolas" w:hAnsi="Consolas"/>
-          <w:sz w:val="15"/>
-        </w:rPr>
-        <w:t xml:space="preserve">        (r'open\s*\([^)]*["\']w', "File write operation"),</w:t>
-      </w:r>
-      <w:r>
-        <w:br/>
-      </w:r>
-      <w:r>
-        <w:rPr>
-          <w:rFonts w:ascii="Consolas" w:hAnsi="Consolas"/>
-          <w:sz w:val="15"/>
-        </w:rPr>
-        <w:t xml:space="preserve">        (r'\brm\s+-rf', "Destructive file operation"),</w:t>
-      </w:r>
-      <w:r>
-        <w:br/>
-      </w:r>
-      <w:r>
-        <w:rPr>
-          <w:rFonts w:ascii="Consolas" w:hAnsi="Consolas"/>
-          <w:sz w:val="15"/>
-        </w:rPr>
-        <w:t xml:space="preserve">    ]</w:t>
-      </w:r>
-      <w:r>
-        <w:br/>
-      </w:r>
-      <w:r>
-        <w:rPr>
-          <w:rFonts w:ascii="Consolas" w:hAnsi="Consolas"/>
-          <w:sz w:val="15"/>
-        </w:rPr>
-        <w:t xml:space="preserve"> </w:t>
-      </w:r>
-      <w:r>
         <w:br/>
       </w:r>
       <w:r>
@@ -45766,14 +45066,7 @@
           <w:rFonts w:ascii="Consolas" w:hAnsi="Consolas"/>
           <w:sz w:val="15"/>
         </w:rPr>
-        <w:t xml:space="preserve">   </w:t>
-      </w:r>
-      <w:r>
-        <w:rPr>
-          <w:rFonts w:ascii="Consolas" w:hAnsi="Consolas"/>
-          <w:sz w:val="15"/>
-        </w:rPr>
-        <w:t xml:space="preserve">         config = AgentConfig(</w:t>
+        <w:t xml:space="preserve">            config = AgentConfig(</w:t>
       </w:r>
       <w:r>
         <w:br/>
@@ -46064,14 +45357,7 @@
           <w:rFonts w:ascii="Consolas" w:hAnsi="Consolas"/>
           <w:sz w:val="15"/>
         </w:rPr>
-        <w:t xml:space="preserve">                llm_response = await self.</w:t>
-      </w:r>
-      <w:r>
-        <w:rPr>
-          <w:rFonts w:ascii="Consolas" w:hAnsi="Consolas"/>
-          <w:sz w:val="15"/>
-        </w:rPr>
-        <w:t>_call_llm(prompt)</w:t>
+        <w:t xml:space="preserve">                llm_response = await self._call_llm(prompt)</w:t>
       </w:r>
       <w:r>
         <w:br/>
@@ -46161,14 +45447,7 @@
           <w:rFonts w:ascii="Consolas" w:hAnsi="Consolas"/>
           <w:sz w:val="15"/>
         </w:rPr>
-        <w:t xml:space="preserve">                    issues=static_result.issues + </w:t>
-      </w:r>
-      <w:r>
-        <w:rPr>
-          <w:rFonts w:ascii="Consolas" w:hAnsi="Consolas"/>
-          <w:sz w:val="15"/>
-        </w:rPr>
-        <w:t>semantic_result.issues,</w:t>
+        <w:t xml:space="preserve">                    issues=static_result.issues + semantic_result.issues,</w:t>
       </w:r>
       <w:r>
         <w:br/>
@@ -46318,14 +45597,7 @@
           <w:rFonts w:ascii="Consolas" w:hAnsi="Consolas"/>
           <w:sz w:val="15"/>
         </w:rPr>
-        <w:t xml:space="preserve">                issues=len(result</w:t>
-      </w:r>
-      <w:r>
-        <w:rPr>
-          <w:rFonts w:ascii="Consolas" w:hAnsi="Consolas"/>
-          <w:sz w:val="15"/>
-        </w:rPr>
-        <w:t>.issues),</w:t>
+        <w:t xml:space="preserve">                issues=len(result.issues),</w:t>
       </w:r>
       <w:r>
         <w:br/>
@@ -46545,14 +45817,7 @@
           <w:rFonts w:ascii="Consolas" w:hAnsi="Consolas"/>
           <w:sz w:val="15"/>
         </w:rPr>
-        <w:t xml:space="preserve">                agent_type=self.age</w:t>
-      </w:r>
-      <w:r>
-        <w:rPr>
-          <w:rFonts w:ascii="Consolas" w:hAnsi="Consolas"/>
-          <w:sz w:val="15"/>
-        </w:rPr>
-        <w:t>nt_type,</w:t>
+        <w:t xml:space="preserve">                agent_type=self.agent_type,</w:t>
       </w:r>
       <w:r>
         <w:br/>
@@ -46783,14 +46048,7 @@
           <w:rFonts w:ascii="Consolas" w:hAnsi="Consolas"/>
           <w:sz w:val="15"/>
         </w:rPr>
-        <w:t xml:space="preserve">        the fragment parseable </w:t>
-      </w:r>
-      <w:r>
-        <w:rPr>
-          <w:rFonts w:ascii="Consolas" w:hAnsi="Consolas"/>
-          <w:sz w:val="15"/>
-        </w:rPr>
-        <w:t>(dedent, then wrap as a function body); if only</w:t>
+        <w:t xml:space="preserve">        the fragment parseable (dedent, then wrap as a function body); if only</w:t>
       </w:r>
       <w:r>
         <w:br/>
@@ -47040,14 +46298,7 @@
           <w:rFonts w:ascii="Consolas" w:hAnsi="Consolas"/>
           <w:sz w:val="15"/>
         </w:rPr>
-        <w:t xml:space="preserve">        # Still only an inden</w:t>
-      </w:r>
-      <w:r>
-        <w:rPr>
-          <w:rFonts w:ascii="Consolas" w:hAnsi="Consolas"/>
-          <w:sz w:val="15"/>
-        </w:rPr>
-        <w:t>tation issue -&gt; non-standalone fragment, not a</w:t>
+        <w:t xml:space="preserve">        # Still only an indentation issue -&gt; non-standalone fragment, not a</w:t>
       </w:r>
       <w:r>
         <w:br/>
@@ -47167,14 +46418,7 @@
           <w:rFonts w:ascii="Consolas" w:hAnsi="Consolas"/>
           <w:sz w:val="15"/>
         </w:rPr>
-        <w:t xml:space="preserve">   </w:t>
-      </w:r>
-      <w:r>
-        <w:rPr>
-          <w:rFonts w:ascii="Consolas" w:hAnsi="Consolas"/>
-          <w:sz w:val="15"/>
-        </w:rPr>
-        <w:t xml:space="preserve">     syntax_valid = True</w:t>
+        <w:t xml:space="preserve">        syntax_valid = True</w:t>
       </w:r>
       <w:r>
         <w:br/>
@@ -47294,14 +46538,7 @@
           <w:rFonts w:ascii="Consolas" w:hAnsi="Consolas"/>
           <w:sz w:val="15"/>
         </w:rPr>
-        <w:t xml:space="preserve">        # Check if fix is actually diffe</w:t>
-      </w:r>
-      <w:r>
-        <w:rPr>
-          <w:rFonts w:ascii="Consolas" w:hAnsi="Consolas"/>
-          <w:sz w:val="15"/>
-        </w:rPr>
-        <w:t>rent from original</w:t>
+        <w:t xml:space="preserve">        # Check if fix is actually different from original</w:t>
       </w:r>
       <w:r>
         <w:br/>
@@ -47552,14 +46789,7 @@
           <w:rFonts w:ascii="Consolas" w:hAnsi="Consolas"/>
           <w:sz w:val="15"/>
         </w:rPr>
-        <w:t xml:space="preserve">          better" critiques are NOT grounds for rejection</w:t>
-      </w:r>
-      <w:r>
-        <w:rPr>
-          <w:rFonts w:ascii="Consolas" w:hAnsi="Consolas"/>
-          <w:sz w:val="15"/>
-        </w:rPr>
-        <w:t>.</w:t>
+        <w:t xml:space="preserve">          better" critiques are NOT grounds for rejection.</w:t>
       </w:r>
       <w:r>
         <w:br/>
@@ -47619,14 +46849,7 @@
           <w:rFonts w:ascii="Consolas" w:hAnsi="Consolas"/>
           <w:sz w:val="15"/>
         </w:rPr>
-        <w:t xml:space="preserve">        return f"""You are reviewing a candidate bug fix as part of a Byzantine consensus stage. The fix has already been generated by a Healer agent and will be executed in an isolated sandbox after this review. Your job is struct</w:t>
-      </w:r>
-      <w:r>
-        <w:rPr>
-          <w:rFonts w:ascii="Consolas" w:hAnsi="Consolas"/>
-          <w:sz w:val="15"/>
-        </w:rPr>
-        <w:t>ural safety review, NOT exhaustive correctness proof.</w:t>
+        <w:t xml:space="preserve">        return f"""You are reviewing a candidate bug fix as part of a Byzantine consensus stage. The fix has already been generated by a Healer agent and will be executed in an isolated sandbox after this review. Your job is structural safety review, NOT exhaustive correctness proof.</w:t>
       </w:r>
       <w:r>
         <w:br/>
@@ -47796,14 +47019,7 @@
           <w:rFonts w:ascii="Consolas" w:hAnsi="Consolas"/>
           <w:sz w:val="15"/>
         </w:rPr>
-        <w:t>- Vote IS_VALID = false ONLY if you can name a SPECIFIC safety problem (concrete line, condition, or scenari</w:t>
-      </w:r>
-      <w:r>
-        <w:rPr>
-          <w:rFonts w:ascii="Consolas" w:hAnsi="Consolas"/>
-          <w:sz w:val="15"/>
-        </w:rPr>
-        <w:t>o where the fix would crash, corrupt data, or violate an invariant).</w:t>
+        <w:t>- Vote IS_VALID = false ONLY if you can name a SPECIFIC safety problem (concrete line, condition, or scenario where the fix would crash, corrupt data, or violate an invariant).</w:t>
       </w:r>
       <w:r>
         <w:br/>
@@ -47883,14 +47099,7 @@
           <w:rFonts w:ascii="Consolas" w:hAnsi="Consolas"/>
           <w:sz w:val="15"/>
         </w:rPr>
-        <w:t xml:space="preserve">    "issues": ["&lt;spe</w:t>
-      </w:r>
-      <w:r>
-        <w:rPr>
-          <w:rFonts w:ascii="Consolas" w:hAnsi="Consolas"/>
-          <w:sz w:val="15"/>
-        </w:rPr>
-        <w:t>cific safety problem 1&gt;", "&lt;specific safety problem 2&gt;"],</w:t>
+        <w:t xml:space="preserve">    "issues": ["&lt;specific safety problem 1&gt;", "&lt;specific safety problem 2&gt;"],</w:t>
       </w:r>
       <w:r>
         <w:br/>
@@ -48060,14 +47269,7 @@
           <w:rFonts w:ascii="Consolas" w:hAnsi="Consolas"/>
           <w:sz w:val="15"/>
         </w:rPr>
-        <w:t xml:space="preserve">                syntax_valid=True,  # Already checked in sta</w:t>
-      </w:r>
-      <w:r>
-        <w:rPr>
-          <w:rFonts w:ascii="Consolas" w:hAnsi="Consolas"/>
-          <w:sz w:val="15"/>
-        </w:rPr>
-        <w:t>tic</w:t>
+        <w:t xml:space="preserve">                syntax_valid=True,  # Already checked in static</w:t>
       </w:r>
       <w:r>
         <w:br/>
@@ -48187,14 +47389,7 @@
           <w:rFonts w:ascii="Consolas" w:hAnsi="Consolas"/>
           <w:sz w:val="15"/>
         </w:rPr>
-        <w:t xml:space="preserve">                recommendations=["Validator JSON response was not parseable; deferred </w:t>
-      </w:r>
-      <w:r>
-        <w:rPr>
-          <w:rFonts w:ascii="Consolas" w:hAnsi="Consolas"/>
-          <w:sz w:val="15"/>
-        </w:rPr>
-        <w:t>to sandbox"],</w:t>
+        <w:t xml:space="preserve">                recommendations=["Validator JSON response was not parseable; deferred to sandbox"],</w:t>
       </w:r>
       <w:r>
         <w:br/>
@@ -48408,14 +47603,7 @@
           <w:rFonts w:ascii="Consolas" w:hAnsi="Consolas"/>
           <w:sz w:val="15"/>
         </w:rPr>
-        <w:t>f</w:t>
-      </w:r>
-      <w:r>
-        <w:rPr>
-          <w:rFonts w:ascii="Consolas" w:hAnsi="Consolas"/>
-          <w:sz w:val="15"/>
-        </w:rPr>
-        <w:t>rom __future__ import annotations</w:t>
+        <w:t>from __future__ import annotations</w:t>
       </w:r>
       <w:r>
         <w:br/>
@@ -48635,14 +47823,7 @@
           <w:rFonts w:ascii="Consolas" w:hAnsi="Consolas"/>
           <w:sz w:val="15"/>
         </w:rPr>
-        <w:t xml:space="preserve">    REGRESSION_</w:t>
-      </w:r>
-      <w:r>
-        <w:rPr>
-          <w:rFonts w:ascii="Consolas" w:hAnsi="Consolas"/>
-          <w:sz w:val="15"/>
-        </w:rPr>
-        <w:t>CHECK = "regression_check"</w:t>
+        <w:t xml:space="preserve">    REGRESSION_CHECK = "regression_check"</w:t>
       </w:r>
       <w:r>
         <w:br/>
@@ -48812,14 +47993,7 @@
           <w:rFonts w:ascii="Consolas" w:hAnsi="Consolas"/>
           <w:sz w:val="15"/>
         </w:rPr>
-        <w:t xml:space="preserve">    fixed_code: </w:t>
-      </w:r>
-      <w:r>
-        <w:rPr>
-          <w:rFonts w:ascii="Consolas" w:hAnsi="Consolas"/>
-          <w:sz w:val="15"/>
-        </w:rPr>
-        <w:t>Optional[str] = None</w:t>
+        <w:t xml:space="preserve">    fixed_code: Optional[str] = None</w:t>
       </w:r>
       <w:r>
         <w:br/>
@@ -49070,14 +48244,7 @@
           <w:rFonts w:ascii="Consolas" w:hAnsi="Consolas"/>
           <w:sz w:val="15"/>
         </w:rPr>
-        <w:t xml:space="preserve">        apply_to_</w:t>
-      </w:r>
-      <w:r>
-        <w:rPr>
-          <w:rFonts w:ascii="Consolas" w:hAnsi="Consolas"/>
-          <w:sz w:val="15"/>
-        </w:rPr>
-        <w:t>disk: bool = False,</w:t>
+        <w:t xml:space="preserve">        apply_to_disk: bool = False,</w:t>
       </w:r>
       <w:r>
         <w:br/>
@@ -49207,14 +48374,7 @@
           <w:rFonts w:ascii="Consolas" w:hAnsi="Consolas"/>
           <w:sz w:val="15"/>
         </w:rPr>
-        <w:t xml:space="preserve">        lo</w:t>
-      </w:r>
-      <w:r>
-        <w:rPr>
-          <w:rFonts w:ascii="Consolas" w:hAnsi="Consolas"/>
-          <w:sz w:val="15"/>
-        </w:rPr>
-        <w:t>gger.info(</w:t>
+        <w:t xml:space="preserve">        logger.info(</w:t>
       </w:r>
       <w:r>
         <w:br/>
@@ -49374,14 +48534,7 @@
           <w:rFonts w:ascii="Consolas" w:hAnsi="Consolas"/>
           <w:sz w:val="15"/>
         </w:rPr>
-        <w:t xml:space="preserve">        test_command: Optional[List[str]]</w:t>
-      </w:r>
-      <w:r>
-        <w:rPr>
-          <w:rFonts w:ascii="Consolas" w:hAnsi="Consolas"/>
-          <w:sz w:val="15"/>
-        </w:rPr>
-        <w:t xml:space="preserve"> = None,</w:t>
+        <w:t xml:space="preserve">        test_command: Optional[List[str]] = None,</w:t>
       </w:r>
       <w:r>
         <w:br/>
@@ -49581,14 +48734,7 @@
           <w:rFonts w:ascii="Consolas" w:hAnsi="Consolas"/>
           <w:sz w:val="15"/>
         </w:rPr>
-        <w:t xml:space="preserve">     </w:t>
-      </w:r>
-      <w:r>
-        <w:rPr>
-          <w:rFonts w:ascii="Consolas" w:hAnsi="Consolas"/>
-          <w:sz w:val="15"/>
-        </w:rPr>
-        <w:t xml:space="preserve">   for attempt in range(1, self.max_attempts + 1):</w:t>
+        <w:t xml:space="preserve">        for attempt in range(1, self.max_attempts + 1):</w:t>
       </w:r>
       <w:r>
         <w:br/>
@@ -49699,14 +48845,7 @@
           <w:rFonts w:ascii="Consolas" w:hAnsi="Consolas"/>
           <w:sz w:val="15"/>
         </w:rPr>
-        <w:t xml:space="preserve">               </w:t>
-      </w:r>
-      <w:r>
-        <w:rPr>
-          <w:rFonts w:ascii="Consolas" w:hAnsi="Consolas"/>
-          <w:sz w:val="15"/>
-        </w:rPr>
-        <w:t xml:space="preserve"> language=language,</w:t>
+        <w:t xml:space="preserve">                language=language,</w:t>
       </w:r>
       <w:r>
         <w:br/>
@@ -49816,14 +48955,7 @@
           <w:rFonts w:ascii="Consolas" w:hAnsi="Consolas"/>
           <w:sz w:val="15"/>
         </w:rPr>
-        <w:t xml:space="preserve">                    or "agent pipeline did not produce </w:t>
-      </w:r>
-      <w:r>
-        <w:rPr>
-          <w:rFonts w:ascii="Consolas" w:hAnsi="Consolas"/>
-          <w:sz w:val="15"/>
-        </w:rPr>
-        <w:t>a consensus"</w:t>
+        <w:t xml:space="preserve">                    or "agent pipeline did not produce a consensus"</w:t>
       </w:r>
       <w:r>
         <w:br/>
@@ -49933,14 +49065,7 @@
           <w:rFonts w:ascii="Consolas" w:hAnsi="Consolas"/>
           <w:sz w:val="15"/>
         </w:rPr>
-        <w:t xml:space="preserve">               </w:t>
-      </w:r>
-      <w:r>
-        <w:rPr>
-          <w:rFonts w:ascii="Consolas" w:hAnsi="Consolas"/>
-          <w:sz w:val="15"/>
-        </w:rPr>
-        <w:t xml:space="preserve"> outcome.duration_ms = (datetime.utcnow() - started).total_seconds() * 1000</w:t>
+        <w:t xml:space="preserve">                outcome.duration_ms = (datetime.utcnow() - started).total_seconds() * 1000</w:t>
       </w:r>
       <w:r>
         <w:br/>
@@ -50090,14 +49215,7 @@
           <w:rFonts w:ascii="Consolas" w:hAnsi="Consolas"/>
           <w:sz w:val="15"/>
         </w:rPr>
-        <w:t xml:space="preserve">            last_sandbox_r</w:t>
-      </w:r>
-      <w:r>
-        <w:rPr>
-          <w:rFonts w:ascii="Consolas" w:hAnsi="Consolas"/>
-          <w:sz w:val="15"/>
-        </w:rPr>
-        <w:t>esult = sandbox_result</w:t>
+        <w:t xml:space="preserve">            last_sandbox_result = sandbox_result</w:t>
       </w:r>
       <w:r>
         <w:br/>
@@ -50207,14 +49325,7 @@
           <w:rFonts w:ascii="Consolas" w:hAnsi="Consolas"/>
           <w:sz w:val="15"/>
         </w:rPr>
-        <w:t xml:space="preserve">            stderr_excerpt</w:t>
-      </w:r>
-      <w:r>
-        <w:rPr>
-          <w:rFonts w:ascii="Consolas" w:hAnsi="Consolas"/>
-          <w:sz w:val="15"/>
-        </w:rPr>
-        <w:t xml:space="preserve"> = (sandbox_result.stderr or "")[:1500]</w:t>
+        <w:t xml:space="preserve">            stderr_excerpt = (sandbox_result.stderr or "")[:1500]</w:t>
       </w:r>
       <w:r>
         <w:br/>
@@ -50324,14 +49435,7 @@
           <w:rFonts w:ascii="Consolas" w:hAnsi="Consolas"/>
           <w:sz w:val="15"/>
         </w:rPr>
-        <w:t xml:space="preserve">                f"attempt {attempt}/{s</w:t>
-      </w:r>
-      <w:r>
-        <w:rPr>
-          <w:rFonts w:ascii="Consolas" w:hAnsi="Consolas"/>
-          <w:sz w:val="15"/>
-        </w:rPr>
-        <w:t>elf.max_attempts}: sandbox rejected: {last_failure_reason}"</w:t>
+        <w:t xml:space="preserve">                f"attempt {attempt}/{self.max_attempts}: sandbox rejected: {last_failure_reason}"</w:t>
       </w:r>
       <w:r>
         <w:br/>
@@ -50452,14 +49556,7 @@
           <w:rFonts w:ascii="Consolas" w:hAnsi="Consolas"/>
           <w:sz w:val="15"/>
         </w:rPr>
-        <w:t xml:space="preserve">       </w:t>
-      </w:r>
-      <w:r>
-        <w:rPr>
-          <w:rFonts w:ascii="Consolas" w:hAnsi="Consolas"/>
-          <w:sz w:val="15"/>
-        </w:rPr>
-        <w:t xml:space="preserve"> if self.apply_to_disk:</w:t>
+        <w:t xml:space="preserve">        if self.apply_to_disk:</w:t>
       </w:r>
       <w:r>
         <w:br/>
@@ -50589,14 +49686,7 @@
           <w:rFonts w:ascii="Consolas" w:hAnsi="Consolas"/>
           <w:sz w:val="15"/>
         </w:rPr>
-        <w:t xml:space="preserve">                self._emit_</w:t>
-      </w:r>
-      <w:r>
-        <w:rPr>
-          <w:rFonts w:ascii="Consolas" w:hAnsi="Consolas"/>
-          <w:sz w:val="15"/>
-        </w:rPr>
-        <w:t>metrics(outcome, agent_result)</w:t>
+        <w:t xml:space="preserve">                self._emit_metrics(outcome, agent_result)</w:t>
       </w:r>
       <w:r>
         <w:br/>
@@ -50716,14 +49806,7 @@
           <w:rFonts w:ascii="Consolas" w:hAnsi="Consolas"/>
           <w:sz w:val="15"/>
         </w:rPr>
-        <w:t xml:space="preserve">               </w:t>
-      </w:r>
-      <w:r>
-        <w:rPr>
-          <w:rFonts w:ascii="Consolas" w:hAnsi="Consolas"/>
-          <w:sz w:val="15"/>
-        </w:rPr>
-        <w:t xml:space="preserve"> if not regression.success and apply_result.backup_id:</w:t>
+        <w:t xml:space="preserve">                if not regression.success and apply_result.backup_id:</w:t>
       </w:r>
       <w:r>
         <w:br/>
@@ -50803,14 +49886,7 @@
           <w:rFonts w:ascii="Consolas" w:hAnsi="Consolas"/>
           <w:sz w:val="15"/>
         </w:rPr>
-        <w:t xml:space="preserve">                    s</w:t>
-      </w:r>
-      <w:r>
-        <w:rPr>
-          <w:rFonts w:ascii="Consolas" w:hAnsi="Consolas"/>
-          <w:sz w:val="15"/>
-        </w:rPr>
-        <w:t>elf._emit_metrics(outcome, agent_result)</w:t>
+        <w:t xml:space="preserve">                    self._emit_metrics(outcome, agent_result)</w:t>
       </w:r>
       <w:r>
         <w:br/>
@@ -50900,14 +49976,7 @@
           <w:rFonts w:ascii="Consolas" w:hAnsi="Consolas"/>
           <w:sz w:val="15"/>
         </w:rPr>
-        <w:t xml:space="preserve">        self._emit_metrics(outcome, age</w:t>
-      </w:r>
-      <w:r>
-        <w:rPr>
-          <w:rFonts w:ascii="Consolas" w:hAnsi="Consolas"/>
-          <w:sz w:val="15"/>
-        </w:rPr>
-        <w:t>nt_result)</w:t>
+        <w:t xml:space="preserve">        self._emit_metrics(outcome, agent_result)</w:t>
       </w:r>
       <w:r>
         <w:br/>
@@ -51157,14 +50226,7 @@
           <w:rFonts w:ascii="Consolas" w:hAnsi="Consolas"/>
           <w:sz w:val="15"/>
         </w:rPr>
-        <w:t xml:space="preserve">        failure_kind: st</w:t>
-      </w:r>
-      <w:r>
-        <w:rPr>
-          <w:rFonts w:ascii="Consolas" w:hAnsi="Consolas"/>
-          <w:sz w:val="15"/>
-        </w:rPr>
-        <w:t>r,</w:t>
+        <w:t xml:space="preserve">        failure_kind: str,</w:t>
       </w:r>
       <w:r>
         <w:br/>
@@ -51265,14 +50327,7 @@
           <w:rFonts w:ascii="Consolas" w:hAnsi="Consolas"/>
           <w:sz w:val="15"/>
         </w:rPr>
-        <w:t xml:space="preserve">            f"{original_co</w:t>
-      </w:r>
-      <w:r>
-        <w:rPr>
-          <w:rFonts w:ascii="Consolas" w:hAnsi="Consolas"/>
-          <w:sz w:val="15"/>
-        </w:rPr>
-        <w:t>ntext}\n\n"</w:t>
+        <w:t xml:space="preserve">            f"{original_context}\n\n"</w:t>
       </w:r>
       <w:r>
         <w:br/>
@@ -51412,14 +50467,7 @@
           <w:rFonts w:ascii="Consolas" w:hAnsi="Consolas"/>
           <w:sz w:val="15"/>
         </w:rPr>
-        <w:t xml:space="preserve">         </w:t>
-      </w:r>
-      <w:r>
-        <w:rPr>
-          <w:rFonts w:ascii="Consolas" w:hAnsi="Consolas"/>
-          <w:sz w:val="15"/>
-        </w:rPr>
-        <w:t xml:space="preserve">   "duration_ms": r.duration_ms,</w:t>
+        <w:t xml:space="preserve">            "duration_ms": r.duration_ms,</w:t>
       </w:r>
       <w:r>
         <w:br/>
@@ -51802,14 +50850,7 @@
           <w:rFonts w:ascii="Consolas" w:hAnsi="Consolas"/>
           <w:sz w:val="15"/>
         </w:rPr>
-        <w:t>logger = structlog.get_logger(__name__</w:t>
-      </w:r>
-      <w:r>
-        <w:rPr>
-          <w:rFonts w:ascii="Consolas" w:hAnsi="Consolas"/>
-          <w:sz w:val="15"/>
-        </w:rPr>
-        <w:t>)</w:t>
+        <w:t>logger = structlog.get_logger(__name__)</w:t>
       </w:r>
       <w:r>
         <w:br/>
@@ -52000,14 +51041,7 @@
           <w:rFonts w:ascii="Consolas" w:hAnsi="Consolas"/>
           <w:sz w:val="15"/>
         </w:rPr>
-        <w:t xml:space="preserve">        self.a</w:t>
-      </w:r>
-      <w:r>
-        <w:rPr>
-          <w:rFonts w:ascii="Consolas" w:hAnsi="Consolas"/>
-          <w:sz w:val="15"/>
-        </w:rPr>
-        <w:t>gent_manager = agent_manager</w:t>
+        <w:t xml:space="preserve">        self.agent_manager = agent_manager</w:t>
       </w:r>
       <w:r>
         <w:br/>
@@ -52187,14 +51221,7 @@
           <w:rFonts w:ascii="Consolas" w:hAnsi="Consolas"/>
           <w:sz w:val="15"/>
         </w:rPr>
-        <w:t xml:space="preserve">            bug_id=f"single-</w:t>
-      </w:r>
-      <w:r>
-        <w:rPr>
-          <w:rFonts w:ascii="Consolas" w:hAnsi="Consolas"/>
-          <w:sz w:val="15"/>
-        </w:rPr>
-        <w:t>{int(started.timestamp())}",</w:t>
+        <w:t xml:space="preserve">            bug_id=f"single-{int(started.timestamp())}",</w:t>
       </w:r>
       <w:r>
         <w:br/>
@@ -52304,7 +51331,7 @@
           <w:rFonts w:ascii="Consolas" w:hAnsi="Consolas"/>
           <w:sz w:val="15"/>
         </w:rPr>
-        <w:t xml:space="preserve">            # Stage 1 — Analyzer (still useful for the Healer's prompt)</w:t>
+        <w:t xml:space="preserve">            # Stage 1, Analyzer (still useful for the Healer's prompt)</w:t>
       </w:r>
       <w:r>
         <w:br/>
@@ -52334,14 +51361,7 @@
           <w:rFonts w:ascii="Consolas" w:hAnsi="Consolas"/>
           <w:sz w:val="15"/>
         </w:rPr>
-        <w:t xml:space="preserve">                    error_message=error_</w:t>
-      </w:r>
-      <w:r>
-        <w:rPr>
-          <w:rFonts w:ascii="Consolas" w:hAnsi="Consolas"/>
-          <w:sz w:val="15"/>
-        </w:rPr>
-        <w:t>message,</w:t>
+        <w:t xml:space="preserve">                    error_message=error_message,</w:t>
       </w:r>
       <w:r>
         <w:br/>
@@ -52441,14 +51461,7 @@
           <w:rFonts w:ascii="Consolas" w:hAnsi="Consolas"/>
           <w:sz w:val="15"/>
         </w:rPr>
-        <w:t xml:space="preserve">          </w:t>
-      </w:r>
-      <w:r>
-        <w:rPr>
-          <w:rFonts w:ascii="Consolas" w:hAnsi="Consolas"/>
-          <w:sz w:val="15"/>
-        </w:rPr>
-        <w:t xml:space="preserve">          outcome.duration_ms = (datetime.utcnow() - started).total_seconds() * 1000</w:t>
+        <w:t xml:space="preserve">                    outcome.duration_ms = (datetime.utcnow() - started).total_seconds() * 1000</w:t>
       </w:r>
       <w:r>
         <w:br/>
@@ -52518,7 +51531,7 @@
           <w:rFonts w:ascii="Consolas" w:hAnsi="Consolas"/>
           <w:sz w:val="15"/>
         </w:rPr>
-        <w:t xml:space="preserve">            # Stage 2 — Healer</w:t>
+        <w:t xml:space="preserve">            # Stage 2, Healer</w:t>
       </w:r>
       <w:r>
         <w:br/>
@@ -52628,14 +51641,7 @@
           <w:rFonts w:ascii="Consolas" w:hAnsi="Consolas"/>
           <w:sz w:val="15"/>
         </w:rPr>
-        <w:t xml:space="preserve">                    outcome.decision_reason = f"attempt {attempt}: healer produced no fix: {fix_outp</w:t>
-      </w:r>
-      <w:r>
-        <w:rPr>
-          <w:rFonts w:ascii="Consolas" w:hAnsi="Consolas"/>
-          <w:sz w:val="15"/>
-        </w:rPr>
-        <w:t>ut.reasoning}"</w:t>
+        <w:t xml:space="preserve">                    outcome.decision_reason = f"attempt {attempt}: healer produced no fix: {fix_output.reasoning}"</w:t>
       </w:r>
       <w:r>
         <w:br/>
@@ -52736,24 +51742,97 @@
           <w:rFonts w:ascii="Consolas" w:hAnsi="Consolas"/>
           <w:sz w:val="15"/>
         </w:rPr>
+        <w:t xml:space="preserve">            outcome.fixed_code = best_candidate.fixed_code</w:t>
+      </w:r>
+      <w:r>
+        <w:br/>
+      </w:r>
+      <w:r>
+        <w:rPr>
+          <w:rFonts w:ascii="Consolas" w:hAnsi="Consolas"/>
+          <w:sz w:val="15"/>
+        </w:rPr>
+        <w:t xml:space="preserve">            outcome.explanation = best_candidate.explanation</w:t>
+      </w:r>
+      <w:r>
+        <w:br/>
+      </w:r>
+      <w:r>
+        <w:rPr>
+          <w:rFonts w:ascii="Consolas" w:hAnsi="Consolas"/>
+          <w:sz w:val="15"/>
+        </w:rPr>
         <w:t xml:space="preserve"> </w:t>
       </w:r>
       <w:r>
-        <w:rPr>
-          <w:rFonts w:ascii="Consolas" w:hAnsi="Consolas"/>
-          <w:sz w:val="15"/>
-        </w:rPr>
-        <w:t xml:space="preserve">           outcome.fixed_code = best_candidate.fixed_code</w:t>
-      </w:r>
-      <w:r>
-        <w:br/>
-      </w:r>
-      <w:r>
-        <w:rPr>
-          <w:rFonts w:ascii="Consolas" w:hAnsi="Consolas"/>
-          <w:sz w:val="15"/>
-        </w:rPr>
-        <w:t xml:space="preserve">            outcome.explanation = best_candidate.explanation</w:t>
+        <w:br/>
+      </w:r>
+      <w:r>
+        <w:rPr>
+          <w:rFonts w:ascii="Consolas" w:hAnsi="Consolas"/>
+          <w:sz w:val="15"/>
+        </w:rPr>
+        <w:t xml:space="preserve">            single_agent_approved = bool(best_candidate.fixed_code) and best_candidate.fixed_code.strip() != code_context.strip()</w:t>
+      </w:r>
+      <w:r>
+        <w:br/>
+      </w:r>
+      <w:r>
+        <w:rPr>
+          <w:rFonts w:ascii="Consolas" w:hAnsi="Consolas"/>
+          <w:sz w:val="15"/>
+        </w:rPr>
+        <w:t xml:space="preserve">            outcome.consensus_result = {</w:t>
+      </w:r>
+      <w:r>
+        <w:br/>
+      </w:r>
+      <w:r>
+        <w:rPr>
+          <w:rFonts w:ascii="Consolas" w:hAnsi="Consolas"/>
+          <w:sz w:val="15"/>
+        </w:rPr>
+        <w:t xml:space="preserve">                "approved": single_agent_approved,</w:t>
+      </w:r>
+      <w:r>
+        <w:br/>
+      </w:r>
+      <w:r>
+        <w:rPr>
+          <w:rFonts w:ascii="Consolas" w:hAnsi="Consolas"/>
+          <w:sz w:val="15"/>
+        </w:rPr>
+        <w:t xml:space="preserve">                "prepare_votes": 1 if single_agent_approved else 0,</w:t>
+      </w:r>
+      <w:r>
+        <w:br/>
+      </w:r>
+      <w:r>
+        <w:rPr>
+          <w:rFonts w:ascii="Consolas" w:hAnsi="Consolas"/>
+          <w:sz w:val="15"/>
+        </w:rPr>
+        <w:t xml:space="preserve">                "commit_votes": 1 if single_agent_approved else 0,</w:t>
+      </w:r>
+      <w:r>
+        <w:br/>
+      </w:r>
+      <w:r>
+        <w:rPr>
+          <w:rFonts w:ascii="Consolas" w:hAnsi="Consolas"/>
+          <w:sz w:val="15"/>
+        </w:rPr>
+        <w:t xml:space="preserve">                "reason": "single-agent baseline (no consensus)",</w:t>
+      </w:r>
+      <w:r>
+        <w:br/>
+      </w:r>
+      <w:r>
+        <w:rPr>
+          <w:rFonts w:ascii="Consolas" w:hAnsi="Consolas"/>
+          <w:sz w:val="15"/>
+        </w:rPr>
+        <w:t xml:space="preserve">            }</w:t>
       </w:r>
       <w:r>
         <w:br/>
@@ -52773,64 +51852,227 @@
           <w:rFonts w:ascii="Consolas" w:hAnsi="Consolas"/>
           <w:sz w:val="15"/>
         </w:rPr>
-        <w:t xml:space="preserve">            single_agent_approved = bool(best_candidate.fixed_code) and best_candidate.fixed_code.strip() != code_context.strip()</w:t>
-      </w:r>
-      <w:r>
-        <w:br/>
-      </w:r>
-      <w:r>
-        <w:rPr>
-          <w:rFonts w:ascii="Consolas" w:hAnsi="Consolas"/>
-          <w:sz w:val="15"/>
-        </w:rPr>
-        <w:t xml:space="preserve">            outcome.consensus_result = {</w:t>
-      </w:r>
-      <w:r>
-        <w:br/>
-      </w:r>
-      <w:r>
-        <w:rPr>
-          <w:rFonts w:ascii="Consolas" w:hAnsi="Consolas"/>
-          <w:sz w:val="15"/>
-        </w:rPr>
-        <w:t xml:space="preserve">                "approved": single_agent_approved,</w:t>
-      </w:r>
-      <w:r>
-        <w:br/>
-      </w:r>
-      <w:r>
-        <w:rPr>
-          <w:rFonts w:ascii="Consolas" w:hAnsi="Consolas"/>
-          <w:sz w:val="15"/>
-        </w:rPr>
-        <w:t xml:space="preserve">                "prepare_votes": 1 if single_agent_approved else 0,</w:t>
-      </w:r>
-      <w:r>
-        <w:br/>
-      </w:r>
-      <w:r>
-        <w:rPr>
-          <w:rFonts w:ascii="Consolas" w:hAnsi="Consolas"/>
-          <w:sz w:val="15"/>
-        </w:rPr>
-        <w:t xml:space="preserve">                "commit_votes": 1 if single_agent_approved else 0,</w:t>
-      </w:r>
-      <w:r>
-        <w:br/>
-      </w:r>
-      <w:r>
-        <w:rPr>
-          <w:rFonts w:ascii="Consolas" w:hAnsi="Consolas"/>
-          <w:sz w:val="15"/>
-        </w:rPr>
-        <w:t xml:space="preserve">                "reason": "single-</w:t>
-      </w:r>
-      <w:r>
-        <w:rPr>
-          <w:rFonts w:ascii="Consolas" w:hAnsi="Consolas"/>
-          <w:sz w:val="15"/>
-        </w:rPr>
-        <w:t>agent baseline (no consensus)",</w:t>
+        <w:t xml:space="preserve">            if not single_agent_approved:</w:t>
+      </w:r>
+      <w:r>
+        <w:br/>
+      </w:r>
+      <w:r>
+        <w:rPr>
+          <w:rFonts w:ascii="Consolas" w:hAnsi="Consolas"/>
+          <w:sz w:val="15"/>
+        </w:rPr>
+        <w:t xml:space="preserve">                outcome.decision_reason = f"attempt {attempt}: healer returned the original code unchanged"</w:t>
+      </w:r>
+      <w:r>
+        <w:br/>
+      </w:r>
+      <w:r>
+        <w:rPr>
+          <w:rFonts w:ascii="Consolas" w:hAnsi="Consolas"/>
+          <w:sz w:val="15"/>
+        </w:rPr>
+        <w:t xml:space="preserve">                outcome.duration_ms = (datetime.utcnow() - started).total_seconds() * 1000</w:t>
+      </w:r>
+      <w:r>
+        <w:br/>
+      </w:r>
+      <w:r>
+        <w:rPr>
+          <w:rFonts w:ascii="Consolas" w:hAnsi="Consolas"/>
+          <w:sz w:val="15"/>
+        </w:rPr>
+        <w:t xml:space="preserve">                return outcome</w:t>
+      </w:r>
+      <w:r>
+        <w:br/>
+      </w:r>
+      <w:r>
+        <w:rPr>
+          <w:rFonts w:ascii="Consolas" w:hAnsi="Consolas"/>
+          <w:sz w:val="15"/>
+        </w:rPr>
+        <w:t xml:space="preserve"> </w:t>
+      </w:r>
+      <w:r>
+        <w:br/>
+      </w:r>
+      <w:r>
+        <w:rPr>
+          <w:rFonts w:ascii="Consolas" w:hAnsi="Consolas"/>
+          <w:sz w:val="15"/>
+        </w:rPr>
+        <w:t xml:space="preserve">            # Stage 3, Sandbox check</w:t>
+      </w:r>
+      <w:r>
+        <w:br/>
+      </w:r>
+      <w:r>
+        <w:rPr>
+          <w:rFonts w:ascii="Consolas" w:hAnsi="Consolas"/>
+          <w:sz w:val="15"/>
+        </w:rPr>
+        <w:t xml:space="preserve">            sandbox_result: SandboxResult = await self.sandbox.run(</w:t>
+      </w:r>
+      <w:r>
+        <w:br/>
+      </w:r>
+      <w:r>
+        <w:rPr>
+          <w:rFonts w:ascii="Consolas" w:hAnsi="Consolas"/>
+          <w:sz w:val="15"/>
+        </w:rPr>
+        <w:t xml:space="preserve">                code=best_candidate.fixed_code,</w:t>
+      </w:r>
+      <w:r>
+        <w:br/>
+      </w:r>
+      <w:r>
+        <w:rPr>
+          <w:rFonts w:ascii="Consolas" w:hAnsi="Consolas"/>
+          <w:sz w:val="15"/>
+        </w:rPr>
+        <w:t xml:space="preserve">                language=language,</w:t>
+      </w:r>
+      <w:r>
+        <w:br/>
+      </w:r>
+      <w:r>
+        <w:rPr>
+          <w:rFonts w:ascii="Consolas" w:hAnsi="Consolas"/>
+          <w:sz w:val="15"/>
+        </w:rPr>
+        <w:t xml:space="preserve">                test_command=test_command,</w:t>
+      </w:r>
+      <w:r>
+        <w:br/>
+      </w:r>
+      <w:r>
+        <w:rPr>
+          <w:rFonts w:ascii="Consolas" w:hAnsi="Consolas"/>
+          <w:sz w:val="15"/>
+        </w:rPr>
+        <w:t xml:space="preserve">                timeout_s=self.sandbox_timeout_s,</w:t>
+      </w:r>
+      <w:r>
+        <w:br/>
+      </w:r>
+      <w:r>
+        <w:rPr>
+          <w:rFonts w:ascii="Consolas" w:hAnsi="Consolas"/>
+          <w:sz w:val="15"/>
+        </w:rPr>
+        <w:t xml:space="preserve">            )</w:t>
+      </w:r>
+      <w:r>
+        <w:br/>
+      </w:r>
+      <w:r>
+        <w:rPr>
+          <w:rFonts w:ascii="Consolas" w:hAnsi="Consolas"/>
+          <w:sz w:val="15"/>
+        </w:rPr>
+        <w:t xml:space="preserve">            outcome.sandbox_result = {</w:t>
+      </w:r>
+      <w:r>
+        <w:br/>
+      </w:r>
+      <w:r>
+        <w:rPr>
+          <w:rFonts w:ascii="Consolas" w:hAnsi="Consolas"/>
+          <w:sz w:val="15"/>
+        </w:rPr>
+        <w:t xml:space="preserve">                "success": sandbox_result.success,</w:t>
+      </w:r>
+      <w:r>
+        <w:br/>
+      </w:r>
+      <w:r>
+        <w:rPr>
+          <w:rFonts w:ascii="Consolas" w:hAnsi="Consolas"/>
+          <w:sz w:val="15"/>
+        </w:rPr>
+        <w:t xml:space="preserve">                "backend": sandbox_result.backend.value,</w:t>
+      </w:r>
+      <w:r>
+        <w:br/>
+      </w:r>
+      <w:r>
+        <w:rPr>
+          <w:rFonts w:ascii="Consolas" w:hAnsi="Consolas"/>
+          <w:sz w:val="15"/>
+        </w:rPr>
+        <w:t xml:space="preserve">                "exit_code": sandbox_result.exit_code,</w:t>
+      </w:r>
+      <w:r>
+        <w:br/>
+      </w:r>
+      <w:r>
+        <w:rPr>
+          <w:rFonts w:ascii="Consolas" w:hAnsi="Consolas"/>
+          <w:sz w:val="15"/>
+        </w:rPr>
+        <w:t xml:space="preserve">                "duration_ms": sandbox_result.duration_ms,</w:t>
+      </w:r>
+      <w:r>
+        <w:br/>
+      </w:r>
+      <w:r>
+        <w:rPr>
+          <w:rFonts w:ascii="Consolas" w:hAnsi="Consolas"/>
+          <w:sz w:val="15"/>
+        </w:rPr>
+        <w:t xml:space="preserve">                "timed_out": sandbox_result.timed_out,</w:t>
+      </w:r>
+      <w:r>
+        <w:br/>
+      </w:r>
+      <w:r>
+        <w:rPr>
+          <w:rFonts w:ascii="Consolas" w:hAnsi="Consolas"/>
+          <w:sz w:val="15"/>
+        </w:rPr>
+        <w:t xml:space="preserve">                "tests_passed": sandbox_result.tests_passed,</w:t>
+      </w:r>
+      <w:r>
+        <w:br/>
+      </w:r>
+      <w:r>
+        <w:rPr>
+          <w:rFonts w:ascii="Consolas" w:hAnsi="Consolas"/>
+          <w:sz w:val="15"/>
+        </w:rPr>
+        <w:t xml:space="preserve">                "tests_failed": sandbox_result.tests_failed,</w:t>
+      </w:r>
+      <w:r>
+        <w:br/>
+      </w:r>
+      <w:r>
+        <w:rPr>
+          <w:rFonts w:ascii="Consolas" w:hAnsi="Consolas"/>
+          <w:sz w:val="15"/>
+        </w:rPr>
+        <w:t xml:space="preserve">                "error": sandbox_result.error,</w:t>
+      </w:r>
+      <w:r>
+        <w:br/>
+      </w:r>
+      <w:r>
+        <w:rPr>
+          <w:rFonts w:ascii="Consolas" w:hAnsi="Consolas"/>
+          <w:sz w:val="15"/>
+        </w:rPr>
+        <w:t xml:space="preserve">                "stdout_tail": sandbox_result.stdout[-1000:] if sandbox_result.stdout else "",</w:t>
+      </w:r>
+      <w:r>
+        <w:br/>
+      </w:r>
+      <w:r>
+        <w:rPr>
+          <w:rFonts w:ascii="Consolas" w:hAnsi="Consolas"/>
+          <w:sz w:val="15"/>
+        </w:rPr>
+        <w:t xml:space="preserve">                "stderr_tail": sandbox_result.stderr[-1000:] if sandbox_result.stderr else "",</w:t>
       </w:r>
       <w:r>
         <w:br/>
@@ -52860,17 +52102,47 @@
           <w:rFonts w:ascii="Consolas" w:hAnsi="Consolas"/>
           <w:sz w:val="15"/>
         </w:rPr>
-        <w:t xml:space="preserve">            if not single_agent_approved:</w:t>
-      </w:r>
-      <w:r>
-        <w:br/>
-      </w:r>
-      <w:r>
-        <w:rPr>
-          <w:rFonts w:ascii="Consolas" w:hAnsi="Consolas"/>
-          <w:sz w:val="15"/>
-        </w:rPr>
-        <w:t xml:space="preserve">                outcome.decision_reason = f"attempt {attempt}: healer returned the original code unchanged"</w:t>
+        <w:t xml:space="preserve">            if sandbox_result.success:</w:t>
+      </w:r>
+      <w:r>
+        <w:br/>
+      </w:r>
+      <w:r>
+        <w:rPr>
+          <w:rFonts w:ascii="Consolas" w:hAnsi="Consolas"/>
+          <w:sz w:val="15"/>
+        </w:rPr>
+        <w:t xml:space="preserve">                outcome.success = True</w:t>
+      </w:r>
+      <w:r>
+        <w:br/>
+      </w:r>
+      <w:r>
+        <w:rPr>
+          <w:rFonts w:ascii="Consolas" w:hAnsi="Consolas"/>
+          <w:sz w:val="15"/>
+        </w:rPr>
+        <w:t xml:space="preserve">                outcome.safety_violation = False</w:t>
+      </w:r>
+      <w:r>
+        <w:br/>
+      </w:r>
+      <w:r>
+        <w:rPr>
+          <w:rFonts w:ascii="Consolas" w:hAnsi="Consolas"/>
+          <w:sz w:val="15"/>
+        </w:rPr>
+        <w:t xml:space="preserve">                outcome.final_stage = RepairStage.DONE</w:t>
+      </w:r>
+      <w:r>
+        <w:br/>
+      </w:r>
+      <w:r>
+        <w:rPr>
+          <w:rFonts w:ascii="Consolas" w:hAnsi="Consolas"/>
+          <w:sz w:val="15"/>
+        </w:rPr>
+        <w:t xml:space="preserve">                outcome.decision_reason = f"attempt {attempt}: single-agent baseline: fix passed sandbox"</w:t>
       </w:r>
       <w:r>
         <w:br/>
@@ -52910,37 +52182,107 @@
           <w:rFonts w:ascii="Consolas" w:hAnsi="Consolas"/>
           <w:sz w:val="15"/>
         </w:rPr>
-        <w:t xml:space="preserve">            # Stage 3 — Sandbox check</w:t>
-      </w:r>
-      <w:r>
-        <w:br/>
-      </w:r>
-      <w:r>
-        <w:rPr>
-          <w:rFonts w:ascii="Consolas" w:hAnsi="Consolas"/>
-          <w:sz w:val="15"/>
-        </w:rPr>
-        <w:t xml:space="preserve">            sandbox_result: SandboxResult = await self.sandbox.run(</w:t>
-      </w:r>
-      <w:r>
-        <w:br/>
-      </w:r>
-      <w:r>
-        <w:rPr>
-          <w:rFonts w:ascii="Consolas" w:hAnsi="Consolas"/>
-          <w:sz w:val="15"/>
-        </w:rPr>
-        <w:t xml:space="preserve">                code=best_candidate.fixed_code,</w:t>
-      </w:r>
-      <w:r>
-        <w:br/>
-      </w:r>
-      <w:r>
-        <w:rPr>
-          <w:rFonts w:ascii="Consolas" w:hAnsi="Consolas"/>
-          <w:sz w:val="15"/>
-        </w:rPr>
-        <w:t xml:space="preserve">                language=language,</w:t>
+        <w:t xml:space="preserve">            # Sandbox failed; retry with augmented context if attempts remain</w:t>
+      </w:r>
+      <w:r>
+        <w:br/>
+      </w:r>
+      <w:r>
+        <w:rPr>
+          <w:rFonts w:ascii="Consolas" w:hAnsi="Consolas"/>
+          <w:sz w:val="15"/>
+        </w:rPr>
+        <w:t xml:space="preserve">            stderr_excerpt = (sandbox_result.stderr or "")[:1500]</w:t>
+      </w:r>
+      <w:r>
+        <w:br/>
+      </w:r>
+      <w:r>
+        <w:rPr>
+          <w:rFonts w:ascii="Consolas" w:hAnsi="Consolas"/>
+          <w:sz w:val="15"/>
+        </w:rPr>
+        <w:t xml:space="preserve">            if attempt &lt; self.max_attempts:</w:t>
+      </w:r>
+      <w:r>
+        <w:br/>
+      </w:r>
+      <w:r>
+        <w:rPr>
+          <w:rFonts w:ascii="Consolas" w:hAnsi="Consolas"/>
+          <w:sz w:val="15"/>
+        </w:rPr>
+        <w:t xml:space="preserve">                augmented_context = (</w:t>
+      </w:r>
+      <w:r>
+        <w:br/>
+      </w:r>
+      <w:r>
+        <w:rPr>
+          <w:rFonts w:ascii="Consolas" w:hAnsi="Consolas"/>
+          <w:sz w:val="15"/>
+        </w:rPr>
+        <w:t xml:space="preserve">                    f"{code_context}\n\n"</w:t>
+      </w:r>
+      <w:r>
+        <w:br/>
+      </w:r>
+      <w:r>
+        <w:rPr>
+          <w:rFonts w:ascii="Consolas" w:hAnsi="Consolas"/>
+          <w:sz w:val="15"/>
+        </w:rPr>
+        <w:t xml:space="preserve">                    f"# === SELF-DEBUG FEEDBACK FROM ATTEMPT {attempt} ===\n"</w:t>
+      </w:r>
+      <w:r>
+        <w:br/>
+      </w:r>
+      <w:r>
+        <w:rPr>
+          <w:rFonts w:ascii="Consolas" w:hAnsi="Consolas"/>
+          <w:sz w:val="15"/>
+        </w:rPr>
+        <w:t xml:space="preserve">                    f"# The previous fix failed sandbox execution.\n"</w:t>
+      </w:r>
+      <w:r>
+        <w:br/>
+      </w:r>
+      <w:r>
+        <w:rPr>
+          <w:rFonts w:ascii="Consolas" w:hAnsi="Consolas"/>
+          <w:sz w:val="15"/>
+        </w:rPr>
+        <w:t xml:space="preserve">                    f"# Failure signal:\n# {stderr_excerpt or sandbox_result.short_reason()}\n"</w:t>
+      </w:r>
+      <w:r>
+        <w:br/>
+      </w:r>
+      <w:r>
+        <w:rPr>
+          <w:rFonts w:ascii="Consolas" w:hAnsi="Consolas"/>
+          <w:sz w:val="15"/>
+        </w:rPr>
+        <w:t xml:space="preserve">                    f"# Generate a different fix that addresses this specific failure mode."</w:t>
+      </w:r>
+      <w:r>
+        <w:br/>
+      </w:r>
+      <w:r>
+        <w:rPr>
+          <w:rFonts w:ascii="Consolas" w:hAnsi="Consolas"/>
+          <w:sz w:val="15"/>
+        </w:rPr>
+        <w:t xml:space="preserve">                )</w:t>
+      </w:r>
+      <w:r>
+        <w:br/>
+      </w:r>
+      <w:r>
+        <w:rPr>
+          <w:rFonts w:ascii="Consolas" w:hAnsi="Consolas"/>
+          <w:sz w:val="15"/>
+        </w:rPr>
+        <w:t xml:space="preserve">                continue</w:t>
       </w:r>
       <w:r>
         <w:br/>
@@ -52953,21 +52295,74 @@
         <w:t xml:space="preserve"> </w:t>
       </w:r>
       <w:r>
-        <w:rPr>
-          <w:rFonts w:ascii="Consolas" w:hAnsi="Consolas"/>
-          <w:sz w:val="15"/>
-        </w:rPr>
-        <w:t xml:space="preserve">               test_command=test_command,</w:t>
-      </w:r>
-      <w:r>
-        <w:br/>
-      </w:r>
-      <w:r>
-        <w:rPr>
-          <w:rFonts w:ascii="Consolas" w:hAnsi="Consolas"/>
-          <w:sz w:val="15"/>
-        </w:rPr>
-        <w:t xml:space="preserve">                timeout_s=self.sandbox_timeout_s,</w:t>
+        <w:br/>
+      </w:r>
+      <w:r>
+        <w:rPr>
+          <w:rFonts w:ascii="Consolas" w:hAnsi="Consolas"/>
+          <w:sz w:val="15"/>
+        </w:rPr>
+        <w:t xml:space="preserve">            # All attempts exhausted</w:t>
+      </w:r>
+      <w:r>
+        <w:br/>
+      </w:r>
+      <w:r>
+        <w:rPr>
+          <w:rFonts w:ascii="Consolas" w:hAnsi="Consolas"/>
+          <w:sz w:val="15"/>
+        </w:rPr>
+        <w:t xml:space="preserve">            outcome.success = False</w:t>
+      </w:r>
+      <w:r>
+        <w:br/>
+      </w:r>
+      <w:r>
+        <w:rPr>
+          <w:rFonts w:ascii="Consolas" w:hAnsi="Consolas"/>
+          <w:sz w:val="15"/>
+        </w:rPr>
+        <w:t xml:space="preserve">            outcome.safety_violation = True</w:t>
+      </w:r>
+      <w:r>
+        <w:br/>
+      </w:r>
+      <w:r>
+        <w:rPr>
+          <w:rFonts w:ascii="Consolas" w:hAnsi="Consolas"/>
+          <w:sz w:val="15"/>
+        </w:rPr>
+        <w:t xml:space="preserve">            outcome.final_stage = RepairStage.SANDBOX_VALIDATION</w:t>
+      </w:r>
+      <w:r>
+        <w:br/>
+      </w:r>
+      <w:r>
+        <w:rPr>
+          <w:rFonts w:ascii="Consolas" w:hAnsi="Consolas"/>
+          <w:sz w:val="15"/>
+        </w:rPr>
+        <w:t xml:space="preserve">            outcome.decision_reason = (</w:t>
+      </w:r>
+      <w:r>
+        <w:br/>
+      </w:r>
+      <w:r>
+        <w:rPr>
+          <w:rFonts w:ascii="Consolas" w:hAnsi="Consolas"/>
+          <w:sz w:val="15"/>
+        </w:rPr>
+        <w:t xml:space="preserve">                f"attempt {attempt}/{self.max_attempts}: single-agent baseline: "</w:t>
+      </w:r>
+      <w:r>
+        <w:br/>
+      </w:r>
+      <w:r>
+        <w:rPr>
+          <w:rFonts w:ascii="Consolas" w:hAnsi="Consolas"/>
+          <w:sz w:val="15"/>
+        </w:rPr>
+        <w:t xml:space="preserve">                f"sandbox rejected ({sandbox_result.short_reason()})"</w:t>
       </w:r>
       <w:r>
         <w:br/>
@@ -52987,117 +52382,17 @@
           <w:rFonts w:ascii="Consolas" w:hAnsi="Consolas"/>
           <w:sz w:val="15"/>
         </w:rPr>
-        <w:t xml:space="preserve">            outcome.sandbox_result = {</w:t>
-      </w:r>
-      <w:r>
-        <w:br/>
-      </w:r>
-      <w:r>
-        <w:rPr>
-          <w:rFonts w:ascii="Consolas" w:hAnsi="Consolas"/>
-          <w:sz w:val="15"/>
-        </w:rPr>
-        <w:t xml:space="preserve">                "success": sandbox_result.success,</w:t>
-      </w:r>
-      <w:r>
-        <w:br/>
-      </w:r>
-      <w:r>
-        <w:rPr>
-          <w:rFonts w:ascii="Consolas" w:hAnsi="Consolas"/>
-          <w:sz w:val="15"/>
-        </w:rPr>
-        <w:t xml:space="preserve">                "backend": sandbox_result.backend.value,</w:t>
-      </w:r>
-      <w:r>
-        <w:br/>
-      </w:r>
-      <w:r>
-        <w:rPr>
-          <w:rFonts w:ascii="Consolas" w:hAnsi="Consolas"/>
-          <w:sz w:val="15"/>
-        </w:rPr>
-        <w:t xml:space="preserve">                "exit_code": sandbox_result.exit_code,</w:t>
-      </w:r>
-      <w:r>
-        <w:br/>
-      </w:r>
-      <w:r>
-        <w:rPr>
-          <w:rFonts w:ascii="Consolas" w:hAnsi="Consolas"/>
-          <w:sz w:val="15"/>
-        </w:rPr>
-        <w:t xml:space="preserve">                "duration_ms": sandbox_result.duration_ms,</w:t>
-      </w:r>
-      <w:r>
-        <w:br/>
-      </w:r>
-      <w:r>
-        <w:rPr>
-          <w:rFonts w:ascii="Consolas" w:hAnsi="Consolas"/>
-          <w:sz w:val="15"/>
-        </w:rPr>
-        <w:t xml:space="preserve">                "timed_out": sandbox_result.timed_out,</w:t>
-      </w:r>
-      <w:r>
-        <w:br/>
-      </w:r>
-      <w:r>
-        <w:rPr>
-          <w:rFonts w:ascii="Consolas" w:hAnsi="Consolas"/>
-          <w:sz w:val="15"/>
-        </w:rPr>
-        <w:t xml:space="preserve">                "tests_passed": sandbox_result.tests_passed,</w:t>
-      </w:r>
-      <w:r>
-        <w:br/>
-      </w:r>
-      <w:r>
-        <w:rPr>
-          <w:rFonts w:ascii="Consolas" w:hAnsi="Consolas"/>
-          <w:sz w:val="15"/>
-        </w:rPr>
-        <w:t xml:space="preserve">                "tests_failed": sandbox_result.tests_failed,</w:t>
-      </w:r>
-      <w:r>
-        <w:br/>
-      </w:r>
-      <w:r>
-        <w:rPr>
-          <w:rFonts w:ascii="Consolas" w:hAnsi="Consolas"/>
-          <w:sz w:val="15"/>
-        </w:rPr>
-        <w:t xml:space="preserve">                "error": sandbox_result.error,</w:t>
-      </w:r>
-      <w:r>
-        <w:br/>
-      </w:r>
-      <w:r>
-        <w:rPr>
-          <w:rFonts w:ascii="Consolas" w:hAnsi="Consolas"/>
-          <w:sz w:val="15"/>
-        </w:rPr>
-        <w:t xml:space="preserve">                "stdout_tail": sandbox_result.stdout[-1000:] if sandbox_result.stdout else "",</w:t>
-      </w:r>
-      <w:r>
-        <w:br/>
-      </w:r>
-      <w:r>
-        <w:rPr>
-          <w:rFonts w:ascii="Consolas" w:hAnsi="Consolas"/>
-          <w:sz w:val="15"/>
-        </w:rPr>
-        <w:t xml:space="preserve">                "stderr_tail": sandbox_result.stderr[-1000:] if sandbox_result.stderr else "",</w:t>
-      </w:r>
-      <w:r>
-        <w:br/>
-      </w:r>
-      <w:r>
-        <w:rPr>
-          <w:rFonts w:ascii="Consolas" w:hAnsi="Consolas"/>
-          <w:sz w:val="15"/>
-        </w:rPr>
-        <w:t xml:space="preserve">            }</w:t>
+        <w:t xml:space="preserve">            outcome.duration_ms = (datetime.utcnow() - started).total_seconds() * 1000</w:t>
+      </w:r>
+      <w:r>
+        <w:br/>
+      </w:r>
+      <w:r>
+        <w:rPr>
+          <w:rFonts w:ascii="Consolas" w:hAnsi="Consolas"/>
+          <w:sz w:val="15"/>
+        </w:rPr>
+        <w:t xml:space="preserve">            return outcome</w:t>
       </w:r>
       <w:r>
         <w:br/>
@@ -53117,337 +52412,6 @@
           <w:rFonts w:ascii="Consolas" w:hAnsi="Consolas"/>
           <w:sz w:val="15"/>
         </w:rPr>
-        <w:t xml:space="preserve">            if sandbox_result.success:</w:t>
-      </w:r>
-      <w:r>
-        <w:br/>
-      </w:r>
-      <w:r>
-        <w:rPr>
-          <w:rFonts w:ascii="Consolas" w:hAnsi="Consolas"/>
-          <w:sz w:val="15"/>
-        </w:rPr>
-        <w:t xml:space="preserve">                outcome.success = True</w:t>
-      </w:r>
-      <w:r>
-        <w:br/>
-      </w:r>
-      <w:r>
-        <w:rPr>
-          <w:rFonts w:ascii="Consolas" w:hAnsi="Consolas"/>
-          <w:sz w:val="15"/>
-        </w:rPr>
-        <w:t xml:space="preserve">                outcome.safety_violation = False</w:t>
-      </w:r>
-      <w:r>
-        <w:br/>
-      </w:r>
-      <w:r>
-        <w:rPr>
-          <w:rFonts w:ascii="Consolas" w:hAnsi="Consolas"/>
-          <w:sz w:val="15"/>
-        </w:rPr>
-        <w:t xml:space="preserve">          </w:t>
-      </w:r>
-      <w:r>
-        <w:rPr>
-          <w:rFonts w:ascii="Consolas" w:hAnsi="Consolas"/>
-          <w:sz w:val="15"/>
-        </w:rPr>
-        <w:t xml:space="preserve">      outcome.final_stage = RepairStage.DONE</w:t>
-      </w:r>
-      <w:r>
-        <w:br/>
-      </w:r>
-      <w:r>
-        <w:rPr>
-          <w:rFonts w:ascii="Consolas" w:hAnsi="Consolas"/>
-          <w:sz w:val="15"/>
-        </w:rPr>
-        <w:t xml:space="preserve">                outcome.decision_reason = f"attempt {attempt}: single-agent baseline: fix passed sandbox"</w:t>
-      </w:r>
-      <w:r>
-        <w:br/>
-      </w:r>
-      <w:r>
-        <w:rPr>
-          <w:rFonts w:ascii="Consolas" w:hAnsi="Consolas"/>
-          <w:sz w:val="15"/>
-        </w:rPr>
-        <w:t xml:space="preserve">                outcome.duration_ms = (datetime.utcnow() - started).total_seconds() * 1000</w:t>
-      </w:r>
-      <w:r>
-        <w:br/>
-      </w:r>
-      <w:r>
-        <w:rPr>
-          <w:rFonts w:ascii="Consolas" w:hAnsi="Consolas"/>
-          <w:sz w:val="15"/>
-        </w:rPr>
-        <w:t xml:space="preserve">                return outcome</w:t>
-      </w:r>
-      <w:r>
-        <w:br/>
-      </w:r>
-      <w:r>
-        <w:rPr>
-          <w:rFonts w:ascii="Consolas" w:hAnsi="Consolas"/>
-          <w:sz w:val="15"/>
-        </w:rPr>
-        <w:t xml:space="preserve"> </w:t>
-      </w:r>
-      <w:r>
-        <w:br/>
-      </w:r>
-      <w:r>
-        <w:rPr>
-          <w:rFonts w:ascii="Consolas" w:hAnsi="Consolas"/>
-          <w:sz w:val="15"/>
-        </w:rPr>
-        <w:t xml:space="preserve">            # Sandbox failed; retry with augmented context if attempts remain</w:t>
-      </w:r>
-      <w:r>
-        <w:br/>
-      </w:r>
-      <w:r>
-        <w:rPr>
-          <w:rFonts w:ascii="Consolas" w:hAnsi="Consolas"/>
-          <w:sz w:val="15"/>
-        </w:rPr>
-        <w:t xml:space="preserve">            stderr_excerpt = (sandbox_result.stderr or "")[:1500]</w:t>
-      </w:r>
-      <w:r>
-        <w:br/>
-      </w:r>
-      <w:r>
-        <w:rPr>
-          <w:rFonts w:ascii="Consolas" w:hAnsi="Consolas"/>
-          <w:sz w:val="15"/>
-        </w:rPr>
-        <w:t xml:space="preserve">            if attempt &lt; self.max_attempts:</w:t>
-      </w:r>
-      <w:r>
-        <w:br/>
-      </w:r>
-      <w:r>
-        <w:rPr>
-          <w:rFonts w:ascii="Consolas" w:hAnsi="Consolas"/>
-          <w:sz w:val="15"/>
-        </w:rPr>
-        <w:t xml:space="preserve">                augmented_context = (</w:t>
-      </w:r>
-      <w:r>
-        <w:br/>
-      </w:r>
-      <w:r>
-        <w:rPr>
-          <w:rFonts w:ascii="Consolas" w:hAnsi="Consolas"/>
-          <w:sz w:val="15"/>
-        </w:rPr>
-        <w:t xml:space="preserve">           </w:t>
-      </w:r>
-      <w:r>
-        <w:rPr>
-          <w:rFonts w:ascii="Consolas" w:hAnsi="Consolas"/>
-          <w:sz w:val="15"/>
-        </w:rPr>
-        <w:t xml:space="preserve">         f"{code_context}\n\n"</w:t>
-      </w:r>
-      <w:r>
-        <w:br/>
-      </w:r>
-      <w:r>
-        <w:rPr>
-          <w:rFonts w:ascii="Consolas" w:hAnsi="Consolas"/>
-          <w:sz w:val="15"/>
-        </w:rPr>
-        <w:t xml:space="preserve">                    f"# === SELF-DEBUG FEEDBACK FROM ATTEMPT {attempt} ===\n"</w:t>
-      </w:r>
-      <w:r>
-        <w:br/>
-      </w:r>
-      <w:r>
-        <w:rPr>
-          <w:rFonts w:ascii="Consolas" w:hAnsi="Consolas"/>
-          <w:sz w:val="15"/>
-        </w:rPr>
-        <w:t xml:space="preserve">                    f"# The previous fix failed sandbox execution.\n"</w:t>
-      </w:r>
-      <w:r>
-        <w:br/>
-      </w:r>
-      <w:r>
-        <w:rPr>
-          <w:rFonts w:ascii="Consolas" w:hAnsi="Consolas"/>
-          <w:sz w:val="15"/>
-        </w:rPr>
-        <w:t xml:space="preserve">                    f"# Failure signal:\n# {stderr_excerpt or sandbox_result.short_reason()}\n"</w:t>
-      </w:r>
-      <w:r>
-        <w:br/>
-      </w:r>
-      <w:r>
-        <w:rPr>
-          <w:rFonts w:ascii="Consolas" w:hAnsi="Consolas"/>
-          <w:sz w:val="15"/>
-        </w:rPr>
-        <w:t xml:space="preserve">                    f"# Generate a different fix that addresses this specific failure mode."</w:t>
-      </w:r>
-      <w:r>
-        <w:br/>
-      </w:r>
-      <w:r>
-        <w:rPr>
-          <w:rFonts w:ascii="Consolas" w:hAnsi="Consolas"/>
-          <w:sz w:val="15"/>
-        </w:rPr>
-        <w:t xml:space="preserve">                )</w:t>
-      </w:r>
-      <w:r>
-        <w:br/>
-      </w:r>
-      <w:r>
-        <w:rPr>
-          <w:rFonts w:ascii="Consolas" w:hAnsi="Consolas"/>
-          <w:sz w:val="15"/>
-        </w:rPr>
-        <w:t xml:space="preserve">                continue</w:t>
-      </w:r>
-      <w:r>
-        <w:br/>
-      </w:r>
-      <w:r>
-        <w:rPr>
-          <w:rFonts w:ascii="Consolas" w:hAnsi="Consolas"/>
-          <w:sz w:val="15"/>
-        </w:rPr>
-        <w:t xml:space="preserve"> </w:t>
-      </w:r>
-      <w:r>
-        <w:br/>
-      </w:r>
-      <w:r>
-        <w:rPr>
-          <w:rFonts w:ascii="Consolas" w:hAnsi="Consolas"/>
-          <w:sz w:val="15"/>
-        </w:rPr>
-        <w:t xml:space="preserve">            # All attempts exhausted</w:t>
-      </w:r>
-      <w:r>
-        <w:br/>
-      </w:r>
-      <w:r>
-        <w:rPr>
-          <w:rFonts w:ascii="Consolas" w:hAnsi="Consolas"/>
-          <w:sz w:val="15"/>
-        </w:rPr>
-        <w:t xml:space="preserve">            outcome.success = False</w:t>
-      </w:r>
-      <w:r>
-        <w:br/>
-      </w:r>
-      <w:r>
-        <w:rPr>
-          <w:rFonts w:ascii="Consolas" w:hAnsi="Consolas"/>
-          <w:sz w:val="15"/>
-        </w:rPr>
-        <w:t xml:space="preserve">            outcome.safety</w:t>
-      </w:r>
-      <w:r>
-        <w:rPr>
-          <w:rFonts w:ascii="Consolas" w:hAnsi="Consolas"/>
-          <w:sz w:val="15"/>
-        </w:rPr>
-        <w:t>_violation = True</w:t>
-      </w:r>
-      <w:r>
-        <w:br/>
-      </w:r>
-      <w:r>
-        <w:rPr>
-          <w:rFonts w:ascii="Consolas" w:hAnsi="Consolas"/>
-          <w:sz w:val="15"/>
-        </w:rPr>
-        <w:t xml:space="preserve">            outcome.final_stage = RepairStage.SANDBOX_VALIDATION</w:t>
-      </w:r>
-      <w:r>
-        <w:br/>
-      </w:r>
-      <w:r>
-        <w:rPr>
-          <w:rFonts w:ascii="Consolas" w:hAnsi="Consolas"/>
-          <w:sz w:val="15"/>
-        </w:rPr>
-        <w:t xml:space="preserve">            outcome.decision_reason = (</w:t>
-      </w:r>
-      <w:r>
-        <w:br/>
-      </w:r>
-      <w:r>
-        <w:rPr>
-          <w:rFonts w:ascii="Consolas" w:hAnsi="Consolas"/>
-          <w:sz w:val="15"/>
-        </w:rPr>
-        <w:t xml:space="preserve">                f"attempt {attempt}/{self.max_attempts}: single-agent baseline: "</w:t>
-      </w:r>
-      <w:r>
-        <w:br/>
-      </w:r>
-      <w:r>
-        <w:rPr>
-          <w:rFonts w:ascii="Consolas" w:hAnsi="Consolas"/>
-          <w:sz w:val="15"/>
-        </w:rPr>
-        <w:t xml:space="preserve">                f"sandbox rejected ({sandbox_result.short_reason()})"</w:t>
-      </w:r>
-      <w:r>
-        <w:br/>
-      </w:r>
-      <w:r>
-        <w:rPr>
-          <w:rFonts w:ascii="Consolas" w:hAnsi="Consolas"/>
-          <w:sz w:val="15"/>
-        </w:rPr>
-        <w:t xml:space="preserve">            )</w:t>
-      </w:r>
-      <w:r>
-        <w:br/>
-      </w:r>
-      <w:r>
-        <w:rPr>
-          <w:rFonts w:ascii="Consolas" w:hAnsi="Consolas"/>
-          <w:sz w:val="15"/>
-        </w:rPr>
-        <w:t xml:space="preserve">            outcome.duration_ms = (datetime.utcnow() - started).total_seconds() * 1000</w:t>
-      </w:r>
-      <w:r>
-        <w:br/>
-      </w:r>
-      <w:r>
-        <w:rPr>
-          <w:rFonts w:ascii="Consolas" w:hAnsi="Consolas"/>
-          <w:sz w:val="15"/>
-        </w:rPr>
-        <w:t xml:space="preserve">            return outcome</w:t>
-      </w:r>
-      <w:r>
-        <w:br/>
-      </w:r>
-      <w:r>
-        <w:rPr>
-          <w:rFonts w:ascii="Consolas" w:hAnsi="Consolas"/>
-          <w:sz w:val="15"/>
-        </w:rPr>
-        <w:t xml:space="preserve"> </w:t>
-      </w:r>
-      <w:r>
-        <w:br/>
-      </w:r>
-      <w:r>
-        <w:rPr>
-          <w:rFonts w:ascii="Consolas" w:hAnsi="Consolas"/>
-          <w:sz w:val="15"/>
-        </w:rPr>
         <w:t xml:space="preserve">        # Should not reach here, but guard for completeness</w:t>
       </w:r>
       <w:r>
@@ -53458,14 +52422,7 @@
           <w:rFonts w:ascii="Consolas" w:hAnsi="Consolas"/>
           <w:sz w:val="15"/>
         </w:rPr>
-        <w:t xml:space="preserve">        outcome.duration_ms = (datetime.utcnow(</w:t>
-      </w:r>
-      <w:r>
-        <w:rPr>
-          <w:rFonts w:ascii="Consolas" w:hAnsi="Consolas"/>
-          <w:sz w:val="15"/>
-        </w:rPr>
-        <w:t>) - started).total_seconds() * 1000</w:t>
+        <w:t xml:space="preserve">        outcome.duration_ms = (datetime.utcnow() - started).total_seconds() * 1000</w:t>
       </w:r>
       <w:r>
         <w:br/>
@@ -53739,14 +52696,7 @@
           <w:rFonts w:ascii="Consolas" w:hAnsi="Consolas"/>
           <w:sz w:val="15"/>
         </w:rPr>
-        <w:t>from dataclasses import data</w:t>
-      </w:r>
-      <w:r>
-        <w:rPr>
-          <w:rFonts w:ascii="Consolas" w:hAnsi="Consolas"/>
-          <w:sz w:val="15"/>
-        </w:rPr>
-        <w:t>class, field</w:t>
+        <w:t>from dataclasses import dataclass, field</w:t>
       </w:r>
       <w:r>
         <w:br/>
@@ -54187,14 +53137,7 @@
           <w:rFonts w:ascii="Consolas" w:hAnsi="Consolas"/>
           <w:sz w:val="15"/>
         </w:rPr>
-        <w:t>class</w:t>
-      </w:r>
-      <w:r>
-        <w:rPr>
-          <w:rFonts w:ascii="Consolas" w:hAnsi="Consolas"/>
-          <w:sz w:val="15"/>
-        </w:rPr>
-        <w:t xml:space="preserve"> SandboxExecutor:</w:t>
+        <w:t>class SandboxExecutor:</w:t>
       </w:r>
       <w:r>
         <w:br/>
@@ -54494,14 +53437,7 @@
           <w:rFonts w:ascii="Consolas" w:hAnsi="Consolas"/>
           <w:sz w:val="15"/>
         </w:rPr>
-        <w:t xml:space="preserve">        self._force_backend =</w:t>
-      </w:r>
-      <w:r>
-        <w:rPr>
-          <w:rFonts w:ascii="Consolas" w:hAnsi="Consolas"/>
-          <w:sz w:val="15"/>
-        </w:rPr>
-        <w:t xml:space="preserve"> force_backend</w:t>
+        <w:t xml:space="preserve">        self._force_backend = force_backend</w:t>
       </w:r>
       <w:r>
         <w:br/>
@@ -54701,14 +53637,7 @@
           <w:rFonts w:ascii="Consolas" w:hAnsi="Consolas"/>
           <w:sz w:val="15"/>
         </w:rPr>
-        <w:t xml:space="preserve">        timeout_s: Optional[int</w:t>
-      </w:r>
-      <w:r>
-        <w:rPr>
-          <w:rFonts w:ascii="Consolas" w:hAnsi="Consolas"/>
-          <w:sz w:val="15"/>
-        </w:rPr>
-        <w:t>] = None,</w:t>
+        <w:t xml:space="preserve">        timeout_s: Optional[int] = None,</w:t>
       </w:r>
       <w:r>
         <w:br/>
@@ -54818,14 +53747,7 @@
           <w:rFonts w:ascii="Consolas" w:hAnsi="Consolas"/>
           <w:sz w:val="15"/>
         </w:rPr>
-        <w:t xml:space="preserve">            run_command: Optional command to invoke </w:t>
-      </w:r>
-      <w:r>
-        <w:rPr>
-          <w:rFonts w:ascii="Consolas" w:hAnsi="Consolas"/>
-          <w:sz w:val="15"/>
-        </w:rPr>
-        <w:t>when no test_command</w:t>
+        <w:t xml:space="preserve">            run_command: Optional command to invoke when no test_command</w:t>
       </w:r>
       <w:r>
         <w:br/>
@@ -54946,14 +53868,7 @@
           <w:rFonts w:ascii="Consolas" w:hAnsi="Consolas"/>
           <w:sz w:val="15"/>
         </w:rPr>
-        <w:t xml:space="preserve">        with tempfile.TemporaryDirectory(prefix="code</w:t>
-      </w:r>
-      <w:r>
-        <w:rPr>
-          <w:rFonts w:ascii="Consolas" w:hAnsi="Consolas"/>
-          <w:sz w:val="15"/>
-        </w:rPr>
-        <w:t>flow-sandbox-") as workdir:</w:t>
+        <w:t xml:space="preserve">        with tempfile.TemporaryDirectory(prefix="codeflow-sandbox-") as workdir:</w:t>
       </w:r>
       <w:r>
         <w:br/>
@@ -55053,14 +53968,7 @@
           <w:rFonts w:ascii="Consolas" w:hAnsi="Consolas"/>
           <w:sz w:val="15"/>
         </w:rPr>
-        <w:t xml:space="preserve">            command = test_command or run_command or self._default_run_c</w:t>
-      </w:r>
-      <w:r>
-        <w:rPr>
-          <w:rFonts w:ascii="Consolas" w:hAnsi="Consolas"/>
-          <w:sz w:val="15"/>
-        </w:rPr>
-        <w:t>ommand(language, main_filename)</w:t>
+        <w:t xml:space="preserve">            command = test_command or run_command or self._default_run_command(language, main_filename)</w:t>
       </w:r>
       <w:r>
         <w:br/>
@@ -55230,14 +54138,7 @@
           <w:rFonts w:ascii="Consolas" w:hAnsi="Consolas"/>
           <w:sz w:val="15"/>
         </w:rPr>
-        <w:t xml:space="preserve">         </w:t>
-      </w:r>
-      <w:r>
-        <w:rPr>
-          <w:rFonts w:ascii="Consolas" w:hAnsi="Consolas"/>
-          <w:sz w:val="15"/>
-        </w:rPr>
-        <w:t xml:space="preserve">   self._extract_test_counts(result)</w:t>
+        <w:t xml:space="preserve">            self._extract_test_counts(result)</w:t>
       </w:r>
       <w:r>
         <w:br/>
@@ -55367,14 +54268,7 @@
           <w:rFonts w:ascii="Consolas" w:hAnsi="Consolas"/>
           <w:sz w:val="15"/>
         </w:rPr>
-        <w:t xml:space="preserve">    async def _pic</w:t>
-      </w:r>
-      <w:r>
-        <w:rPr>
-          <w:rFonts w:ascii="Consolas" w:hAnsi="Consolas"/>
-          <w:sz w:val="15"/>
-        </w:rPr>
-        <w:t>k_backend(self) -&gt; SandboxBackend:</w:t>
+        <w:t xml:space="preserve">    async def _pick_backend(self) -&gt; SandboxBackend:</w:t>
       </w:r>
       <w:r>
         <w:br/>
@@ -55484,14 +54378,7 @@
           <w:rFonts w:ascii="Consolas" w:hAnsi="Consolas"/>
           <w:sz w:val="15"/>
         </w:rPr>
-        <w:t xml:space="preserve">            logger.warning("docker SDK not installed; falling back to subproc</w:t>
-      </w:r>
-      <w:r>
-        <w:rPr>
-          <w:rFonts w:ascii="Consolas" w:hAnsi="Consolas"/>
-          <w:sz w:val="15"/>
-        </w:rPr>
-        <w:t>ess sandbox")</w:t>
+        <w:t xml:space="preserve">            logger.warning("docker SDK not installed; falling back to subprocess sandbox")</w:t>
       </w:r>
       <w:r>
         <w:br/>
@@ -55872,14 +54759,7 @@
           <w:rFonts w:ascii="Consolas" w:hAnsi="Consolas"/>
           <w:sz w:val="15"/>
         </w:rPr>
-        <w:t xml:space="preserve">    </w:t>
-      </w:r>
-      <w:r>
-        <w:rPr>
-          <w:rFonts w:ascii="Consolas" w:hAnsi="Consolas"/>
-          <w:sz w:val="15"/>
-        </w:rPr>
-        <w:t xml:space="preserve">            stderr=True,</w:t>
+        <w:t xml:space="preserve">                stderr=True,</w:t>
       </w:r>
       <w:r>
         <w:br/>
@@ -55969,14 +54849,7 @@
           <w:rFonts w:ascii="Consolas" w:hAnsi="Consolas"/>
           <w:sz w:val="15"/>
         </w:rPr>
-        <w:t xml:space="preserve">                i</w:t>
-      </w:r>
-      <w:r>
-        <w:rPr>
-          <w:rFonts w:ascii="Consolas" w:hAnsi="Consolas"/>
-          <w:sz w:val="15"/>
-        </w:rPr>
-        <w:t>f "timeout" in str(e).lower():</w:t>
+        <w:t xml:space="preserve">                if "timeout" in str(e).lower():</w:t>
       </w:r>
       <w:r>
         <w:br/>
@@ -56376,14 +55249,7 @@
           <w:rFonts w:ascii="Consolas" w:hAnsi="Consolas"/>
           <w:sz w:val="15"/>
         </w:rPr>
-        <w:t xml:space="preserve">        wor</w:t>
-      </w:r>
-      <w:r>
-        <w:rPr>
-          <w:rFonts w:ascii="Consolas" w:hAnsi="Consolas"/>
-          <w:sz w:val="15"/>
-        </w:rPr>
-        <w:t>kpath: Path,</w:t>
+        <w:t xml:space="preserve">        workpath: Path,</w:t>
       </w:r>
       <w:r>
         <w:br/>
@@ -56534,14 +55400,7 @@
           <w:rFonts w:ascii="Consolas" w:hAnsi="Consolas"/>
           <w:sz w:val="15"/>
         </w:rPr>
-        <w:t xml:space="preserve">     </w:t>
-      </w:r>
-      <w:r>
-        <w:rPr>
-          <w:rFonts w:ascii="Consolas" w:hAnsi="Consolas"/>
-          <w:sz w:val="15"/>
-        </w:rPr>
-        <w:t xml:space="preserve">           success=False,</w:t>
+        <w:t xml:space="preserve">                success=False,</w:t>
       </w:r>
       <w:r>
         <w:br/>
@@ -56711,14 +55570,7 @@
           <w:rFonts w:ascii="Consolas" w:hAnsi="Consolas"/>
           <w:sz w:val="15"/>
         </w:rPr>
-        <w:t xml:space="preserve">            success=(exit_code == 0 and n</w:t>
-      </w:r>
-      <w:r>
-        <w:rPr>
-          <w:rFonts w:ascii="Consolas" w:hAnsi="Consolas"/>
-          <w:sz w:val="15"/>
-        </w:rPr>
-        <w:t>ot timed_out),</w:t>
+        <w:t xml:space="preserve">            success=(exit_code == 0 and not timed_out),</w:t>
       </w:r>
       <w:r>
         <w:br/>
@@ -56848,14 +55700,7 @@
           <w:rFonts w:ascii="Consolas" w:hAnsi="Consolas"/>
           <w:sz w:val="15"/>
         </w:rPr>
-        <w:t xml:space="preserve">    def</w:t>
-      </w:r>
-      <w:r>
-        <w:rPr>
-          <w:rFonts w:ascii="Consolas" w:hAnsi="Consolas"/>
-          <w:sz w:val="15"/>
-        </w:rPr>
-        <w:t xml:space="preserve"> _main_filename_for(language: str) -&gt; str:</w:t>
+        <w:t xml:space="preserve">    def _main_filename_for(language: str) -&gt; str:</w:t>
       </w:r>
       <w:r>
         <w:br/>
@@ -56965,14 +55810,7 @@
           <w:rFonts w:ascii="Consolas" w:hAnsi="Consolas"/>
           <w:sz w:val="15"/>
         </w:rPr>
-        <w:t xml:space="preserve">            "java": ["sh", "-c</w:t>
-      </w:r>
-      <w:r>
-        <w:rPr>
-          <w:rFonts w:ascii="Consolas" w:hAnsi="Consolas"/>
-          <w:sz w:val="15"/>
-        </w:rPr>
-        <w:t>", f"javac {main_filename} &amp;&amp; java {main_filename.replace('.java', '')}"],</w:t>
+        <w:t xml:space="preserve">            "java": ["sh", "-c", f"javac {main_filename} &amp;&amp; java {main_filename.replace('.java', '')}"],</w:t>
       </w:r>
       <w:r>
         <w:br/>
@@ -57082,14 +55920,7 @@
           <w:rFonts w:ascii="Consolas" w:hAnsi="Consolas"/>
           <w:sz w:val="15"/>
         </w:rPr>
-        <w:t xml:space="preserve">                re</w:t>
-      </w:r>
-      <w:r>
-        <w:rPr>
-          <w:rFonts w:ascii="Consolas" w:hAnsi="Consolas"/>
-          <w:sz w:val="15"/>
-        </w:rPr>
-        <w:t>sult.tests_failed = int(m.group(2))</w:t>
+        <w:t xml:space="preserve">                result.tests_failed = int(m.group(2))</w:t>
       </w:r>
       <w:r>
         <w:br/>
@@ -57290,14 +56121,7 @@
           <w:rFonts w:ascii="Consolas" w:hAnsi="Consolas"/>
           <w:sz w:val="15"/>
         </w:rPr>
-        <w:t>This is what lets us actually dem</w:t>
-      </w:r>
-      <w:r>
-        <w:rPr>
-          <w:rFonts w:ascii="Consolas" w:hAnsi="Consolas"/>
-          <w:sz w:val="15"/>
-        </w:rPr>
-        <w:t>onstrate the namesake property:</w:t>
+        <w:t>This is what lets us actually demonstrate the namesake property:</w:t>
       </w:r>
       <w:r>
         <w:br/>
@@ -57377,14 +56201,7 @@
           <w:rFonts w:ascii="Consolas" w:hAnsi="Consolas"/>
           <w:sz w:val="15"/>
         </w:rPr>
-        <w:t xml:space="preserve">  * Real Ed</w:t>
-      </w:r>
-      <w:r>
-        <w:rPr>
-          <w:rFonts w:ascii="Consolas" w:hAnsi="Consolas"/>
-          <w:sz w:val="15"/>
-        </w:rPr>
-        <w:t>25519 signatures: a Byzantine replica cannot impersonate an honest</w:t>
+        <w:t xml:space="preserve">  * Real Ed25519 signatures: a Byzantine replica cannot impersonate an honest</w:t>
       </w:r>
       <w:r>
         <w:br/>
@@ -57534,14 +56351,7 @@
           <w:rFonts w:ascii="Consolas" w:hAnsi="Consolas"/>
           <w:sz w:val="15"/>
         </w:rPr>
-        <w:t>from cryptography.hazmat.primitiv</w:t>
-      </w:r>
-      <w:r>
-        <w:rPr>
-          <w:rFonts w:ascii="Consolas" w:hAnsi="Consolas"/>
-          <w:sz w:val="15"/>
-        </w:rPr>
-        <w:t>es.asymmetric.ed25519 import (</w:t>
+        <w:t>from cryptography.hazmat.primitives.asymmetric.ed25519 import (</w:t>
       </w:r>
       <w:r>
         <w:br/>
@@ -57751,14 +56561,7 @@
           <w:rFonts w:ascii="Consolas" w:hAnsi="Consolas"/>
           <w:sz w:val="15"/>
         </w:rPr>
-        <w:t xml:space="preserve">            i: k.public_key() for i, k in self._</w:t>
-      </w:r>
-      <w:r>
-        <w:rPr>
-          <w:rFonts w:ascii="Consolas" w:hAnsi="Consolas"/>
-          <w:sz w:val="15"/>
-        </w:rPr>
-        <w:t>priv.items()</w:t>
+        <w:t xml:space="preserve">            i: k.public_key() for i, k in self._priv.items()</w:t>
       </w:r>
       <w:r>
         <w:br/>
@@ -57928,14 +56731,7 @@
           <w:rFonts w:ascii="Consolas" w:hAnsi="Consolas"/>
           <w:sz w:val="15"/>
         </w:rPr>
-        <w:t># ----------------------------------------------------</w:t>
-      </w:r>
-      <w:r>
-        <w:rPr>
-          <w:rFonts w:ascii="Consolas" w:hAnsi="Consolas"/>
-          <w:sz w:val="15"/>
-        </w:rPr>
-        <w:t>-------------------- message</w:t>
+        <w:t># ------------------------------------------------------------------------ message</w:t>
       </w:r>
       <w:r>
         <w:br/>
@@ -58076,14 +56872,7 @@
           <w:rFonts w:ascii="Consolas" w:hAnsi="Consolas"/>
           <w:sz w:val="15"/>
         </w:rPr>
-        <w:t xml:space="preserve">        return f"{se</w:t>
-      </w:r>
-      <w:r>
-        <w:rPr>
-          <w:rFonts w:ascii="Consolas" w:hAnsi="Consolas"/>
-          <w:sz w:val="15"/>
-        </w:rPr>
-        <w:t>lf.mtype}|{self.view}|{self.seq}|{self.digest}|{self.sender}".encode()</w:t>
+        <w:t xml:space="preserve">        return f"{self.mtype}|{self.view}|{self.seq}|{self.digest}|{self.sender}".encode()</w:t>
       </w:r>
       <w:r>
         <w:br/>
@@ -58243,14 +57032,7 @@
           <w:rFonts w:ascii="Consolas" w:hAnsi="Consolas"/>
           <w:sz w:val="15"/>
         </w:rPr>
-        <w:t xml:space="preserve">      </w:t>
-      </w:r>
-      <w:r>
-        <w:rPr>
-          <w:rFonts w:ascii="Consolas" w:hAnsi="Consolas"/>
-          <w:sz w:val="15"/>
-        </w:rPr>
-        <w:t xml:space="preserve">  self.drop_links = drop_links or set()</w:t>
+        <w:t xml:space="preserve">        self.drop_links = drop_links or set()</w:t>
       </w:r>
       <w:r>
         <w:br/>
@@ -58400,14 +57182,7 @@
           <w:rFonts w:ascii="Consolas" w:hAnsi="Consolas"/>
           <w:sz w:val="15"/>
         </w:rPr>
-        <w:t xml:space="preserve">    def b</w:t>
-      </w:r>
-      <w:r>
-        <w:rPr>
-          <w:rFonts w:ascii="Consolas" w:hAnsi="Consolas"/>
-          <w:sz w:val="15"/>
-        </w:rPr>
-        <w:t>roadcast(self, src: int, msg: Msg, nodes: List[int]) -&gt; None:</w:t>
+        <w:t xml:space="preserve">    def broadcast(self, src: int, msg: Msg, nodes: List[int]) -&gt; None:</w:t>
       </w:r>
       <w:r>
         <w:br/>
@@ -58537,14 +57312,7 @@
           <w:rFonts w:ascii="Consolas" w:hAnsi="Consolas"/>
           <w:sz w:val="15"/>
         </w:rPr>
-        <w:t xml:space="preserve">         </w:t>
-      </w:r>
-      <w:r>
-        <w:rPr>
-          <w:rFonts w:ascii="Consolas" w:hAnsi="Consolas"/>
-          <w:sz w:val="15"/>
-        </w:rPr>
-        <w:t xml:space="preserve">   if self._blocked(src, dst):</w:t>
+        <w:t xml:space="preserve">            if self._blocked(src, dst):</w:t>
       </w:r>
       <w:r>
         <w:br/>
@@ -58694,7 +57462,7 @@
           <w:rFonts w:ascii="Consolas" w:hAnsi="Consolas"/>
           <w:sz w:val="15"/>
         </w:rPr>
-        <w:t xml:space="preserve">    pre-prepare without prepare/commit certificates — i.e. plain proposal-trust,</w:t>
+        <w:t xml:space="preserve">    pre-prepare without prepare/commit certificates, i.e. plain proposal-trust,</w:t>
       </w:r>
       <w:r>
         <w:br/>
@@ -58745,14 +57513,7 @@
           <w:rFonts w:ascii="Consolas" w:hAnsi="Consolas"/>
           <w:sz w:val="15"/>
         </w:rPr>
-        <w:t xml:space="preserve">        self.id = ri</w:t>
-      </w:r>
-      <w:r>
-        <w:rPr>
-          <w:rFonts w:ascii="Consolas" w:hAnsi="Consolas"/>
-          <w:sz w:val="15"/>
-        </w:rPr>
-        <w:t>d</w:t>
+        <w:t xml:space="preserve">        self.id = rid</w:t>
       </w:r>
       <w:r>
         <w:br/>
@@ -58872,14 +57633,7 @@
           <w:rFonts w:ascii="Consolas" w:hAnsi="Consolas"/>
           <w:sz w:val="15"/>
         </w:rPr>
-        <w:t xml:space="preserve">        self.committed: Dict[Tuple[int, int], s</w:t>
-      </w:r>
-      <w:r>
-        <w:rPr>
-          <w:rFonts w:ascii="Consolas" w:hAnsi="Consolas"/>
-          <w:sz w:val="15"/>
-        </w:rPr>
-        <w:t>tr] = {}</w:t>
+        <w:t xml:space="preserve">        self.committed: Dict[Tuple[int, int], str] = {}</w:t>
       </w:r>
       <w:r>
         <w:br/>
@@ -59019,14 +57773,7 @@
           <w:rFonts w:ascii="Consolas" w:hAnsi="Consolas"/>
           <w:sz w:val="15"/>
         </w:rPr>
-        <w:t xml:space="preserve">        #    message (byzantine node signing as </w:t>
-      </w:r>
-      <w:r>
-        <w:rPr>
-          <w:rFonts w:ascii="Consolas" w:hAnsi="Consolas"/>
-          <w:sz w:val="15"/>
-        </w:rPr>
-        <w:t>someone else) is rejected here.</w:t>
+        <w:t xml:space="preserve">        #    message (byzantine node signing as someone else) is rejected here.</w:t>
       </w:r>
       <w:r>
         <w:br/>
@@ -59256,14 +58003,7 @@
           <w:rFonts w:ascii="Consolas" w:hAnsi="Consolas"/>
           <w:sz w:val="15"/>
         </w:rPr>
-        <w:t xml:space="preserve">       </w:t>
-      </w:r>
-      <w:r>
-        <w:rPr>
-          <w:rFonts w:ascii="Consolas" w:hAnsi="Consolas"/>
-          <w:sz w:val="15"/>
-        </w:rPr>
-        <w:t xml:space="preserve">         self.equivocations_detected += 1</w:t>
+        <w:t xml:space="preserve">                self.equivocations_detected += 1</w:t>
       </w:r>
       <w:r>
         <w:br/>
@@ -59393,14 +58133,7 @@
           <w:rFonts w:ascii="Consolas" w:hAnsi="Consolas"/>
           <w:sz w:val="15"/>
         </w:rPr>
-        <w:t xml:space="preserve">      </w:t>
-      </w:r>
-      <w:r>
-        <w:rPr>
-          <w:rFonts w:ascii="Consolas" w:hAnsi="Consolas"/>
-          <w:sz w:val="15"/>
-        </w:rPr>
-        <w:t xml:space="preserve">      self.sent_prepare.add(key)</w:t>
+        <w:t xml:space="preserve">            self.sent_prepare.add(key)</w:t>
       </w:r>
       <w:r>
         <w:br/>
@@ -59501,14 +58234,7 @@
           <w:rFonts w:ascii="Consolas" w:hAnsi="Consolas"/>
           <w:sz w:val="15"/>
         </w:rPr>
-        <w:t xml:space="preserve">        key = (</w:t>
-      </w:r>
-      <w:r>
-        <w:rPr>
-          <w:rFonts w:ascii="Consolas" w:hAnsi="Consolas"/>
-          <w:sz w:val="15"/>
-        </w:rPr>
-        <w:t>view, seq)</w:t>
+        <w:t xml:space="preserve">        key = (view, seq)</w:t>
       </w:r>
       <w:r>
         <w:br/>
@@ -59608,14 +58334,7 @@
           <w:rFonts w:ascii="Consolas" w:hAnsi="Consolas"/>
           <w:sz w:val="15"/>
         </w:rPr>
-        <w:t xml:space="preserve">    def _on_commit(self, m: Msg, net: Network) -&gt; No</w:t>
-      </w:r>
-      <w:r>
-        <w:rPr>
-          <w:rFonts w:ascii="Consolas" w:hAnsi="Consolas"/>
-          <w:sz w:val="15"/>
-        </w:rPr>
-        <w:t>ne:</w:t>
+        <w:t xml:space="preserve">    def _on_commit(self, m: Msg, net: Network) -&gt; None:</w:t>
       </w:r>
       <w:r>
         <w:br/>
@@ -59785,14 +58504,7 @@
           <w:rFonts w:ascii="Consolas" w:hAnsi="Consolas"/>
           <w:sz w:val="15"/>
         </w:rPr>
-        <w:t xml:space="preserve">  </w:t>
-      </w:r>
-      <w:r>
-        <w:rPr>
-          <w:rFonts w:ascii="Consolas" w:hAnsi="Consolas"/>
-          <w:sz w:val="15"/>
-        </w:rPr>
-        <w:t xml:space="preserve">          view, seq = key</w:t>
+        <w:t xml:space="preserve">            view, seq = key</w:t>
       </w:r>
       <w:r>
         <w:br/>
@@ -59872,14 +58584,7 @@
           <w:rFonts w:ascii="Consolas" w:hAnsi="Consolas"/>
           <w:sz w:val="15"/>
         </w:rPr>
-        <w:t xml:space="preserve">            if key</w:t>
-      </w:r>
-      <w:r>
-        <w:rPr>
-          <w:rFonts w:ascii="Consolas" w:hAnsi="Consolas"/>
-          <w:sz w:val="15"/>
-        </w:rPr>
-        <w:t xml:space="preserve"> in self.sent_prepare:</w:t>
+        <w:t xml:space="preserve">            if key in self.sent_prepare:</w:t>
       </w:r>
       <w:r>
         <w:br/>
@@ -60069,14 +58774,7 @@
           <w:rFonts w:ascii="Consolas" w:hAnsi="Consolas"/>
           <w:sz w:val="15"/>
         </w:rPr>
-        <w:t>Outputs: benchmark_results/bft_demo__results.cs</w:t>
-      </w:r>
-      <w:r>
-        <w:rPr>
-          <w:rFonts w:ascii="Consolas" w:hAnsi="Consolas"/>
-          <w:sz w:val="15"/>
-        </w:rPr>
-        <w:t>v + .json</w:t>
+        <w:t>Outputs: benchmark_results/bft_demo__results.csv + .json</w:t>
       </w:r>
       <w:r>
         <w:br/>
@@ -60297,14 +58995,7 @@
           <w:rFonts w:ascii="Consolas" w:hAnsi="Consolas"/>
           <w:sz w:val="15"/>
         </w:rPr>
-        <w:t xml:space="preserve">    ("forgery", "Byzantine validator forges prepares impersonating hone</w:t>
-      </w:r>
-      <w:r>
-        <w:rPr>
-          <w:rFonts w:ascii="Consolas" w:hAnsi="Consolas"/>
-          <w:sz w:val="15"/>
-        </w:rPr>
-        <w:t>st nodes"),</w:t>
+        <w:t xml:space="preserve">    ("forgery", "Byzantine validator forges prepares impersonating honest nodes"),</w:t>
       </w:r>
       <w:r>
         <w:br/>
@@ -60624,14 +59315,7 @@
           <w:rFonts w:ascii="Consolas" w:hAnsi="Consolas"/>
           <w:sz w:val="15"/>
         </w:rPr>
-        <w:t xml:space="preserve">        m = Msg(mtype, 0, 1, d, send</w:t>
-      </w:r>
-      <w:r>
-        <w:rPr>
-          <w:rFonts w:ascii="Consolas" w:hAnsi="Consolas"/>
-          <w:sz w:val="15"/>
-        </w:rPr>
-        <w:t>er, value=val)</w:t>
+        <w:t xml:space="preserve">        m = Msg(mtype, 0, 1, d, sender, value=val)</w:t>
       </w:r>
       <w:r>
         <w:br/>
@@ -60821,14 +59505,7 @@
           <w:rFonts w:ascii="Consolas" w:hAnsi="Consolas"/>
           <w:sz w:val="15"/>
         </w:rPr>
-        <w:t xml:space="preserve">          </w:t>
-      </w:r>
-      <w:r>
-        <w:rPr>
-          <w:rFonts w:ascii="Consolas" w:hAnsi="Consolas"/>
-          <w:sz w:val="15"/>
-        </w:rPr>
-        <w:t xml:space="preserve">  net.send(byz, dst, signed("prepare", digest(alt), byz))</w:t>
+        <w:t xml:space="preserve">            net.send(byz, dst, signed("prepare", digest(alt), byz))</w:t>
       </w:r>
       <w:r>
         <w:br/>
@@ -60948,14 +59625,7 @@
           <w:rFonts w:ascii="Consolas" w:hAnsi="Consolas"/>
           <w:sz w:val="15"/>
         </w:rPr>
-        <w:t xml:space="preserve">    # ---- run</w:t>
-      </w:r>
-      <w:r>
-        <w:rPr>
-          <w:rFonts w:ascii="Consolas" w:hAnsi="Consolas"/>
-          <w:sz w:val="15"/>
-        </w:rPr>
-        <w:t xml:space="preserve"> rounds ----</w:t>
+        <w:t xml:space="preserve">    # ---- run rounds ----</w:t>
       </w:r>
       <w:r>
         <w:br/>
@@ -61106,14 +59776,7 @@
           <w:rFonts w:ascii="Consolas" w:hAnsi="Consolas"/>
           <w:sz w:val="15"/>
         </w:rPr>
-        <w:t xml:space="preserve">    </w:t>
-      </w:r>
-      <w:r>
-        <w:rPr>
-          <w:rFonts w:ascii="Consolas" w:hAnsi="Consolas"/>
-          <w:sz w:val="15"/>
-        </w:rPr>
-        <w:t xml:space="preserve">        for m in msgs:</w:t>
+        <w:t xml:space="preserve">            for m in msgs:</w:t>
       </w:r>
       <w:r>
         <w:br/>
@@ -61323,14 +59986,7 @@
           <w:rFonts w:ascii="Consolas" w:hAnsi="Consolas"/>
           <w:sz w:val="15"/>
         </w:rPr>
-        <w:t xml:space="preserve">        "committed_values": sorted(</w:t>
-      </w:r>
-      <w:r>
-        <w:rPr>
-          <w:rFonts w:ascii="Consolas" w:hAnsi="Consolas"/>
-          <w:sz w:val="15"/>
-        </w:rPr>
-        <w:t>str(v) for v in distinct),</w:t>
+        <w:t xml:space="preserve">        "committed_values": sorted(str(v) for v in distinct),</w:t>
       </w:r>
       <w:r>
         <w:br/>
@@ -61610,14 +60266,7 @@
           <w:rFonts w:ascii="Consolas" w:hAnsi="Consolas"/>
           <w:sz w:val="15"/>
         </w:rPr>
-        <w:t xml:space="preserve">    with (OUT / "bft_demo__results.csv").open("w", newline="", en</w:t>
-      </w:r>
-      <w:r>
-        <w:rPr>
-          <w:rFonts w:ascii="Consolas" w:hAnsi="Consolas"/>
-          <w:sz w:val="15"/>
-        </w:rPr>
-        <w:t>coding="utf-8") as fh:</w:t>
+        <w:t xml:space="preserve">    with (OUT / "bft_demo__results.csv").open("w", newline="", encoding="utf-8") as fh:</w:t>
       </w:r>
       <w:r>
         <w:br/>
@@ -61808,14 +60457,7 @@
           <w:rFonts w:ascii="Consolas" w:hAnsi="Consolas"/>
           <w:sz w:val="15"/>
         </w:rPr>
-        <w:t xml:space="preserve">    print(f"  naive -&gt; {nv['outcome']}; honest committed values = {nv['commit</w:t>
-      </w:r>
-      <w:r>
-        <w:rPr>
-          <w:rFonts w:ascii="Consolas" w:hAnsi="Consolas"/>
-          <w:sz w:val="15"/>
-        </w:rPr>
-        <w:t>ted_values']}")</w:t>
+        <w:t xml:space="preserve">    print(f"  naive -&gt; {nv['outcome']}; honest committed values = {nv['committed_values']}")</w:t>
       </w:r>
       <w:r>
         <w:br/>
@@ -61995,14 +60637,7 @@
           <w:rFonts w:ascii="Consolas" w:hAnsi="Consolas"/>
           <w:sz w:val="15"/>
         </w:rPr>
-        <w:t>Deterministic; no network or API</w:t>
-      </w:r>
-      <w:r>
-        <w:rPr>
-          <w:rFonts w:ascii="Consolas" w:hAnsi="Consolas"/>
-          <w:sz w:val="15"/>
-        </w:rPr>
-        <w:t xml:space="preserve"> access.</w:t>
+        <w:t>Deterministic; no network or API access.</w:t>
       </w:r>
       <w:r>
         <w:br/>
@@ -62152,14 +60787,7 @@
           <w:rFonts w:ascii="Consolas" w:hAnsi="Consolas"/>
           <w:sz w:val="15"/>
         </w:rPr>
-        <w:t xml:space="preserve">    assert naive["safety_violated"] </w:t>
-      </w:r>
-      <w:r>
-        <w:rPr>
-          <w:rFonts w:ascii="Consolas" w:hAnsi="Consolas"/>
-          <w:sz w:val="15"/>
-        </w:rPr>
-        <w:t>is True</w:t>
+        <w:t xml:space="preserve">    assert naive["safety_violated"] is True</w:t>
       </w:r>
       <w:r>
         <w:br/>
@@ -62339,14 +60967,7 @@
           <w:rFonts w:ascii="Consolas" w:hAnsi="Consolas"/>
           <w:sz w:val="15"/>
         </w:rPr>
-        <w:t>def test_partition_safety_then_l</w:t>
-      </w:r>
-      <w:r>
-        <w:rPr>
-          <w:rFonts w:ascii="Consolas" w:hAnsi="Consolas"/>
-          <w:sz w:val="15"/>
-        </w:rPr>
-        <w:t>iveness_on_heal():</w:t>
+        <w:t>def test_partition_safety_then_liveness_on_heal():</w:t>
       </w:r>
       <w:r>
         <w:br/>
@@ -62627,14 +61248,7 @@
           <w:rFonts w:ascii="Consolas" w:hAnsi="Consolas"/>
           <w:sz w:val="15"/>
         </w:rPr>
-        <w:t xml:space="preserve">    data/bug_datasets/defects4j/Dockerfile. A host</w:t>
-      </w:r>
-      <w:r>
-        <w:rPr>
-          <w:rFonts w:ascii="Consolas" w:hAnsi="Consolas"/>
-          <w:sz w:val="15"/>
-        </w:rPr>
-        <w:t xml:space="preserve"> directory is bind-mounted</w:t>
+        <w:t xml:space="preserve">    data/bug_datasets/defects4j/Dockerfile. A host directory is bind-mounted</w:t>
       </w:r>
       <w:r>
         <w:br/>
@@ -62734,7 +61348,7 @@
           <w:rFonts w:ascii="Consolas" w:hAnsi="Consolas"/>
           <w:sz w:val="15"/>
         </w:rPr>
-        <w:t>still fails — the cross-language analogue of the Python sandbox check.</w:t>
+        <w:t>still fails, the cross-language analogue of the Python sandbox check.</w:t>
       </w:r>
       <w:r>
         <w:br/>
@@ -62814,14 +61428,7 @@
           <w:rFonts w:ascii="Consolas" w:hAnsi="Consolas"/>
           <w:sz w:val="15"/>
         </w:rPr>
-        <w:t>from __future__ import annotation</w:t>
-      </w:r>
-      <w:r>
-        <w:rPr>
-          <w:rFonts w:ascii="Consolas" w:hAnsi="Consolas"/>
-          <w:sz w:val="15"/>
-        </w:rPr>
-        <w:t>s</w:t>
+        <w:t>from __future__ import annotations</w:t>
       </w:r>
       <w:r>
         <w:br/>
@@ -63051,14 +61658,7 @@
           <w:rFonts w:ascii="Consolas" w:hAnsi="Consolas"/>
           <w:sz w:val="15"/>
         </w:rPr>
-        <w:t>def _exec(cmd: str, timeout: int = 600</w:t>
-      </w:r>
-      <w:r>
-        <w:rPr>
-          <w:rFonts w:ascii="Consolas" w:hAnsi="Consolas"/>
-          <w:sz w:val="15"/>
-        </w:rPr>
-        <w:t>) -&gt; Tuple[int, str, str]:</w:t>
+        <w:t>def _exec(cmd: str, timeout: int = 600) -&gt; Tuple[int, str, str]:</w:t>
       </w:r>
       <w:r>
         <w:br/>
@@ -63199,14 +61799,7 @@
           <w:rFonts w:ascii="Consolas" w:hAnsi="Consolas"/>
           <w:sz w:val="15"/>
         </w:rPr>
-        <w:t xml:space="preserve">    return CONTAINER in pr</w:t>
-      </w:r>
-      <w:r>
-        <w:rPr>
-          <w:rFonts w:ascii="Consolas" w:hAnsi="Consolas"/>
-          <w:sz w:val="15"/>
-        </w:rPr>
-        <w:t>oc.stdout</w:t>
+        <w:t xml:space="preserve">    return CONTAINER in proc.stdout</w:t>
       </w:r>
       <w:r>
         <w:br/>
@@ -63386,14 +61979,7 @@
           <w:rFonts w:ascii="Consolas" w:hAnsi="Consolas"/>
           <w:sz w:val="15"/>
         </w:rPr>
-        <w:t># ---------</w:t>
-      </w:r>
-      <w:r>
-        <w:rPr>
-          <w:rFonts w:ascii="Consolas" w:hAnsi="Consolas"/>
-          <w:sz w:val="15"/>
-        </w:rPr>
-        <w:t>-------------------------------------------------------------------</w:t>
+        <w:t># ----------------------------------------------------------------------------</w:t>
       </w:r>
       <w:r>
         <w:br/>
@@ -63503,14 +62089,7 @@
           <w:rFonts w:ascii="Consolas" w:hAnsi="Consolas"/>
           <w:sz w:val="15"/>
         </w:rPr>
-        <w:t xml:space="preserve">        ret</w:t>
-      </w:r>
-      <w:r>
-        <w:rPr>
-          <w:rFonts w:ascii="Consolas" w:hAnsi="Consolas"/>
-          <w:sz w:val="15"/>
-        </w:rPr>
-        <w:t>urn ""</w:t>
+        <w:t xml:space="preserve">        return ""</w:t>
       </w:r>
       <w:r>
         <w:br/>
@@ -63660,14 +62239,7 @@
           <w:rFonts w:ascii="Consolas" w:hAnsi="Consolas"/>
           <w:sz w:val="15"/>
         </w:rPr>
-        <w:t xml:space="preserve">                return test_src[start:i + </w:t>
-      </w:r>
-      <w:r>
-        <w:rPr>
-          <w:rFonts w:ascii="Consolas" w:hAnsi="Consolas"/>
-          <w:sz w:val="15"/>
-        </w:rPr>
-        <w:t>1]</w:t>
+        <w:t xml:space="preserve">                return test_src[start:i + 1]</w:t>
       </w:r>
       <w:r>
         <w:br/>
@@ -63757,7 +62329,7 @@
           <w:rFonts w:ascii="Consolas" w:hAnsi="Consolas"/>
           <w:sz w:val="15"/>
         </w:rPr>
-        <w:t xml:space="preserve">    # Always start from a pristine checkout — a prior run may have written a</w:t>
+        <w:t xml:space="preserve">    # Always start from a pristine checkout, a prior run may have written a</w:t>
       </w:r>
       <w:r>
         <w:br/>
@@ -63827,14 +62399,7 @@
           <w:rFonts w:ascii="Consolas" w:hAnsi="Consolas"/>
           <w:sz w:val="15"/>
         </w:rPr>
-        <w:t xml:space="preserve">        logger.warning("checkout failed"</w:t>
-      </w:r>
-      <w:r>
-        <w:rPr>
-          <w:rFonts w:ascii="Consolas" w:hAnsi="Consolas"/>
-          <w:sz w:val="15"/>
-        </w:rPr>
-        <w:t>, project=project, bug=bug, err=err[-300:])</w:t>
+        <w:t xml:space="preserve">        logger.warning("checkout failed", project=project, bug=bug, err=err[-300:])</w:t>
       </w:r>
       <w:r>
         <w:br/>
@@ -63945,14 +62510,7 @@
           <w:rFonts w:ascii="Consolas" w:hAnsi="Consolas"/>
           <w:sz w:val="15"/>
         </w:rPr>
-        <w:t xml:space="preserve">    src_path_container </w:t>
-      </w:r>
-      <w:r>
-        <w:rPr>
-          <w:rFonts w:ascii="Consolas" w:hAnsi="Consolas"/>
-          <w:sz w:val="15"/>
-        </w:rPr>
-        <w:t>= f"{workdir}/{src_dir}/{rel}"</w:t>
+        <w:t xml:space="preserve">    src_path_container = f"{workdir}/{src_dir}/{rel}"</w:t>
       </w:r>
       <w:r>
         <w:br/>
@@ -64062,14 +62620,7 @@
           <w:rFonts w:ascii="Consolas" w:hAnsi="Consolas"/>
           <w:sz w:val="15"/>
         </w:rPr>
-        <w:t xml:space="preserve">        _, tsrc, _ = _exec(f"cat {workdir}/{test_d</w:t>
-      </w:r>
-      <w:r>
-        <w:rPr>
-          <w:rFonts w:ascii="Consolas" w:hAnsi="Consolas"/>
-          <w:sz w:val="15"/>
-        </w:rPr>
-        <w:t>ir}/{trel}")</w:t>
+        <w:t xml:space="preserve">        _, tsrc, _ = _exec(f"cat {workdir}/{test_dir}/{trel}")</w:t>
       </w:r>
       <w:r>
         <w:br/>
@@ -64229,14 +62780,7 @@
           <w:rFonts w:ascii="Consolas" w:hAnsi="Consolas"/>
           <w:sz w:val="15"/>
         </w:rPr>
-        <w:t xml:space="preserve">    """Compile + run tests ins</w:t>
-      </w:r>
-      <w:r>
-        <w:rPr>
-          <w:rFonts w:ascii="Consolas" w:hAnsi="Consolas"/>
-          <w:sz w:val="15"/>
-        </w:rPr>
-        <w:t>ide the container. Returns (passed, detail).</w:t>
+        <w:t xml:space="preserve">    """Compile + run tests inside the container. Returns (passed, detail).</w:t>
       </w:r>
       <w:r>
         <w:br/>
@@ -64366,14 +62910,7 @@
           <w:rFonts w:ascii="Consolas" w:hAnsi="Consolas"/>
           <w:sz w:val="15"/>
         </w:rPr>
-        <w:t xml:space="preserve">    m = re.search(r"F</w:t>
-      </w:r>
-      <w:r>
-        <w:rPr>
-          <w:rFonts w:ascii="Consolas" w:hAnsi="Consolas"/>
-          <w:sz w:val="15"/>
-        </w:rPr>
-        <w:t>ailing tests:\s*(\d+)", blob)</w:t>
+        <w:t xml:space="preserve">    m = re.search(r"Failing tests:\s*(\d+)", blob)</w:t>
       </w:r>
       <w:r>
         <w:br/>
@@ -64523,14 +63060,7 @@
           <w:rFonts w:ascii="Consolas" w:hAnsi="Consolas"/>
           <w:sz w:val="15"/>
         </w:rPr>
-        <w:t xml:space="preserve"> </w:t>
-      </w:r>
-      <w:r>
-        <w:rPr>
-          <w:rFonts w:ascii="Consolas" w:hAnsi="Consolas"/>
-          <w:sz w:val="15"/>
-        </w:rPr>
-        <w:t xml:space="preserve">       n_validators=args.n_validators,</w:t>
+        <w:t xml:space="preserve">        n_validators=args.n_validators,</w:t>
       </w:r>
       <w:r>
         <w:br/>
@@ -64610,14 +63140,7 @@
           <w:rFonts w:ascii="Consolas" w:hAnsi="Consolas"/>
           <w:sz w:val="15"/>
         </w:rPr>
-        <w:t xml:space="preserve">    # validat</w:t>
-      </w:r>
-      <w:r>
-        <w:rPr>
-          <w:rFonts w:ascii="Consolas" w:hAnsi="Consolas"/>
-          <w:sz w:val="15"/>
-        </w:rPr>
-        <w:t>ors receive both the original and candidate class, so their</w:t>
+        <w:t xml:space="preserve">    # validators receive both the original and candidate class, so their</w:t>
       </w:r>
       <w:r>
         <w:br/>
@@ -64698,14 +63221,7 @@
           <w:rFonts w:ascii="Consolas" w:hAnsi="Consolas"/>
           <w:sz w:val="15"/>
         </w:rPr>
-        <w:t xml:space="preserve">        from anthropic import As</w:t>
-      </w:r>
-      <w:r>
-        <w:rPr>
-          <w:rFonts w:ascii="Consolas" w:hAnsi="Consolas"/>
-          <w:sz w:val="15"/>
-        </w:rPr>
-        <w:t>yncAnthropic</w:t>
+        <w:t xml:space="preserve">        from anthropic import AsyncAnthropic</w:t>
       </w:r>
       <w:r>
         <w:br/>
@@ -64885,14 +63401,7 @@
           <w:rFonts w:ascii="Consolas" w:hAnsi="Consolas"/>
           <w:sz w:val="15"/>
         </w:rPr>
-        <w:t xml:space="preserve">      </w:t>
-      </w:r>
-      <w:r>
-        <w:rPr>
-          <w:rFonts w:ascii="Consolas" w:hAnsi="Consolas"/>
-          <w:sz w:val="15"/>
-        </w:rPr>
-        <w:t xml:space="preserve">      stack_trace=meta["trigger"],</w:t>
+        <w:t xml:space="preserve">            stack_trace=meta["trigger"],</w:t>
       </w:r>
       <w:r>
         <w:br/>
@@ -64992,14 +63501,7 @@
           <w:rFonts w:ascii="Consolas" w:hAnsi="Consolas"/>
           <w:sz w:val="15"/>
         </w:rPr>
-        <w:t xml:space="preserve">    fixed = (result.get("fi</w:t>
-      </w:r>
-      <w:r>
-        <w:rPr>
-          <w:rFonts w:ascii="Consolas" w:hAnsi="Consolas"/>
-          <w:sz w:val="15"/>
-        </w:rPr>
-        <w:t>x") or {}).get("fixed_code") if result.get("success") else None</w:t>
+        <w:t xml:space="preserve">    fixed = (result.get("fix") or {}).get("fixed_code") if result.get("success") else None</w:t>
       </w:r>
       <w:r>
         <w:br/>
@@ -65129,14 +63631,7 @@
           <w:rFonts w:ascii="Consolas" w:hAnsi="Consolas"/>
           <w:sz w:val="15"/>
         </w:rPr>
-        <w:t xml:space="preserve">        return max(blocks, key=len).str</w:t>
-      </w:r>
-      <w:r>
-        <w:rPr>
-          <w:rFonts w:ascii="Consolas" w:hAnsi="Consolas"/>
-          <w:sz w:val="15"/>
-        </w:rPr>
-        <w:t>ip()</w:t>
+        <w:t xml:space="preserve">        return max(blocks, key=len).strip()</w:t>
       </w:r>
       <w:r>
         <w:br/>
@@ -65366,14 +63861,7 @@
           <w:rFonts w:ascii="Consolas" w:hAnsi="Consolas"/>
           <w:sz w:val="15"/>
         </w:rPr>
-        <w:t xml:space="preserve">        "they appear so they can be found.</w:t>
-      </w:r>
-      <w:r>
-        <w:rPr>
-          <w:rFonts w:ascii="Consolas" w:hAnsi="Consolas"/>
-          <w:sz w:val="15"/>
-        </w:rPr>
-        <w:t xml:space="preserve"> Do not reformat or touch unrelated code.\n\n"</w:t>
+        <w:t xml:space="preserve">        "they appear so they can be found. Do not reformat or touch unrelated code.\n\n"</w:t>
       </w:r>
       <w:r>
         <w:br/>
@@ -65474,14 +63962,7 @@
           <w:rFonts w:ascii="Consolas" w:hAnsi="Consolas"/>
           <w:sz w:val="15"/>
         </w:rPr>
-        <w:t xml:space="preserve">    resp = awa</w:t>
-      </w:r>
-      <w:r>
-        <w:rPr>
-          <w:rFonts w:ascii="Consolas" w:hAnsi="Consolas"/>
-          <w:sz w:val="15"/>
-        </w:rPr>
-        <w:t>it openai_client.chat.completions.create(</w:t>
+        <w:t xml:space="preserve">    resp = await openai_client.chat.completions.create(</w:t>
       </w:r>
       <w:r>
         <w:br/>
@@ -65601,14 +64082,7 @@
           <w:rFonts w:ascii="Consolas" w:hAnsi="Consolas"/>
           <w:sz w:val="15"/>
         </w:rPr>
-        <w:t xml:space="preserve">    out = so</w:t>
-      </w:r>
-      <w:r>
-        <w:rPr>
-          <w:rFonts w:ascii="Consolas" w:hAnsi="Consolas"/>
-          <w:sz w:val="15"/>
-        </w:rPr>
-        <w:t>urce</w:t>
+        <w:t xml:space="preserve">    out = source</w:t>
       </w:r>
       <w:r>
         <w:br/>
@@ -65718,14 +64192,7 @@
           <w:rFonts w:ascii="Consolas" w:hAnsi="Consolas"/>
           <w:sz w:val="15"/>
         </w:rPr>
-        <w:t xml:space="preserve">        target = no</w:t>
-      </w:r>
-      <w:r>
-        <w:rPr>
-          <w:rFonts w:ascii="Consolas" w:hAnsi="Consolas"/>
-          <w:sz w:val="15"/>
-        </w:rPr>
-        <w:t>rm(search)</w:t>
+        <w:t xml:space="preserve">        target = norm(search)</w:t>
       </w:r>
       <w:r>
         <w:br/>
@@ -65945,14 +64412,7 @@
           <w:rFonts w:ascii="Consolas" w:hAnsi="Consolas"/>
           <w:sz w:val="15"/>
         </w:rPr>
-        <w:t xml:space="preserve">   </w:t>
-      </w:r>
-      <w:r>
-        <w:rPr>
-          <w:rFonts w:ascii="Consolas" w:hAnsi="Consolas"/>
-          <w:sz w:val="15"/>
-        </w:rPr>
-        <w:t xml:space="preserve"> from app.agents.healer_agent import FixCandidate</w:t>
+        <w:t xml:space="preserve">    from app.agents.healer_agent import FixCandidate</w:t>
       </w:r>
       <w:r>
         <w:br/>
@@ -66032,14 +64492,7 @@
           <w:rFonts w:ascii="Consolas" w:hAnsi="Consolas"/>
           <w:sz w:val="15"/>
         </w:rPr>
-        <w:t xml:space="preserve">    val_inputs</w:t>
-      </w:r>
-      <w:r>
-        <w:rPr>
-          <w:rFonts w:ascii="Consolas" w:hAnsi="Consolas"/>
-          <w:sz w:val="15"/>
-        </w:rPr>
-        <w:t xml:space="preserve"> = [ValidationInput(original_code=orig_snippet, fix_candidate=cand,</w:t>
+        <w:t xml:space="preserve">    val_inputs = [ValidationInput(original_code=orig_snippet, fix_candidate=cand,</w:t>
       </w:r>
       <w:r>
         <w:br/>
@@ -66119,14 +64572,7 @@
           <w:rFonts w:ascii="Consolas" w:hAnsi="Consolas"/>
           <w:sz w:val="15"/>
         </w:rPr>
-        <w:t xml:space="preserve">        confidence_score=0.8, language="java",</w:t>
-      </w:r>
-      <w:r>
-        <w:rPr>
-          <w:rFonts w:ascii="Consolas" w:hAnsi="Consolas"/>
-          <w:sz w:val="15"/>
-        </w:rPr>
-        <w:t xml:space="preserve"> file_path=fp, line_number=1)</w:t>
+        <w:t xml:space="preserve">        confidence_score=0.8, language="java", file_path=fp, line_number=1)</w:t>
       </w:r>
       <w:r>
         <w:br/>
@@ -66247,14 +64693,7 @@
           <w:rFonts w:ascii="Consolas" w:hAnsi="Consolas"/>
           <w:sz w:val="15"/>
         </w:rPr>
-        <w:t xml:space="preserve">async def repair_one_patch(am, openai_client, model: str, meta: Dict) </w:t>
-      </w:r>
-      <w:r>
-        <w:rPr>
-          <w:rFonts w:ascii="Consolas" w:hAnsi="Consolas"/>
-          <w:sz w:val="15"/>
-        </w:rPr>
-        <w:t>-&gt; Dict:</w:t>
+        <w:t>async def repair_one_patch(am, openai_client, model: str, meta: Dict) -&gt; Dict:</w:t>
       </w:r>
       <w:r>
         <w:br/>
@@ -66414,14 +64853,7 @@
           <w:rFonts w:ascii="Consolas" w:hAnsi="Consolas"/>
           <w:sz w:val="15"/>
         </w:rPr>
-        <w:t xml:space="preserve">    # ... [176 further lin</w:t>
-      </w:r>
-      <w:r>
-        <w:rPr>
-          <w:rFonts w:ascii="Consolas" w:hAnsi="Consolas"/>
-          <w:sz w:val="15"/>
-        </w:rPr>
-        <w:t>es omitted for brevity; full 546-line source in the released code repository]</w:t>
+        <w:t xml:space="preserve">    # ... [176 further lines omitted for brevity; full 546-line source in the released code repository]</w:t>
       </w:r>
     </w:p>
     <w:sectPr>
